--- a/public/template-incarico.docx
+++ b/public/template-incarico.docx
@@ -1,6 +1,6 @@
 
 <file path=word/document.xml><?xml version="1.0" encoding="utf-8"?>
-<w:document xmlns:o="urn:schemas-microsoft-com:office:office" xmlns:r="http://schemas.openxmlformats.org/officeDocument/2006/relationships" xmlns:v="urn:schemas-microsoft-com:vml" xmlns:w="http://schemas.openxmlformats.org/wordprocessingml/2006/main" xmlns:w10="urn:schemas-microsoft-com:office:word" xmlns:wp="http://schemas.openxmlformats.org/drawingml/2006/wordprocessingDrawing" xmlns:pic="http://schemas.openxmlformats.org/drawingml/2006/picture" xmlns:wps="http://schemas.microsoft.com/office/word/2010/wordprocessingShape" xmlns:wpg="http://schemas.microsoft.com/office/word/2010/wordprocessingGroup" xmlns:mc="http://schemas.openxmlformats.org/markup-compatibility/2006" xmlns:wp14="http://schemas.microsoft.com/office/word/2010/wordprocessingDrawing" xmlns:w14="http://schemas.microsoft.com/office/word/2010/wordml" xmlns:w15="http://schemas.microsoft.com/office/word/2012/wordml" mc:Ignorable="w14 wp14 w15">
+<w:document xmlns:o="urn:schemas-microsoft-com:office:office" xmlns:r="http://schemas.openxmlformats.org/officeDocument/2006/relationships" xmlns:v="urn:schemas-microsoft-com:vml" xmlns:w="http://schemas.openxmlformats.org/wordprocessingml/2006/main" xmlns:w10="urn:schemas-microsoft-com:office:word" xmlns:wp="http://schemas.openxmlformats.org/drawingml/2006/wordprocessingDrawing" xmlns:wps="http://schemas.microsoft.com/office/word/2010/wordprocessingShape" xmlns:wpg="http://schemas.microsoft.com/office/word/2010/wordprocessingGroup" xmlns:mc="http://schemas.openxmlformats.org/markup-compatibility/2006" xmlns:wp14="http://schemas.microsoft.com/office/word/2010/wordprocessingDrawing" xmlns:w14="http://schemas.microsoft.com/office/word/2010/wordml" xmlns:w15="http://schemas.microsoft.com/office/word/2012/wordml" mc:Ignorable="w14 wp14 w15">
   <w:body>
     <w:p>
       <w:pPr>
@@ -38,7 +38,7 @@
             <wp:extent cx="1436370" cy="1221105"/>
             <wp:effectExtent l="0" t="0" r="0" b="0"/>
             <wp:wrapSquare wrapText="largest"/>
-            <wp:docPr id="1" name="Copia Immagine1 1"/>
+            <wp:docPr id="1" name="Copia Immagine1 1" descr=""/>
             <wp:cNvGraphicFramePr>
               <a:graphicFrameLocks xmlns:a="http://schemas.openxmlformats.org/drawingml/2006/main" noChangeAspect="1"/>
             </wp:cNvGraphicFramePr>
@@ -46,14 +46,14 @@
               <a:graphicData uri="http://schemas.openxmlformats.org/drawingml/2006/picture">
                 <pic:pic xmlns:pic="http://schemas.openxmlformats.org/drawingml/2006/picture">
                   <pic:nvPicPr>
-                    <pic:cNvPr id="1" name="Copia Immagine1 1"/>
+                    <pic:cNvPr id="1" name="Copia Immagine1 1" descr=""/>
                     <pic:cNvPicPr>
                       <a:picLocks noChangeAspect="1" noChangeArrowheads="1"/>
                     </pic:cNvPicPr>
                   </pic:nvPicPr>
                   <pic:blipFill>
                     <a:blip r:embed="rId2"/>
-                    <a:srcRect l="0" t="0" r="5942" b="20026"/>
+                    <a:srcRect l="0" t="0" r="5949" b="20024"/>
                     <a:stretch>
                       <a:fillRect/>
                     </a:stretch>
@@ -66,7 +66,6 @@
                     <a:prstGeom prst="rect">
                       <a:avLst/>
                     </a:prstGeom>
-                    <a:noFill/>
                   </pic:spPr>
                 </pic:pic>
               </a:graphicData>
@@ -472,7 +471,7 @@
           <w:szCs w:val="18"/>
           <w:shd w:fill="FFFFFF" w:val="clear"/>
         </w:rPr>
-        <w:t>Gent.le {committente_nome}{committente_cognome}</w:t>
+        <w:t>Gent.le {committente_nome} {committente_cognome}</w:t>
       </w:r>
     </w:p>
     <w:p>
@@ -697,6 +696,43 @@
           <w:shd w:fill="FFFFFF" w:val="clear"/>
         </w:rPr>
         <w:t xml:space="preserve">mediante l’ausilio del </w:t>
+      </w:r>
+      <w:r>
+        <w:rPr>
+          <w:rStyle w:val="Carpredefinitoparagrafo"/>
+          <w:rFonts w:eastAsia="Courier New" w:cs="Courier New" w:ascii="Helvetica" w:hAnsi="Helvetica"/>
+          <w:b/>
+          <w:bCs/>
+          <w:color w:val="4D4D4D"/>
+          <w:sz w:val="18"/>
+          <w:szCs w:val="18"/>
+          <w:shd w:fill="FFFFFF" w:val="clear"/>
+        </w:rPr>
+        <w:t>{collaboratore_nome}</w:t>
+      </w:r>
+      <w:r>
+        <w:rPr>
+          <w:rStyle w:val="Carpredefinitoparagrafo"/>
+          <w:rFonts w:eastAsia="Courier New" w:cs="Courier New" w:ascii="Helvetica" w:hAnsi="Helvetica"/>
+          <w:b w:val="false"/>
+          <w:bCs w:val="false"/>
+          <w:color w:val="4D4D4D"/>
+          <w:sz w:val="18"/>
+          <w:szCs w:val="18"/>
+          <w:shd w:fill="FFFFFF" w:val="clear"/>
+        </w:rPr>
+        <w:t>,</w:t>
+      </w:r>
+      <w:r>
+        <w:rPr>
+          <w:rStyle w:val="Carpredefinitoparagrafo"/>
+          <w:rFonts w:eastAsia="Courier New" w:cs="Courier New" w:ascii="Helvetica" w:hAnsi="Helvetica"/>
+          <w:color w:val="4D4D4D"/>
+          <w:sz w:val="18"/>
+          <w:szCs w:val="18"/>
+          <w:shd w:fill="FFFFFF" w:val="clear"/>
+        </w:rPr>
+        <w:t xml:space="preserve"> </w:t>
       </w:r>
       <w:r>
         <w:rPr>
@@ -709,7 +745,7 @@
           <w:shd w:fill="FFFFFF" w:val="clear"/>
           <w:lang w:val="it-IT" w:eastAsia="zh-CN" w:bidi="hi-IN"/>
         </w:rPr>
-        <w:t xml:space="preserve">{collaboratore_descrizione}. </w:t>
+        <w:t xml:space="preserve">{collaboratore_descrizione} </w:t>
       </w:r>
     </w:p>
     <w:p>
@@ -829,7 +865,7 @@
     <w:p>
       <w:pPr>
         <w:pStyle w:val="Normal"/>
-        <w:jc w:val="both"/>
+        <w:jc w:val="left"/>
         <w:rPr/>
       </w:pPr>
       <w:r>
@@ -1110,183 +1146,364 @@
     <w:p>
       <w:pPr>
         <w:pStyle w:val="Normal"/>
-        <w:jc w:val="right"/>
-        <w:rPr>
-          <w:highlight w:val="none"/>
-          <w:shd w:fill="auto" w:val="clear"/>
-        </w:rPr>
-      </w:pPr>
-      <w:r>
-        <w:rPr>
-          <w:rFonts w:eastAsia="Courier New" w:cs="Courier New" w:ascii="Helvetica" w:hAnsi="Helvetica"/>
-          <w:b/>
-          <w:bCs/>
-          <w:color w:val="4D4D4D"/>
-          <w:sz w:val="20"/>
-          <w:szCs w:val="20"/>
-          <w:shd w:fill="auto" w:val="clear"/>
-        </w:rPr>
-        <w:t>TOTALE {importo_totale}</w:t>
-      </w:r>
-    </w:p>
-    <w:p>
-      <w:pPr>
-        <w:pStyle w:val="Normal"/>
-        <w:jc w:val="right"/>
-        <w:rPr>
-          <w:highlight w:val="none"/>
-          <w:shd w:fill="auto" w:val="clear"/>
-        </w:rPr>
-      </w:pPr>
-      <w:r>
-        <w:rPr>
-          <w:rFonts w:eastAsia="Courier New" w:cs="Courier New" w:ascii="Helvetica" w:hAnsi="Helvetica"/>
-          <w:b w:val="false"/>
-          <w:bCs w:val="false"/>
-          <w:color w:val="4D4D4D"/>
+        <w:jc w:val="both"/>
+        <w:rPr>
+          <w:rStyle w:val="Carpredefinitoparagrafo"/>
+          <w:rFonts w:ascii="Helvetica" w:hAnsi="Helvetica" w:eastAsia="Courier New" w:cs="Courier New"/>
+          <w:color w:val="4D4D4D"/>
+          <w:kern w:val="2"/>
           <w:sz w:val="18"/>
           <w:szCs w:val="18"/>
           <w:shd w:fill="auto" w:val="clear"/>
-        </w:rPr>
-        <w:t>({importo_netto} + i.v.a. 22%)</w:t>
-      </w:r>
-    </w:p>
-    <w:p>
-      <w:pPr>
-        <w:pStyle w:val="Normal"/>
-        <w:jc w:val="right"/>
-        <w:rPr>
-          <w:rFonts w:ascii="Helvetica" w:hAnsi="Helvetica" w:eastAsia="Courier New" w:cs="Courier New"/>
-          <w:b/>
-          <w:bCs/>
-          <w:color w:val="4D4D4D"/>
-          <w:sz w:val="20"/>
-          <w:szCs w:val="20"/>
-          <w:shd w:fill="FFFFFF" w:val="clear"/>
-        </w:rPr>
-      </w:pPr>
-      <w:r>
-        <w:rPr>
-          <w:rFonts w:eastAsia="Courier New" w:cs="Courier New" w:ascii="Helvetica" w:hAnsi="Helvetica"/>
-          <w:b/>
-          <w:bCs/>
-          <w:color w:val="4D4D4D"/>
-          <w:sz w:val="20"/>
-          <w:szCs w:val="20"/>
-          <w:shd w:fill="FFFFFF" w:val="clear"/>
-        </w:rPr>
-        <w:t xml:space="preserve"> </w:t>
-      </w:r>
-    </w:p>
-    <w:p>
-      <w:pPr>
-        <w:pStyle w:val="Normal"/>
-        <w:jc w:val="right"/>
-        <w:rPr>
-          <w:rFonts w:ascii="Helvetica" w:hAnsi="Helvetica" w:eastAsia="Courier New" w:cs="Courier New"/>
-          <w:color w:val="4D4D4D"/>
+          <w:lang w:val="it-IT" w:eastAsia="zh-CN" w:bidi="hi-IN"/>
+        </w:rPr>
+      </w:pPr>
+      <w:r>
+        <w:rPr>
+          <w:rFonts w:eastAsia="Courier New" w:cs="Courier New" w:ascii="Helvetica" w:hAnsi="Helvetica"/>
+          <w:color w:val="4D4D4D"/>
+          <w:kern w:val="2"/>
           <w:sz w:val="18"/>
           <w:szCs w:val="18"/>
-          <w:shd w:fill="FFFFFF" w:val="clear"/>
-        </w:rPr>
-      </w:pPr>
-      <w:r>
-        <w:rPr>
-          <w:rFonts w:eastAsia="Courier New" w:cs="Courier New" w:ascii="Helvetica" w:hAnsi="Helvetica"/>
-          <w:color w:val="4D4D4D"/>
+          <w:shd w:fill="auto" w:val="clear"/>
+          <w:lang w:val="it-IT" w:eastAsia="zh-CN" w:bidi="hi-IN"/>
+        </w:rPr>
+      </w:r>
+    </w:p>
+    <w:p>
+      <w:pPr>
+        <w:pStyle w:val="Normal"/>
+        <w:jc w:val="both"/>
+        <w:rPr>
+          <w:rStyle w:val="Carpredefinitoparagrafo"/>
+          <w:rFonts w:ascii="Helvetica" w:hAnsi="Helvetica" w:eastAsia="Courier New" w:cs="Courier New"/>
+          <w:color w:val="4D4D4D"/>
+          <w:kern w:val="2"/>
           <w:sz w:val="18"/>
           <w:szCs w:val="18"/>
+          <w:shd w:fill="auto" w:val="clear"/>
+          <w:lang w:val="it-IT" w:eastAsia="zh-CN" w:bidi="hi-IN"/>
+        </w:rPr>
+      </w:pPr>
+      <w:r>
+        <w:rPr>
+          <w:rFonts w:eastAsia="Courier New" w:cs="Courier New" w:ascii="Helvetica" w:hAnsi="Helvetica"/>
+          <w:color w:val="4D4D4D"/>
+          <w:kern w:val="2"/>
+          <w:sz w:val="18"/>
+          <w:szCs w:val="18"/>
+          <w:shd w:fill="auto" w:val="clear"/>
+          <w:lang w:val="it-IT" w:eastAsia="zh-CN" w:bidi="hi-IN"/>
+        </w:rPr>
+      </w:r>
+    </w:p>
+    <w:p>
+      <w:pPr>
+        <w:pStyle w:val="Normal"/>
+        <w:jc w:val="both"/>
+        <w:rPr>
+          <w:rStyle w:val="Carpredefinitoparagrafo"/>
+          <w:rFonts w:ascii="Helvetica" w:hAnsi="Helvetica" w:eastAsia="Courier New" w:cs="Courier New"/>
+          <w:color w:val="4D4D4D"/>
+          <w:kern w:val="2"/>
+          <w:sz w:val="18"/>
+          <w:szCs w:val="18"/>
+          <w:shd w:fill="auto" w:val="clear"/>
+          <w:lang w:val="it-IT" w:eastAsia="zh-CN" w:bidi="hi-IN"/>
+        </w:rPr>
+      </w:pPr>
+      <w:r>
+        <w:rPr>
+          <w:rFonts w:eastAsia="Courier New" w:cs="Courier New" w:ascii="Helvetica" w:hAnsi="Helvetica"/>
+          <w:color w:val="4D4D4D"/>
+          <w:kern w:val="2"/>
+          <w:sz w:val="18"/>
+          <w:szCs w:val="18"/>
+          <w:shd w:fill="auto" w:val="clear"/>
+          <w:lang w:val="it-IT" w:eastAsia="zh-CN" w:bidi="hi-IN"/>
+        </w:rPr>
+      </w:r>
+    </w:p>
+    <w:p>
+      <w:pPr>
+        <w:pStyle w:val="Normal"/>
+        <w:jc w:val="both"/>
+        <w:rPr>
+          <w:rStyle w:val="Carpredefinitoparagrafo"/>
+          <w:rFonts w:ascii="Helvetica" w:hAnsi="Helvetica" w:eastAsia="Courier New" w:cs="Courier New"/>
+          <w:color w:val="4D4D4D"/>
+          <w:kern w:val="2"/>
+          <w:sz w:val="18"/>
+          <w:szCs w:val="18"/>
+          <w:shd w:fill="auto" w:val="clear"/>
+          <w:lang w:val="it-IT" w:eastAsia="zh-CN" w:bidi="hi-IN"/>
+        </w:rPr>
+      </w:pPr>
+      <w:r>
+        <w:rPr>
+          <w:rFonts w:eastAsia="Courier New" w:cs="Courier New" w:ascii="Helvetica" w:hAnsi="Helvetica"/>
+          <w:color w:val="4D4D4D"/>
+          <w:kern w:val="2"/>
+          <w:sz w:val="18"/>
+          <w:szCs w:val="18"/>
+          <w:shd w:fill="auto" w:val="clear"/>
+          <w:lang w:val="it-IT" w:eastAsia="zh-CN" w:bidi="hi-IN"/>
+        </w:rPr>
+      </w:r>
+    </w:p>
+    <w:p>
+      <w:pPr>
+        <w:pStyle w:val="Normal"/>
+        <w:jc w:val="both"/>
+        <w:rPr>
+          <w:rStyle w:val="Carpredefinitoparagrafo"/>
+          <w:rFonts w:ascii="Helvetica" w:hAnsi="Helvetica" w:eastAsia="Courier New" w:cs="Courier New"/>
+          <w:b/>
+          <w:bCs/>
+          <w:color w:val="4D4D4D"/>
+          <w:kern w:val="2"/>
+          <w:sz w:val="18"/>
+          <w:szCs w:val="18"/>
+          <w:shd w:fill="FFFFFF" w:val="clear"/>
+          <w:lang w:val="it-IT" w:eastAsia="zh-CN" w:bidi="hi-IN"/>
+        </w:rPr>
+      </w:pPr>
+      <w:r>
+        <w:rPr>
+          <w:rFonts w:eastAsia="Courier New" w:cs="Courier New" w:ascii="Helvetica" w:hAnsi="Helvetica"/>
+          <w:b/>
+          <w:bCs/>
+          <w:color w:val="4D4D4D"/>
+          <w:kern w:val="2"/>
+          <w:sz w:val="18"/>
+          <w:szCs w:val="18"/>
+          <w:shd w:fill="FFFFFF" w:val="clear"/>
+          <w:lang w:val="it-IT" w:eastAsia="zh-CN" w:bidi="hi-IN"/>
+        </w:rPr>
+      </w:r>
+    </w:p>
+    <w:p>
+      <w:pPr>
+        <w:pStyle w:val="Normal"/>
+        <w:jc w:val="right"/>
+        <w:rPr>
+          <w:rFonts w:ascii="Helvetica" w:hAnsi="Helvetica" w:eastAsia="Courier New" w:cs="Courier New"/>
+          <w:b/>
+          <w:bCs/>
+          <w:color w:val="4D4D4D"/>
+          <w:sz w:val="20"/>
+          <w:szCs w:val="20"/>
+          <w:shd w:fill="FFFFFF" w:val="clear"/>
+        </w:rPr>
+      </w:pPr>
+      <w:r>
+        <w:rPr>
+          <w:rFonts w:eastAsia="Courier New" w:cs="Courier New" w:ascii="Helvetica" w:hAnsi="Helvetica"/>
+          <w:b/>
+          <w:bCs/>
+          <w:color w:val="4D4D4D"/>
+          <w:sz w:val="20"/>
+          <w:szCs w:val="20"/>
+          <w:shd w:fill="FFFFFF" w:val="clear"/>
+        </w:rPr>
+      </w:r>
+    </w:p>
+    <w:p>
+      <w:pPr>
+        <w:pStyle w:val="Normal"/>
+        <w:jc w:val="right"/>
+        <w:rPr>
+          <w:rFonts w:ascii="Helvetica" w:hAnsi="Helvetica" w:eastAsia="Courier New" w:cs="Courier New"/>
+          <w:b/>
+          <w:bCs/>
+          <w:color w:val="4D4D4D"/>
+          <w:sz w:val="20"/>
+          <w:szCs w:val="20"/>
+          <w:shd w:fill="FFFFFF" w:val="clear"/>
+        </w:rPr>
+      </w:pPr>
+      <w:r>
+        <w:rPr>
+          <w:rFonts w:eastAsia="Courier New" w:cs="Courier New" w:ascii="Helvetica" w:hAnsi="Helvetica"/>
+          <w:b/>
+          <w:bCs/>
+          <w:color w:val="4D4D4D"/>
+          <w:sz w:val="20"/>
+          <w:szCs w:val="20"/>
+          <w:shd w:fill="FFFFFF" w:val="clear"/>
+        </w:rPr>
+      </w:r>
+    </w:p>
+    <w:p>
+      <w:pPr>
+        <w:pStyle w:val="Normal"/>
+        <w:jc w:val="right"/>
+        <w:rPr>
+          <w:rFonts w:ascii="Helvetica" w:hAnsi="Helvetica" w:eastAsia="Courier New" w:cs="Courier New"/>
+          <w:b/>
+          <w:bCs/>
+          <w:color w:val="4D4D4D"/>
+          <w:sz w:val="20"/>
+          <w:szCs w:val="20"/>
+          <w:shd w:fill="FFFFFF" w:val="clear"/>
+        </w:rPr>
+      </w:pPr>
+      <w:r>
+        <w:rPr>
+          <w:rFonts w:eastAsia="Courier New" w:cs="Courier New" w:ascii="Helvetica" w:hAnsi="Helvetica"/>
+          <w:b/>
+          <w:bCs/>
+          <w:color w:val="4D4D4D"/>
+          <w:sz w:val="20"/>
+          <w:szCs w:val="20"/>
+          <w:shd w:fill="FFFFFF" w:val="clear"/>
+        </w:rPr>
+      </w:r>
+    </w:p>
+    <w:p>
+      <w:pPr>
+        <w:pStyle w:val="Normal"/>
+        <w:jc w:val="right"/>
+        <w:rPr>
+          <w:rFonts w:ascii="Helvetica" w:hAnsi="Helvetica" w:eastAsia="Courier New" w:cs="Courier New"/>
+          <w:b/>
+          <w:bCs/>
+          <w:color w:val="4D4D4D"/>
+          <w:sz w:val="20"/>
+          <w:szCs w:val="20"/>
+          <w:shd w:fill="FFFFFF" w:val="clear"/>
+        </w:rPr>
+      </w:pPr>
+      <w:r>
+        <w:rPr>
+          <w:rFonts w:eastAsia="Courier New" w:cs="Courier New" w:ascii="Helvetica" w:hAnsi="Helvetica"/>
+          <w:b/>
+          <w:bCs/>
+          <w:color w:val="4D4D4D"/>
+          <w:sz w:val="20"/>
+          <w:szCs w:val="20"/>
+          <w:shd w:fill="FFFFFF" w:val="clear"/>
+        </w:rPr>
+      </w:r>
+    </w:p>
+    <w:p>
+      <w:pPr>
+        <w:pStyle w:val="Normal"/>
+        <w:jc w:val="right"/>
+        <w:rPr>
+          <w:rFonts w:ascii="Helvetica" w:hAnsi="Helvetica" w:eastAsia="Courier New" w:cs="Courier New"/>
+          <w:b/>
+          <w:bCs/>
+          <w:color w:val="4D4D4D"/>
+          <w:sz w:val="20"/>
+          <w:szCs w:val="20"/>
+          <w:shd w:fill="FFFFFF" w:val="clear"/>
+        </w:rPr>
+      </w:pPr>
+      <w:r>
+        <w:rPr>
+          <w:rFonts w:eastAsia="Courier New" w:cs="Courier New" w:ascii="Helvetica" w:hAnsi="Helvetica"/>
+          <w:b/>
+          <w:bCs/>
+          <w:color w:val="4D4D4D"/>
+          <w:sz w:val="20"/>
+          <w:szCs w:val="20"/>
+          <w:shd w:fill="FFFFFF" w:val="clear"/>
+        </w:rPr>
+      </w:r>
+    </w:p>
+    <w:p>
+      <w:pPr>
+        <w:pStyle w:val="Normal"/>
+        <w:jc w:val="right"/>
+        <w:rPr>
+          <w:highlight w:val="none"/>
+          <w:shd w:fill="auto" w:val="clear"/>
+        </w:rPr>
+      </w:pPr>
+      <w:r>
+        <w:rPr>
+          <w:rFonts w:eastAsia="Courier New" w:cs="Courier New" w:ascii="Helvetica" w:hAnsi="Helvetica"/>
+          <w:b/>
+          <w:bCs/>
+          <w:color w:val="4D4D4D"/>
+          <w:sz w:val="20"/>
+          <w:szCs w:val="20"/>
+          <w:shd w:fill="auto" w:val="clear"/>
+        </w:rPr>
+        <w:t>TOTALE {importo_totale}</w:t>
+      </w:r>
+    </w:p>
+    <w:p>
+      <w:pPr>
+        <w:pStyle w:val="Normal"/>
+        <w:jc w:val="right"/>
+        <w:rPr>
+          <w:highlight w:val="none"/>
+          <w:shd w:fill="auto" w:val="clear"/>
+        </w:rPr>
+      </w:pPr>
+      <w:r>
+        <w:rPr>
+          <w:rFonts w:eastAsia="Courier New" w:cs="Courier New" w:ascii="Helvetica" w:hAnsi="Helvetica"/>
+          <w:b w:val="false"/>
+          <w:bCs w:val="false"/>
+          <w:color w:val="4D4D4D"/>
+          <w:sz w:val="18"/>
+          <w:szCs w:val="18"/>
+          <w:shd w:fill="auto" w:val="clear"/>
+        </w:rPr>
+        <w:t>({importo_netto} + i.v.a. 22%)</w:t>
+      </w:r>
+    </w:p>
+    <w:p>
+      <w:pPr>
+        <w:pStyle w:val="Normal"/>
+        <w:jc w:val="right"/>
+        <w:rPr>
+          <w:rFonts w:ascii="Helvetica" w:hAnsi="Helvetica" w:eastAsia="Courier New" w:cs="Courier New"/>
+          <w:b/>
+          <w:bCs/>
+          <w:color w:val="4D4D4D"/>
+          <w:sz w:val="20"/>
+          <w:szCs w:val="20"/>
+          <w:shd w:fill="FFFFFF" w:val="clear"/>
+        </w:rPr>
+      </w:pPr>
+      <w:r>
+        <w:rPr>
+          <w:rFonts w:eastAsia="Courier New" w:cs="Courier New" w:ascii="Helvetica" w:hAnsi="Helvetica"/>
+          <w:b/>
+          <w:bCs/>
+          <w:color w:val="4D4D4D"/>
+          <w:sz w:val="20"/>
+          <w:szCs w:val="20"/>
+          <w:shd w:fill="FFFFFF" w:val="clear"/>
+        </w:rPr>
+        <w:t xml:space="preserve"> </w:t>
+      </w:r>
+    </w:p>
+    <w:p>
+      <w:pPr>
+        <w:pStyle w:val="Normal"/>
+        <w:jc w:val="right"/>
+        <w:rPr>
+          <w:rFonts w:ascii="Helvetica" w:hAnsi="Helvetica" w:eastAsia="Courier New" w:cs="Courier New"/>
+          <w:color w:val="4D4D4D"/>
+          <w:sz w:val="18"/>
+          <w:szCs w:val="18"/>
+          <w:shd w:fill="FFFFFF" w:val="clear"/>
+        </w:rPr>
+      </w:pPr>
+      <w:r>
+        <w:rPr>
+          <w:rFonts w:eastAsia="Courier New" w:cs="Courier New" w:ascii="Helvetica" w:hAnsi="Helvetica"/>
+          <w:color w:val="4D4D4D"/>
+          <w:sz w:val="18"/>
+          <w:szCs w:val="18"/>
           <w:shd w:fill="FFFFFF" w:val="clear"/>
         </w:rPr>
         <w:t>Sono escluse sanzioni, diritti di segreteria e spese vive.</w:t>
-      </w:r>
-    </w:p>
-    <w:p>
-      <w:pPr>
-        <w:pStyle w:val="Normal"/>
-        <w:jc w:val="both"/>
-        <w:rPr>
-          <w:rFonts w:ascii="Helvetica" w:hAnsi="Helvetica" w:eastAsia="Courier New" w:cs="Courier New"/>
-          <w:color w:val="4D4D4D"/>
-          <w:sz w:val="20"/>
-          <w:szCs w:val="20"/>
-          <w:shd w:fill="FFFFFF" w:val="clear"/>
-        </w:rPr>
-      </w:pPr>
-      <w:r>
-        <w:rPr>
-          <w:rFonts w:eastAsia="Courier New" w:cs="Courier New" w:ascii="Helvetica" w:hAnsi="Helvetica"/>
-          <w:color w:val="4D4D4D"/>
-          <w:sz w:val="20"/>
-          <w:szCs w:val="20"/>
-          <w:shd w:fill="FFFFFF" w:val="clear"/>
-        </w:rPr>
-      </w:r>
-    </w:p>
-    <w:p>
-      <w:pPr>
-        <w:pStyle w:val="Normal"/>
-        <w:jc w:val="both"/>
-        <w:rPr>
-          <w:rFonts w:ascii="Helvetica" w:hAnsi="Helvetica" w:eastAsia="Courier New" w:cs="Courier New"/>
-          <w:color w:val="4D4D4D"/>
-          <w:sz w:val="20"/>
-          <w:szCs w:val="20"/>
-          <w:shd w:fill="FFFFFF" w:val="clear"/>
-        </w:rPr>
-      </w:pPr>
-      <w:r>
-        <w:rPr>
-          <w:rFonts w:eastAsia="Courier New" w:cs="Courier New" w:ascii="Helvetica" w:hAnsi="Helvetica"/>
-          <w:color w:val="4D4D4D"/>
-          <w:sz w:val="20"/>
-          <w:szCs w:val="20"/>
-          <w:shd w:fill="FFFFFF" w:val="clear"/>
-        </w:rPr>
-      </w:r>
-    </w:p>
-    <w:p>
-      <w:pPr>
-        <w:pStyle w:val="Normal"/>
-        <w:jc w:val="both"/>
-        <w:rPr>
-          <w:rFonts w:ascii="Helvetica" w:hAnsi="Helvetica" w:eastAsia="Courier New" w:cs="Courier New"/>
-          <w:color w:val="4D4D4D"/>
-          <w:sz w:val="20"/>
-          <w:szCs w:val="20"/>
-          <w:shd w:fill="FFFFFF" w:val="clear"/>
-        </w:rPr>
-      </w:pPr>
-      <w:r>
-        <w:rPr>
-          <w:rFonts w:eastAsia="Courier New" w:cs="Courier New" w:ascii="Helvetica" w:hAnsi="Helvetica"/>
-          <w:color w:val="4D4D4D"/>
-          <w:sz w:val="20"/>
-          <w:szCs w:val="20"/>
-          <w:shd w:fill="FFFFFF" w:val="clear"/>
-        </w:rPr>
-      </w:r>
-    </w:p>
-    <w:p>
-      <w:pPr>
-        <w:pStyle w:val="Normal"/>
-        <w:jc w:val="both"/>
-        <w:rPr>
-          <w:rFonts w:ascii="Helvetica" w:hAnsi="Helvetica" w:eastAsia="Courier New" w:cs="Courier New"/>
-          <w:color w:val="4D4D4D"/>
-          <w:sz w:val="20"/>
-          <w:szCs w:val="20"/>
-          <w:shd w:fill="FFFFFF" w:val="clear"/>
-        </w:rPr>
-      </w:pPr>
-      <w:r>
-        <w:rPr>
-          <w:rFonts w:eastAsia="Courier New" w:cs="Courier New" w:ascii="Helvetica" w:hAnsi="Helvetica"/>
-          <w:color w:val="4D4D4D"/>
-          <w:sz w:val="20"/>
-          <w:szCs w:val="20"/>
-          <w:shd w:fill="FFFFFF" w:val="clear"/>
-        </w:rPr>
       </w:r>
     </w:p>
     <w:p>
@@ -1399,19 +1616,16 @@
           <w:shd w:fill="auto" w:val="clear"/>
           <w:lang w:val="it-IT" w:eastAsia="zh-CN" w:bidi="hi-IN"/>
         </w:rPr>
-        <w:t xml:space="preserve">- Sanzione amministrativa SCIA  € 1.238,00 </w:t>
-      </w:r>
-    </w:p>
-    <w:p>
-      <w:pPr>
-        <w:pStyle w:val="Normal"/>
-        <w:jc w:val="both"/>
-        <w:rPr/>
-      </w:pPr>
-      <w:r>
-        <w:rPr>
-          <w:rStyle w:val="Carpredefinitoparagrafo"/>
-          <w:rFonts w:eastAsia="Courier New" w:cs="Courier New" w:ascii="Helvetica" w:hAnsi="Helvetica"/>
+        <w:t xml:space="preserve">- </w:t>
+      </w:r>
+    </w:p>
+    <w:p>
+      <w:pPr>
+        <w:pStyle w:val="Normal"/>
+        <w:jc w:val="both"/>
+        <w:rPr>
+          <w:rStyle w:val="Carpredefinitoparagrafo"/>
+          <w:rFonts w:ascii="Helvetica" w:hAnsi="Helvetica" w:eastAsia="Courier New" w:cs="Courier New"/>
           <w:color w:val="4D4D4D"/>
           <w:kern w:val="2"/>
           <w:sz w:val="18"/>
@@ -1419,23 +1633,9 @@
           <w:shd w:fill="auto" w:val="clear"/>
           <w:lang w:val="it-IT" w:eastAsia="zh-CN" w:bidi="hi-IN"/>
         </w:rPr>
-        <w:t>- Diritti di segreteria SCIA  € 250,00</w:t>
-      </w:r>
-    </w:p>
-    <w:p>
-      <w:pPr>
-        <w:pStyle w:val="Normal"/>
-        <w:jc w:val="both"/>
-        <w:rPr>
-          <w:rStyle w:val="Carpredefinitoparagrafo"/>
-          <w:sz w:val="18"/>
-          <w:szCs w:val="18"/>
-          <w:shd w:fill="FFFF00" w:val="clear"/>
-        </w:rPr>
-      </w:pPr>
-      <w:r>
-        <w:rPr>
-          <w:rStyle w:val="Carpredefinitoparagrafo"/>
+      </w:pPr>
+      <w:r>
+        <w:rPr>
           <w:rFonts w:eastAsia="Courier New" w:cs="Courier New" w:ascii="Helvetica" w:hAnsi="Helvetica"/>
           <w:color w:val="4D4D4D"/>
           <w:kern w:val="2"/>
@@ -1444,24 +1644,15 @@
           <w:shd w:fill="auto" w:val="clear"/>
           <w:lang w:val="it-IT" w:eastAsia="zh-CN" w:bidi="hi-IN"/>
         </w:rPr>
-        <w:t>- Diritti catastali  € 70,00</w:t>
-      </w:r>
-    </w:p>
-    <w:p>
-      <w:pPr>
-        <w:pStyle w:val="Normal"/>
-        <w:jc w:val="both"/>
-        <w:rPr>
-          <w:rStyle w:val="Carpredefinitoparagrafo"/>
-          <w:sz w:val="18"/>
-          <w:szCs w:val="18"/>
-          <w:shd w:fill="FFFF00" w:val="clear"/>
-        </w:rPr>
-      </w:pPr>
-      <w:r>
-        <w:rPr>
-          <w:rStyle w:val="Carpredefinitoparagrafo"/>
-          <w:rFonts w:eastAsia="Courier New" w:cs="Courier New" w:ascii="Helvetica" w:hAnsi="Helvetica"/>
+      </w:r>
+    </w:p>
+    <w:p>
+      <w:pPr>
+        <w:pStyle w:val="Normal"/>
+        <w:jc w:val="both"/>
+        <w:rPr>
+          <w:rStyle w:val="Carpredefinitoparagrafo"/>
+          <w:rFonts w:ascii="Helvetica" w:hAnsi="Helvetica" w:eastAsia="Courier New" w:cs="Courier New"/>
           <w:color w:val="4D4D4D"/>
           <w:kern w:val="2"/>
           <w:sz w:val="18"/>
@@ -1469,7 +1660,44 @@
           <w:shd w:fill="auto" w:val="clear"/>
           <w:lang w:val="it-IT" w:eastAsia="zh-CN" w:bidi="hi-IN"/>
         </w:rPr>
-        <w:t>- Marca da bollo  € 16,00</w:t>
+      </w:pPr>
+      <w:r>
+        <w:rPr>
+          <w:rFonts w:eastAsia="Courier New" w:cs="Courier New" w:ascii="Helvetica" w:hAnsi="Helvetica"/>
+          <w:color w:val="4D4D4D"/>
+          <w:kern w:val="2"/>
+          <w:sz w:val="18"/>
+          <w:szCs w:val="18"/>
+          <w:shd w:fill="auto" w:val="clear"/>
+          <w:lang w:val="it-IT" w:eastAsia="zh-CN" w:bidi="hi-IN"/>
+        </w:rPr>
+      </w:r>
+    </w:p>
+    <w:p>
+      <w:pPr>
+        <w:pStyle w:val="Normal"/>
+        <w:jc w:val="both"/>
+        <w:rPr>
+          <w:rStyle w:val="Carpredefinitoparagrafo"/>
+          <w:rFonts w:ascii="Helvetica" w:hAnsi="Helvetica" w:eastAsia="Courier New" w:cs="Courier New"/>
+          <w:color w:val="4D4D4D"/>
+          <w:kern w:val="2"/>
+          <w:sz w:val="18"/>
+          <w:szCs w:val="18"/>
+          <w:shd w:fill="auto" w:val="clear"/>
+          <w:lang w:val="it-IT" w:eastAsia="zh-CN" w:bidi="hi-IN"/>
+        </w:rPr>
+      </w:pPr>
+      <w:r>
+        <w:rPr>
+          <w:rFonts w:eastAsia="Courier New" w:cs="Courier New" w:ascii="Helvetica" w:hAnsi="Helvetica"/>
+          <w:color w:val="4D4D4D"/>
+          <w:kern w:val="2"/>
+          <w:sz w:val="18"/>
+          <w:szCs w:val="18"/>
+          <w:shd w:fill="auto" w:val="clear"/>
+          <w:lang w:val="it-IT" w:eastAsia="zh-CN" w:bidi="hi-IN"/>
+        </w:rPr>
       </w:r>
     </w:p>
     <w:p>
@@ -1517,82 +1745,7 @@
       <w:pPr>
         <w:pStyle w:val="Normal"/>
         <w:jc w:val="both"/>
-        <w:rPr>
-          <w:rFonts w:ascii="Helvetica" w:hAnsi="Helvetica" w:eastAsia="Courier New" w:cs="Courier New"/>
-          <w:color w:val="4D4D4D"/>
-          <w:sz w:val="20"/>
-          <w:szCs w:val="20"/>
-          <w:shd w:fill="FFFFFF" w:val="clear"/>
-        </w:rPr>
-      </w:pPr>
-      <w:r>
-        <w:rPr>
-          <w:rFonts w:eastAsia="Courier New" w:cs="Courier New" w:ascii="Helvetica" w:hAnsi="Helvetica"/>
-          <w:color w:val="4D4D4D"/>
-          <w:sz w:val="20"/>
-          <w:szCs w:val="20"/>
-          <w:shd w:fill="FFFFFF" w:val="clear"/>
-        </w:rPr>
-      </w:r>
-    </w:p>
-    <w:p>
-      <w:pPr>
-        <w:pStyle w:val="Normal"/>
-        <w:jc w:val="both"/>
-        <w:rPr>
-          <w:rFonts w:ascii="Helvetica" w:hAnsi="Helvetica" w:eastAsia="Courier New" w:cs="Courier New"/>
-          <w:color w:val="4D4D4D"/>
-          <w:sz w:val="20"/>
-          <w:szCs w:val="20"/>
-          <w:shd w:fill="FFFFFF" w:val="clear"/>
-        </w:rPr>
-      </w:pPr>
-      <w:r>
-        <w:rPr>
-          <w:rFonts w:eastAsia="Courier New" w:cs="Courier New" w:ascii="Helvetica" w:hAnsi="Helvetica"/>
-          <w:color w:val="4D4D4D"/>
-          <w:sz w:val="20"/>
-          <w:szCs w:val="20"/>
-          <w:shd w:fill="FFFFFF" w:val="clear"/>
-        </w:rPr>
-      </w:r>
-    </w:p>
-    <w:p>
-      <w:pPr>
-        <w:pStyle w:val="Normal"/>
-        <w:jc w:val="both"/>
-        <w:rPr>
-          <w:rFonts w:ascii="Helvetica" w:hAnsi="Helvetica" w:eastAsia="Courier New" w:cs="Courier New"/>
-          <w:color w:val="4D4D4D"/>
-          <w:sz w:val="20"/>
-          <w:szCs w:val="20"/>
-          <w:shd w:fill="FFFFFF" w:val="clear"/>
-        </w:rPr>
-      </w:pPr>
-      <w:r>
-        <w:rPr>
-          <w:rFonts w:eastAsia="Courier New" w:cs="Courier New" w:ascii="Helvetica" w:hAnsi="Helvetica"/>
-          <w:color w:val="4D4D4D"/>
-          <w:sz w:val="20"/>
-          <w:szCs w:val="20"/>
-          <w:shd w:fill="FFFFFF" w:val="clear"/>
-        </w:rPr>
-      </w:r>
-    </w:p>
-    <w:p>
-      <w:pPr>
-        <w:pStyle w:val="Normal"/>
-        <w:jc w:val="both"/>
-        <w:rPr>
-          <w:rStyle w:val="Carpredefinitoparagrafo"/>
-          <w:rFonts w:ascii="Helvetica" w:hAnsi="Helvetica" w:eastAsia="Courier New" w:cs="Courier New"/>
-          <w:color w:val="4D4D4D"/>
-          <w:kern w:val="2"/>
-          <w:sz w:val="20"/>
-          <w:szCs w:val="20"/>
-          <w:shd w:fill="FFFFFF" w:val="clear"/>
-          <w:lang w:val="it-IT" w:eastAsia="zh-CN" w:bidi="hi-IN"/>
-        </w:rPr>
+        <w:rPr/>
       </w:pPr>
       <w:r>
         <w:rPr>
@@ -1617,10 +1770,12 @@
         <w:rPr>
           <w:rStyle w:val="Carpredefinitoparagrafo"/>
           <w:rFonts w:ascii="Helvetica" w:hAnsi="Helvetica" w:eastAsia="Courier New" w:cs="Courier New"/>
+          <w:b/>
+          <w:bCs/>
           <w:color w:val="4D4D4D"/>
           <w:kern w:val="2"/>
-          <w:sz w:val="20"/>
-          <w:szCs w:val="20"/>
+          <w:sz w:val="18"/>
+          <w:szCs w:val="18"/>
           <w:shd w:fill="FFFFFF" w:val="clear"/>
           <w:lang w:val="it-IT" w:eastAsia="zh-CN" w:bidi="hi-IN"/>
         </w:rPr>
@@ -1628,10 +1783,12 @@
       <w:r>
         <w:rPr>
           <w:rFonts w:eastAsia="Courier New" w:cs="Courier New" w:ascii="Helvetica" w:hAnsi="Helvetica"/>
+          <w:b/>
+          <w:bCs/>
           <w:color w:val="4D4D4D"/>
           <w:kern w:val="2"/>
-          <w:sz w:val="20"/>
-          <w:szCs w:val="20"/>
+          <w:sz w:val="18"/>
+          <w:szCs w:val="18"/>
           <w:shd w:fill="FFFFFF" w:val="clear"/>
           <w:lang w:val="it-IT" w:eastAsia="zh-CN" w:bidi="hi-IN"/>
         </w:rPr>
@@ -1644,17 +1801,4041 @@
         <w:rPr>
           <w:rStyle w:val="Carpredefinitoparagrafo"/>
           <w:rFonts w:ascii="Helvetica" w:hAnsi="Helvetica" w:eastAsia="Courier New" w:cs="Courier New"/>
+          <w:b/>
+          <w:bCs/>
+          <w:color w:val="4D4D4D"/>
+          <w:sz w:val="18"/>
+          <w:szCs w:val="18"/>
+          <w:shd w:fill="FFFFFF" w:val="clear"/>
+        </w:rPr>
+      </w:pPr>
+      <w:r>
+        <w:rPr>
+          <w:rFonts w:eastAsia="Courier New" w:cs="Courier New" w:ascii="Helvetica" w:hAnsi="Helvetica"/>
+          <w:b/>
+          <w:bCs/>
+          <w:color w:val="4D4D4D"/>
+          <w:sz w:val="18"/>
+          <w:szCs w:val="18"/>
+          <w:shd w:fill="FFFFFF" w:val="clear"/>
+        </w:rPr>
+        <w:drawing>
+          <wp:anchor behindDoc="0" distT="0" distB="0" distL="0" distR="0" simplePos="0" locked="0" layoutInCell="0" allowOverlap="1" relativeHeight="3">
+            <wp:simplePos x="0" y="0"/>
+            <wp:positionH relativeFrom="column">
+              <wp:posOffset>2381250</wp:posOffset>
+            </wp:positionH>
+            <wp:positionV relativeFrom="paragraph">
+              <wp:posOffset>-456565</wp:posOffset>
+            </wp:positionV>
+            <wp:extent cx="1436370" cy="1422400"/>
+            <wp:effectExtent l="0" t="0" r="0" b="0"/>
+            <wp:wrapSquare wrapText="largest"/>
+            <wp:docPr id="2" name="Immagine1" descr=""/>
+            <wp:cNvGraphicFramePr>
+              <a:graphicFrameLocks xmlns:a="http://schemas.openxmlformats.org/drawingml/2006/main" noChangeAspect="1"/>
+            </wp:cNvGraphicFramePr>
+            <a:graphic xmlns:a="http://schemas.openxmlformats.org/drawingml/2006/main">
+              <a:graphicData uri="http://schemas.openxmlformats.org/drawingml/2006/picture">
+                <pic:pic xmlns:pic="http://schemas.openxmlformats.org/drawingml/2006/picture">
+                  <pic:nvPicPr>
+                    <pic:cNvPr id="2" name="Immagine1" descr=""/>
+                    <pic:cNvPicPr>
+                      <a:picLocks noChangeAspect="1" noChangeArrowheads="1"/>
+                    </pic:cNvPicPr>
+                  </pic:nvPicPr>
+                  <pic:blipFill>
+                    <a:blip r:embed="rId3"/>
+                    <a:srcRect l="0" t="0" r="5949" b="6856"/>
+                    <a:stretch>
+                      <a:fillRect/>
+                    </a:stretch>
+                  </pic:blipFill>
+                  <pic:spPr bwMode="auto">
+                    <a:xfrm>
+                      <a:off x="0" y="0"/>
+                      <a:ext cx="1436370" cy="1422400"/>
+                    </a:xfrm>
+                    <a:prstGeom prst="rect">
+                      <a:avLst/>
+                    </a:prstGeom>
+                  </pic:spPr>
+                </pic:pic>
+              </a:graphicData>
+            </a:graphic>
+          </wp:anchor>
+        </w:drawing>
+      </w:r>
+    </w:p>
+    <w:p>
+      <w:pPr>
+        <w:pStyle w:val="Normal"/>
+        <w:jc w:val="both"/>
+        <w:rPr>
+          <w:rStyle w:val="Carpredefinitoparagrafo"/>
+          <w:rFonts w:ascii="Helvetica" w:hAnsi="Helvetica" w:eastAsia="Courier New" w:cs="Courier New"/>
+          <w:color w:val="4D4D4D"/>
+          <w:sz w:val="20"/>
+          <w:szCs w:val="20"/>
+          <w:shd w:fill="FFFFFF" w:val="clear"/>
+        </w:rPr>
+      </w:pPr>
+      <w:r>
+        <w:rPr>
+          <w:rFonts w:eastAsia="Courier New" w:cs="Courier New" w:ascii="Helvetica" w:hAnsi="Helvetica"/>
+          <w:color w:val="4D4D4D"/>
+          <w:sz w:val="20"/>
+          <w:szCs w:val="20"/>
+          <w:shd w:fill="FFFFFF" w:val="clear"/>
+        </w:rPr>
+      </w:r>
+    </w:p>
+    <w:p>
+      <w:pPr>
+        <w:pStyle w:val="Normal"/>
+        <w:jc w:val="both"/>
+        <w:rPr>
+          <w:rStyle w:val="Carpredefinitoparagrafo"/>
+          <w:rFonts w:ascii="Helvetica" w:hAnsi="Helvetica" w:eastAsia="Courier New" w:cs="Courier New"/>
+          <w:color w:val="4D4D4D"/>
+          <w:sz w:val="20"/>
+          <w:szCs w:val="20"/>
+          <w:shd w:fill="FFFFFF" w:val="clear"/>
+        </w:rPr>
+      </w:pPr>
+      <w:r>
+        <w:rPr>
+          <w:rFonts w:eastAsia="Courier New" w:cs="Courier New" w:ascii="Helvetica" w:hAnsi="Helvetica"/>
+          <w:color w:val="4D4D4D"/>
+          <w:sz w:val="20"/>
+          <w:szCs w:val="20"/>
+          <w:shd w:fill="FFFFFF" w:val="clear"/>
+        </w:rPr>
+      </w:r>
+    </w:p>
+    <w:p>
+      <w:pPr>
+        <w:pStyle w:val="Normal"/>
+        <w:jc w:val="both"/>
+        <w:rPr>
+          <w:rStyle w:val="Carpredefinitoparagrafo"/>
+          <w:rFonts w:ascii="Helvetica" w:hAnsi="Helvetica" w:eastAsia="Courier New" w:cs="Courier New"/>
+          <w:color w:val="4D4D4D"/>
+          <w:sz w:val="20"/>
+          <w:szCs w:val="20"/>
+          <w:shd w:fill="FFFFFF" w:val="clear"/>
+        </w:rPr>
+      </w:pPr>
+      <w:r>
+        <w:rPr>
+          <w:rFonts w:eastAsia="Courier New" w:cs="Courier New" w:ascii="Helvetica" w:hAnsi="Helvetica"/>
+          <w:color w:val="4D4D4D"/>
+          <w:sz w:val="20"/>
+          <w:szCs w:val="20"/>
+          <w:shd w:fill="FFFFFF" w:val="clear"/>
+        </w:rPr>
+      </w:r>
+    </w:p>
+    <w:p>
+      <w:pPr>
+        <w:pStyle w:val="Normal"/>
+        <w:jc w:val="both"/>
+        <w:rPr>
+          <w:rStyle w:val="Carpredefinitoparagrafo"/>
+          <w:rFonts w:ascii="Helvetica" w:hAnsi="Helvetica" w:eastAsia="Courier New" w:cs="Courier New"/>
+          <w:color w:val="4D4D4D"/>
+          <w:sz w:val="20"/>
+          <w:szCs w:val="20"/>
+          <w:shd w:fill="FFFFFF" w:val="clear"/>
+        </w:rPr>
+      </w:pPr>
+      <w:r>
+        <w:rPr>
+          <w:rFonts w:eastAsia="Courier New" w:cs="Courier New" w:ascii="Helvetica" w:hAnsi="Helvetica"/>
+          <w:color w:val="4D4D4D"/>
+          <w:sz w:val="20"/>
+          <w:szCs w:val="20"/>
+          <w:shd w:fill="FFFFFF" w:val="clear"/>
+        </w:rPr>
+      </w:r>
+    </w:p>
+    <w:p>
+      <w:pPr>
+        <w:pStyle w:val="Normal"/>
+        <w:jc w:val="both"/>
+        <w:rPr>
+          <w:rStyle w:val="Carpredefinitoparagrafo"/>
+          <w:rFonts w:ascii="Helvetica" w:hAnsi="Helvetica" w:eastAsia="Courier New" w:cs="Courier New"/>
+          <w:color w:val="4D4D4D"/>
+          <w:sz w:val="20"/>
+          <w:szCs w:val="20"/>
+          <w:shd w:fill="FFFFFF" w:val="clear"/>
+        </w:rPr>
+      </w:pPr>
+      <w:r>
+        <w:rPr>
+          <w:rFonts w:eastAsia="Courier New" w:cs="Courier New" w:ascii="Helvetica" w:hAnsi="Helvetica"/>
+          <w:color w:val="4D4D4D"/>
+          <w:sz w:val="20"/>
+          <w:szCs w:val="20"/>
+          <w:shd w:fill="FFFFFF" w:val="clear"/>
+        </w:rPr>
+      </w:r>
+    </w:p>
+    <w:p>
+      <w:pPr>
+        <w:pStyle w:val="Normal"/>
+        <w:jc w:val="both"/>
+        <w:rPr>
+          <w:rStyle w:val="Carpredefinitoparagrafo"/>
+          <w:rFonts w:ascii="Helvetica" w:hAnsi="Helvetica" w:eastAsia="Courier New" w:cs="Courier New"/>
+          <w:color w:val="4D4D4D"/>
+          <w:sz w:val="20"/>
+          <w:szCs w:val="20"/>
+          <w:shd w:fill="FFFFFF" w:val="clear"/>
+        </w:rPr>
+      </w:pPr>
+      <w:r>
+        <w:rPr>
+          <w:rFonts w:eastAsia="Courier New" w:cs="Courier New" w:ascii="Helvetica" w:hAnsi="Helvetica"/>
+          <w:color w:val="4D4D4D"/>
+          <w:sz w:val="20"/>
+          <w:szCs w:val="20"/>
+          <w:shd w:fill="FFFFFF" w:val="clear"/>
+        </w:rPr>
+      </w:r>
+    </w:p>
+    <w:p>
+      <w:pPr>
+        <w:pStyle w:val="Normal"/>
+        <w:jc w:val="center"/>
+        <w:rPr/>
+      </w:pPr>
+      <w:r>
+        <w:rPr>
+          <w:rStyle w:val="Carpredefinitoparagrafo"/>
+          <w:rFonts w:eastAsia="Courier New" w:cs="Courier New" w:ascii="Helvetica" w:hAnsi="Helvetica"/>
+          <w:b/>
+          <w:bCs/>
+          <w:color w:val="4D4D4D"/>
+          <w:sz w:val="20"/>
+          <w:szCs w:val="20"/>
+          <w:shd w:fill="FFFFFF" w:val="clear"/>
+        </w:rPr>
+        <w:t>CONFERIMENTO INCARICO COMMITTENTE</w:t>
+      </w:r>
+    </w:p>
+    <w:p>
+      <w:pPr>
+        <w:pStyle w:val="Normal"/>
+        <w:jc w:val="both"/>
+        <w:rPr>
+          <w:rStyle w:val="Carpredefinitoparagrafo"/>
+          <w:rFonts w:ascii="Helvetica" w:hAnsi="Helvetica" w:eastAsia="Courier New" w:cs="Courier New"/>
+          <w:color w:val="4D4D4D"/>
+          <w:sz w:val="20"/>
+          <w:szCs w:val="20"/>
+          <w:shd w:fill="FFFFFF" w:val="clear"/>
+        </w:rPr>
+      </w:pPr>
+      <w:r>
+        <w:rPr>
+          <w:rFonts w:eastAsia="Courier New" w:cs="Courier New" w:ascii="Helvetica" w:hAnsi="Helvetica"/>
+          <w:color w:val="4D4D4D"/>
+          <w:sz w:val="20"/>
+          <w:szCs w:val="20"/>
+          <w:shd w:fill="FFFFFF" w:val="clear"/>
+        </w:rPr>
+      </w:r>
+    </w:p>
+    <w:p>
+      <w:pPr>
+        <w:pStyle w:val="Normal"/>
+        <w:jc w:val="both"/>
+        <w:rPr>
+          <w:rStyle w:val="Carpredefinitoparagrafo"/>
+          <w:rFonts w:ascii="Helvetica" w:hAnsi="Helvetica" w:eastAsia="Courier New" w:cs="Courier New"/>
+          <w:color w:val="4D4D4D"/>
+          <w:sz w:val="20"/>
+          <w:szCs w:val="20"/>
+          <w:shd w:fill="FFFFFF" w:val="clear"/>
+        </w:rPr>
+      </w:pPr>
+      <w:r>
+        <w:rPr>
+          <w:rFonts w:eastAsia="Courier New" w:cs="Courier New" w:ascii="Helvetica" w:hAnsi="Helvetica"/>
+          <w:color w:val="4D4D4D"/>
+          <w:sz w:val="20"/>
+          <w:szCs w:val="20"/>
+          <w:shd w:fill="FFFFFF" w:val="clear"/>
+        </w:rPr>
+      </w:r>
+    </w:p>
+    <w:p>
+      <w:pPr>
+        <w:pStyle w:val="Normal"/>
+        <w:jc w:val="both"/>
+        <w:rPr/>
+      </w:pPr>
+      <w:r>
+        <w:rPr>
+          <w:rStyle w:val="Carpredefinitoparagrafo"/>
+          <w:rFonts w:eastAsia="Courier New" w:cs="Courier New" w:ascii="Helvetica" w:hAnsi="Helvetica"/>
+          <w:color w:val="4D4D4D"/>
+          <w:sz w:val="20"/>
+          <w:szCs w:val="20"/>
+          <w:shd w:fill="FFFFFF" w:val="clear"/>
+        </w:rPr>
+        <w:t xml:space="preserve">Il {data_incarico}, presso la sede legale della società intestataria, in Viareggio (LU), via Maroncelli 323/A, a valere a tutti gli effetti di legge, </w:t>
+      </w:r>
+    </w:p>
+    <w:p>
+      <w:pPr>
+        <w:pStyle w:val="Normal"/>
+        <w:jc w:val="both"/>
+        <w:rPr>
+          <w:rFonts w:ascii="Helvetica" w:hAnsi="Helvetica" w:eastAsia="Courier New" w:cs="Courier New"/>
+          <w:color w:val="4D4D4D"/>
+          <w:sz w:val="20"/>
+          <w:szCs w:val="20"/>
+          <w:shd w:fill="FFFFFF" w:val="clear"/>
+        </w:rPr>
+      </w:pPr>
+      <w:r>
+        <w:rPr>
+          <w:rFonts w:eastAsia="Courier New" w:cs="Courier New" w:ascii="Helvetica" w:hAnsi="Helvetica"/>
+          <w:color w:val="4D4D4D"/>
+          <w:sz w:val="20"/>
+          <w:szCs w:val="20"/>
+          <w:shd w:fill="FFFFFF" w:val="clear"/>
+        </w:rPr>
+      </w:r>
+    </w:p>
+    <w:p>
+      <w:pPr>
+        <w:pStyle w:val="Normal"/>
+        <w:jc w:val="both"/>
+        <w:rPr/>
+      </w:pPr>
+      <w:r>
+        <w:rPr>
+          <w:rStyle w:val="Carpredefinitoparagrafo"/>
+          <w:rFonts w:eastAsia="Courier New" w:cs="Courier New" w:ascii="Helvetica" w:hAnsi="Helvetica"/>
+          <w:b/>
+          <w:bCs/>
+          <w:color w:val="4D4D4D"/>
+          <w:sz w:val="20"/>
+          <w:szCs w:val="20"/>
+          <w:shd w:fill="FFFFFF" w:val="clear"/>
+        </w:rPr>
+        <w:t>{committente_nome_completo}</w:t>
+      </w:r>
+      <w:r>
+        <w:rPr>
+          <w:rStyle w:val="Carpredefinitoparagrafo"/>
+          <w:rFonts w:eastAsia="Courier New" w:cs="Courier New" w:ascii="Helvetica" w:hAnsi="Helvetica"/>
+          <w:b w:val="false"/>
+          <w:bCs w:val="false"/>
+          <w:color w:val="4D4D4D"/>
+          <w:sz w:val="20"/>
+          <w:szCs w:val="20"/>
+          <w:shd w:fill="FFFFFF" w:val="clear"/>
+        </w:rPr>
+        <w:t>,</w:t>
+      </w:r>
+      <w:r>
+        <w:rPr>
+          <w:rStyle w:val="Carpredefinitoparagrafo"/>
+          <w:rFonts w:eastAsia="Courier New" w:cs="Courier New" w:ascii="Helvetica" w:hAnsi="Helvetica"/>
+          <w:color w:val="4D4D4D"/>
+          <w:sz w:val="20"/>
+          <w:szCs w:val="20"/>
+          <w:shd w:fill="auto" w:val="clear"/>
+        </w:rPr>
+        <w:t xml:space="preserve"> nat</w:t>
+      </w:r>
+      <w:r>
+        <w:rPr>
+          <w:rStyle w:val="Carpredefinitoparagrafo"/>
+          <w:rFonts w:eastAsia="Courier New" w:cs="Courier New" w:ascii="Helvetica" w:hAnsi="Helvetica"/>
+          <w:color w:val="4D4D4D"/>
+          <w:sz w:val="20"/>
+          <w:szCs w:val="20"/>
+          <w:shd w:fill="auto" w:val="clear"/>
+        </w:rPr>
+        <w:t>a/o</w:t>
+      </w:r>
+      <w:r>
+        <w:rPr>
+          <w:rStyle w:val="Carpredefinitoparagrafo"/>
+          <w:rFonts w:eastAsia="Courier New" w:cs="Courier New" w:ascii="Helvetica" w:hAnsi="Helvetica"/>
+          <w:color w:val="4D4D4D"/>
+          <w:sz w:val="20"/>
+          <w:szCs w:val="20"/>
+          <w:shd w:fill="auto" w:val="clear"/>
+        </w:rPr>
+        <w:t xml:space="preserve"> a {committente_luogo_nascita} ({committente_provincia_nascita}), il 01/01/1980, residente in </w:t>
+      </w:r>
+      <w:r>
+        <w:rPr>
+          <w:rStyle w:val="Carpredefinitoparagrafo"/>
+          <w:rFonts w:eastAsia="Courier New" w:cs="Courier New" w:ascii="Helvetica" w:hAnsi="Helvetica"/>
+          <w:color w:val="4D4D4D"/>
+          <w:sz w:val="20"/>
+          <w:szCs w:val="20"/>
+          <w:shd w:fill="FFFF00" w:val="clear"/>
+        </w:rPr>
+        <w:t>Comune di Roma (RM), via Romolo Gigliozzi n.173</w:t>
+      </w:r>
+      <w:r>
+        <w:rPr>
+          <w:rStyle w:val="Carpredefinitoparagrafo"/>
+          <w:rFonts w:eastAsia="Courier New" w:cs="Courier New" w:ascii="Helvetica" w:hAnsi="Helvetica"/>
+          <w:color w:val="4D4D4D"/>
+          <w:sz w:val="20"/>
+          <w:szCs w:val="20"/>
+          <w:shd w:fill="FFFFFF" w:val="clear"/>
+        </w:rPr>
+        <w:t>,  Codice Fiscale {committente_codice_fiscale}.</w:t>
+      </w:r>
+    </w:p>
+    <w:p>
+      <w:pPr>
+        <w:pStyle w:val="Normal"/>
+        <w:jc w:val="both"/>
+        <w:rPr/>
+      </w:pPr>
+      <w:r>
+        <w:rPr>
+          <w:rStyle w:val="Carpredefinitoparagrafo"/>
+          <w:rFonts w:eastAsia="Courier New" w:cs="Courier New" w:ascii="Helvetica" w:hAnsi="Helvetica"/>
+          <w:color w:val="4D4D4D"/>
+          <w:sz w:val="20"/>
+          <w:szCs w:val="20"/>
+          <w:shd w:fill="FFFFFF" w:val="clear"/>
+        </w:rPr>
+        <w:t>Di seguito denominata “COMMITTENTE”</w:t>
+      </w:r>
+    </w:p>
+    <w:p>
+      <w:pPr>
+        <w:pStyle w:val="Normal"/>
+        <w:jc w:val="both"/>
+        <w:rPr>
+          <w:rStyle w:val="Carpredefinitoparagrafo"/>
+          <w:rFonts w:ascii="Helvetica" w:hAnsi="Helvetica" w:eastAsia="Courier New" w:cs="Courier New"/>
+          <w:color w:val="4D4D4D"/>
+          <w:sz w:val="20"/>
+          <w:szCs w:val="20"/>
+          <w:shd w:fill="FFFFFF" w:val="clear"/>
+        </w:rPr>
+      </w:pPr>
+      <w:r>
+        <w:rPr>
+          <w:rFonts w:eastAsia="Courier New" w:cs="Courier New" w:ascii="Helvetica" w:hAnsi="Helvetica"/>
+          <w:color w:val="4D4D4D"/>
+          <w:sz w:val="20"/>
+          <w:szCs w:val="20"/>
+          <w:shd w:fill="FFFFFF" w:val="clear"/>
+        </w:rPr>
+      </w:r>
+    </w:p>
+    <w:p>
+      <w:pPr>
+        <w:pStyle w:val="Normal"/>
+        <w:jc w:val="both"/>
+        <w:rPr>
+          <w:rFonts w:ascii="Helvetica" w:hAnsi="Helvetica" w:eastAsia="Courier New" w:cs="Courier New"/>
+          <w:color w:val="4D4D4D"/>
+          <w:sz w:val="20"/>
+          <w:szCs w:val="20"/>
+          <w:shd w:fill="FFFFFF" w:val="clear"/>
+        </w:rPr>
+      </w:pPr>
+      <w:r>
+        <w:rPr>
+          <w:rFonts w:eastAsia="Courier New" w:cs="Courier New" w:ascii="Helvetica" w:hAnsi="Helvetica"/>
+          <w:color w:val="4D4D4D"/>
+          <w:sz w:val="20"/>
+          <w:szCs w:val="20"/>
+          <w:shd w:fill="FFFFFF" w:val="clear"/>
+        </w:rPr>
+      </w:r>
+    </w:p>
+    <w:p>
+      <w:pPr>
+        <w:pStyle w:val="Normal"/>
+        <w:jc w:val="both"/>
+        <w:rPr>
+          <w:rFonts w:ascii="Helvetica" w:hAnsi="Helvetica" w:eastAsia="Courier New" w:cs="Courier New"/>
+          <w:color w:val="4D4D4D"/>
+          <w:sz w:val="20"/>
+          <w:szCs w:val="20"/>
+          <w:shd w:fill="FFFFFF" w:val="clear"/>
+        </w:rPr>
+      </w:pPr>
+      <w:r>
+        <w:rPr>
+          <w:rFonts w:eastAsia="Courier New" w:cs="Courier New" w:ascii="Helvetica" w:hAnsi="Helvetica"/>
+          <w:color w:val="4D4D4D"/>
+          <w:sz w:val="20"/>
+          <w:szCs w:val="20"/>
+          <w:shd w:fill="FFFFFF" w:val="clear"/>
+        </w:rPr>
+      </w:r>
+    </w:p>
+    <w:p>
+      <w:pPr>
+        <w:pStyle w:val="Normal"/>
+        <w:jc w:val="center"/>
+        <w:rPr/>
+      </w:pPr>
+      <w:r>
+        <w:rPr>
+          <w:rStyle w:val="Carpredefinitoparagrafo"/>
+          <w:rFonts w:eastAsia="Courier New" w:cs="Courier New" w:ascii="Helvetica" w:hAnsi="Helvetica"/>
+          <w:b/>
+          <w:bCs/>
+          <w:color w:val="4D4D4D"/>
+          <w:sz w:val="20"/>
+          <w:szCs w:val="20"/>
+          <w:shd w:fill="FFFFFF" w:val="clear"/>
+        </w:rPr>
+        <w:t>CONFERISCE INCARICO</w:t>
+      </w:r>
+    </w:p>
+    <w:p>
+      <w:pPr>
+        <w:pStyle w:val="Normal"/>
+        <w:jc w:val="both"/>
+        <w:rPr>
+          <w:rFonts w:ascii="Helvetica" w:hAnsi="Helvetica" w:eastAsia="Courier New" w:cs="Courier New"/>
+          <w:color w:val="4D4D4D"/>
+          <w:sz w:val="20"/>
+          <w:szCs w:val="20"/>
+          <w:shd w:fill="FFFFFF" w:val="clear"/>
+        </w:rPr>
+      </w:pPr>
+      <w:r>
+        <w:rPr>
+          <w:rFonts w:eastAsia="Courier New" w:cs="Courier New" w:ascii="Helvetica" w:hAnsi="Helvetica"/>
+          <w:color w:val="4D4D4D"/>
+          <w:sz w:val="20"/>
+          <w:szCs w:val="20"/>
+          <w:shd w:fill="FFFFFF" w:val="clear"/>
+        </w:rPr>
+      </w:r>
+    </w:p>
+    <w:p>
+      <w:pPr>
+        <w:pStyle w:val="Normal"/>
+        <w:jc w:val="both"/>
+        <w:rPr>
+          <w:rFonts w:ascii="Helvetica" w:hAnsi="Helvetica" w:eastAsia="Courier New" w:cs="Courier New"/>
+          <w:color w:val="4D4D4D"/>
+          <w:sz w:val="20"/>
+          <w:szCs w:val="20"/>
+          <w:shd w:fill="FFFFFF" w:val="clear"/>
+        </w:rPr>
+      </w:pPr>
+      <w:r>
+        <w:rPr>
+          <w:rFonts w:eastAsia="Courier New" w:cs="Courier New" w:ascii="Helvetica" w:hAnsi="Helvetica"/>
+          <w:color w:val="4D4D4D"/>
+          <w:sz w:val="20"/>
+          <w:szCs w:val="20"/>
+          <w:shd w:fill="FFFFFF" w:val="clear"/>
+        </w:rPr>
+      </w:r>
+    </w:p>
+    <w:p>
+      <w:pPr>
+        <w:pStyle w:val="Normal"/>
+        <w:jc w:val="both"/>
+        <w:rPr/>
+      </w:pPr>
+      <w:r>
+        <w:rPr>
+          <w:rStyle w:val="Carpredefinitoparagrafo"/>
+          <w:rFonts w:eastAsia="Courier New" w:cs="Courier New" w:ascii="Helvetica" w:hAnsi="Helvetica"/>
+          <w:color w:val="4D4D4D"/>
+          <w:sz w:val="20"/>
+          <w:szCs w:val="20"/>
+          <w:shd w:fill="FFFFFF" w:val="clear"/>
+        </w:rPr>
+        <w:t xml:space="preserve">alla </w:t>
+      </w:r>
+      <w:r>
+        <w:rPr>
+          <w:rStyle w:val="Carpredefinitoparagrafo"/>
+          <w:rFonts w:eastAsia="Courier New" w:cs="Courier New" w:ascii="Helvetica" w:hAnsi="Helvetica"/>
+          <w:b/>
+          <w:bCs/>
+          <w:color w:val="4D4D4D"/>
+          <w:sz w:val="20"/>
+          <w:szCs w:val="20"/>
+          <w:shd w:fill="FFFFFF" w:val="clear"/>
+        </w:rPr>
+        <w:t>REALINE STUDIO di Alessandro De Antoni &amp; C.</w:t>
+      </w:r>
+      <w:r>
+        <w:rPr>
+          <w:rStyle w:val="Carpredefinitoparagrafo"/>
+          <w:rFonts w:eastAsia="Courier New" w:cs="Courier New" w:ascii="Helvetica" w:hAnsi="Helvetica"/>
+          <w:color w:val="4D4D4D"/>
+          <w:sz w:val="20"/>
+          <w:szCs w:val="20"/>
+          <w:shd w:fill="FFFFFF" w:val="clear"/>
+        </w:rPr>
+        <w:t xml:space="preserve"> sas con sede in Viareggio (LU), Via Maroncelli n.323/a, P.Iva e C.F. 02701570463, REA – LU261904, rappresentata dal Signor Alessandro De Antoni, nato a Viareggio (LU), il 5 Giugno 1986, codice fiscale DNTLSN86H05L833J.</w:t>
+      </w:r>
+    </w:p>
+    <w:p>
+      <w:pPr>
+        <w:pStyle w:val="Normal"/>
+        <w:jc w:val="both"/>
+        <w:rPr>
+          <w:rStyle w:val="Carpredefinitoparagrafo"/>
+          <w:rFonts w:ascii="Helvetica" w:hAnsi="Helvetica" w:eastAsia="Courier New" w:cs="Courier New"/>
+          <w:color w:val="4D4D4D"/>
+          <w:sz w:val="20"/>
+          <w:szCs w:val="20"/>
+          <w:shd w:fill="FFFFFF" w:val="clear"/>
+        </w:rPr>
+      </w:pPr>
+      <w:r>
+        <w:rPr>
+          <w:rFonts w:eastAsia="Courier New" w:cs="Courier New" w:ascii="Helvetica" w:hAnsi="Helvetica"/>
+          <w:color w:val="4D4D4D"/>
+          <w:sz w:val="20"/>
+          <w:szCs w:val="20"/>
+          <w:shd w:fill="FFFFFF" w:val="clear"/>
+        </w:rPr>
+      </w:r>
+    </w:p>
+    <w:p>
+      <w:pPr>
+        <w:pStyle w:val="Normal"/>
+        <w:jc w:val="both"/>
+        <w:rPr>
+          <w:rStyle w:val="Carpredefinitoparagrafo"/>
+          <w:rFonts w:ascii="Helvetica" w:hAnsi="Helvetica" w:eastAsia="Courier New" w:cs="Courier New"/>
+          <w:color w:val="4D4D4D"/>
+          <w:sz w:val="20"/>
+          <w:szCs w:val="20"/>
+          <w:shd w:fill="FFFFFF" w:val="clear"/>
+        </w:rPr>
+      </w:pPr>
+      <w:r>
+        <w:rPr>
+          <w:rFonts w:eastAsia="Courier New" w:cs="Courier New" w:ascii="Helvetica" w:hAnsi="Helvetica"/>
+          <w:color w:val="4D4D4D"/>
+          <w:sz w:val="20"/>
+          <w:szCs w:val="20"/>
+          <w:shd w:fill="FFFFFF" w:val="clear"/>
+        </w:rPr>
+      </w:r>
+    </w:p>
+    <w:p>
+      <w:pPr>
+        <w:pStyle w:val="Normal"/>
+        <w:jc w:val="both"/>
+        <w:rPr/>
+      </w:pPr>
+      <w:r>
+        <w:rPr>
+          <w:rStyle w:val="Carpredefinitoparagrafo"/>
+          <w:rFonts w:eastAsia="Courier New" w:cs="Courier New" w:ascii="Helvetica" w:hAnsi="Helvetica"/>
+          <w:b/>
+          <w:bCs/>
+          <w:color w:val="4D4D4D"/>
+          <w:sz w:val="20"/>
+          <w:szCs w:val="20"/>
+          <w:shd w:fill="FFFFFF" w:val="clear"/>
+        </w:rPr>
+        <w:t>1) Oggetto della prestazione di cui all’incarico conferito.</w:t>
+      </w:r>
+    </w:p>
+    <w:p>
+      <w:pPr>
+        <w:pStyle w:val="Normal"/>
+        <w:jc w:val="both"/>
+        <w:rPr/>
+      </w:pPr>
+      <w:r>
+        <w:rPr>
+          <w:rStyle w:val="Carpredefinitoparagrafo"/>
+          <w:rFonts w:eastAsia="Courier New" w:cs="Courier New" w:ascii="Helvetica" w:hAnsi="Helvetica"/>
+          <w:color w:val="4D4D4D"/>
+          <w:sz w:val="20"/>
+          <w:szCs w:val="20"/>
+          <w:shd w:fill="auto" w:val="clear"/>
+        </w:rPr>
+        <w:t>Servizio di assistenza all’ottenimento della conformità urbanistica e catastale dell’unità immobiliare uso residenzia</w:t>
+      </w:r>
+      <w:r>
+        <w:rPr>
+          <w:rStyle w:val="Carpredefinitoparagrafo"/>
+          <w:rFonts w:eastAsia="Courier New" w:cs="Courier New" w:ascii="Helvetica" w:hAnsi="Helvetica"/>
           <w:color w:val="4D4D4D"/>
           <w:kern w:val="2"/>
           <w:sz w:val="20"/>
           <w:szCs w:val="20"/>
-          <w:shd w:fill="FFFFFF" w:val="clear"/>
+          <w:shd w:fill="auto" w:val="clear"/>
           <w:lang w:val="it-IT" w:eastAsia="zh-CN" w:bidi="hi-IN"/>
         </w:rPr>
-      </w:pPr>
-      <w:r>
-        <w:rPr>
-          <w:rFonts w:eastAsia="Courier New" w:cs="Courier New" w:ascii="Helvetica" w:hAnsi="Helvetica"/>
+        <w:t>le, posta in {immobile_indirizzo_completo}, a mezzo di tecnico abilitato, più precisamente:</w:t>
+      </w:r>
+    </w:p>
+    <w:p>
+      <w:pPr>
+        <w:pStyle w:val="Normal"/>
+        <w:jc w:val="both"/>
+        <w:rPr>
+          <w:rStyle w:val="Carpredefinitoparagrafo"/>
+          <w:rFonts w:ascii="Helvetica" w:hAnsi="Helvetica" w:eastAsia="Courier New" w:cs="Courier New"/>
+          <w:color w:val="4D4D4D"/>
+          <w:sz w:val="20"/>
+          <w:szCs w:val="20"/>
+          <w:shd w:fill="auto" w:val="clear"/>
+        </w:rPr>
+      </w:pPr>
+      <w:r>
+        <w:rPr>
+          <w:rFonts w:eastAsia="Courier New" w:cs="Courier New" w:ascii="Helvetica" w:hAnsi="Helvetica"/>
+          <w:color w:val="4D4D4D"/>
+          <w:sz w:val="20"/>
+          <w:szCs w:val="20"/>
+          <w:shd w:fill="auto" w:val="clear"/>
+        </w:rPr>
+      </w:r>
+    </w:p>
+    <w:p>
+      <w:pPr>
+        <w:pStyle w:val="Normal"/>
+        <w:spacing w:lineRule="auto" w:line="276"/>
+        <w:jc w:val="left"/>
+        <w:rPr/>
+      </w:pPr>
+      <w:r>
+        <w:rPr>
+          <w:rStyle w:val="Carpredefinitoparagrafo"/>
+          <w:rFonts w:eastAsia="Courier New" w:cs="Courier New" w:ascii="Helvetica" w:hAnsi="Helvetica"/>
+          <w:color w:val="4D4D4D"/>
+          <w:sz w:val="20"/>
+          <w:szCs w:val="20"/>
+          <w:shd w:fill="auto" w:val="clear"/>
+        </w:rPr>
+        <w:t xml:space="preserve"> </w:t>
+      </w:r>
+      <w:r>
+        <w:rPr>
+          <w:rStyle w:val="Carpredefinitoparagrafo"/>
+          <w:rFonts w:eastAsia="Courier New" w:cs="Courier New" w:ascii="Helvetica" w:hAnsi="Helvetica"/>
+          <w:color w:val="4D4D4D"/>
+          <w:sz w:val="20"/>
+          <w:szCs w:val="20"/>
+          <w:shd w:fill="auto" w:val="clear"/>
+        </w:rPr>
+        <w:t>{tipologia_intervento_semplice}</w:t>
+      </w:r>
+    </w:p>
+    <w:p>
+      <w:pPr>
+        <w:pStyle w:val="Normal"/>
+        <w:spacing w:lineRule="auto" w:line="276"/>
+        <w:jc w:val="left"/>
+        <w:rPr>
+          <w:rStyle w:val="Carpredefinitoparagrafo"/>
+          <w:rFonts w:ascii="Helvetica" w:hAnsi="Helvetica" w:eastAsia="Courier New" w:cs="Courier New"/>
+          <w:color w:val="4D4D4D"/>
+          <w:sz w:val="20"/>
+          <w:szCs w:val="20"/>
+          <w:shd w:fill="auto" w:val="clear"/>
+        </w:rPr>
+      </w:pPr>
+      <w:r>
+        <w:rPr>
+          <w:rFonts w:eastAsia="Courier New" w:cs="Courier New" w:ascii="Helvetica" w:hAnsi="Helvetica"/>
+          <w:color w:val="4D4D4D"/>
+          <w:sz w:val="20"/>
+          <w:szCs w:val="20"/>
+          <w:shd w:fill="auto" w:val="clear"/>
+        </w:rPr>
+      </w:r>
+    </w:p>
+    <w:p>
+      <w:pPr>
+        <w:pStyle w:val="Normal"/>
+        <w:spacing w:lineRule="auto" w:line="276"/>
+        <w:jc w:val="left"/>
+        <w:rPr>
+          <w:rStyle w:val="Carpredefinitoparagrafo"/>
+          <w:rFonts w:ascii="Helvetica" w:hAnsi="Helvetica" w:eastAsia="Courier New" w:cs="Courier New"/>
+          <w:color w:val="4D4D4D"/>
+          <w:sz w:val="20"/>
+          <w:szCs w:val="20"/>
+          <w:shd w:fill="auto" w:val="clear"/>
+        </w:rPr>
+      </w:pPr>
+      <w:r>
+        <w:rPr>
+          <w:rFonts w:eastAsia="Courier New" w:cs="Courier New" w:ascii="Helvetica" w:hAnsi="Helvetica"/>
+          <w:color w:val="4D4D4D"/>
+          <w:sz w:val="20"/>
+          <w:szCs w:val="20"/>
+          <w:shd w:fill="auto" w:val="clear"/>
+        </w:rPr>
+      </w:r>
+    </w:p>
+    <w:p>
+      <w:pPr>
+        <w:pStyle w:val="Normal"/>
+        <w:spacing w:lineRule="auto" w:line="276"/>
+        <w:jc w:val="both"/>
+        <w:rPr>
+          <w:rStyle w:val="Carpredefinitoparagrafo"/>
+          <w:rFonts w:ascii="Helvetica" w:hAnsi="Helvetica" w:eastAsia="Courier New" w:cs="Courier New"/>
+          <w:color w:val="4D4D4D"/>
+          <w:sz w:val="20"/>
+          <w:szCs w:val="20"/>
+          <w:shd w:fill="FFFFFF" w:val="clear"/>
+        </w:rPr>
+      </w:pPr>
+      <w:r>
+        <w:rPr>
+          <w:rFonts w:eastAsia="Courier New" w:cs="Courier New" w:ascii="Helvetica" w:hAnsi="Helvetica"/>
+          <w:color w:val="4D4D4D"/>
+          <w:sz w:val="20"/>
+          <w:szCs w:val="20"/>
+          <w:shd w:fill="FFFFFF" w:val="clear"/>
+        </w:rPr>
+      </w:r>
+    </w:p>
+    <w:p>
+      <w:pPr>
+        <w:pStyle w:val="Normal"/>
+        <w:jc w:val="both"/>
+        <w:rPr/>
+      </w:pPr>
+      <w:r>
+        <w:rPr>
+          <w:rStyle w:val="Carpredefinitoparagrafo"/>
+          <w:rFonts w:eastAsia="Courier New" w:cs="Courier New" w:ascii="Helvetica" w:hAnsi="Helvetica"/>
+          <w:color w:val="4D4D4D"/>
+          <w:sz w:val="20"/>
+          <w:szCs w:val="20"/>
+          <w:shd w:fill="FFFFFF" w:val="clear"/>
+        </w:rPr>
+        <w:t xml:space="preserve">La società Realine Studio di Alessandro De Antoni &amp; C. Sas accetta l'incarico conferitole rendendo noto ed informando il Committente che: </w:t>
+      </w:r>
+    </w:p>
+    <w:p>
+      <w:pPr>
+        <w:pStyle w:val="Normal"/>
+        <w:jc w:val="both"/>
+        <w:rPr>
+          <w:rFonts w:ascii="Helvetica" w:hAnsi="Helvetica" w:eastAsia="Courier New" w:cs="Courier New"/>
+          <w:color w:val="4D4D4D"/>
+          <w:sz w:val="20"/>
+          <w:szCs w:val="20"/>
+          <w:shd w:fill="FFFFFF" w:val="clear"/>
+        </w:rPr>
+      </w:pPr>
+      <w:r>
+        <w:rPr>
+          <w:rFonts w:eastAsia="Courier New" w:cs="Courier New" w:ascii="Helvetica" w:hAnsi="Helvetica"/>
+          <w:color w:val="4D4D4D"/>
+          <w:sz w:val="20"/>
+          <w:szCs w:val="20"/>
+          <w:shd w:fill="FFFFFF" w:val="clear"/>
+        </w:rPr>
+      </w:r>
+    </w:p>
+    <w:p>
+      <w:pPr>
+        <w:pStyle w:val="Normal"/>
+        <w:jc w:val="both"/>
+        <w:rPr>
+          <w:rFonts w:ascii="Helvetica" w:hAnsi="Helvetica" w:eastAsia="Courier New" w:cs="Courier New"/>
+          <w:color w:val="4D4D4D"/>
+          <w:sz w:val="20"/>
+          <w:szCs w:val="20"/>
+          <w:shd w:fill="FFFFFF" w:val="clear"/>
+        </w:rPr>
+      </w:pPr>
+      <w:r>
+        <w:rPr>
+          <w:rFonts w:eastAsia="Courier New" w:cs="Courier New" w:ascii="Helvetica" w:hAnsi="Helvetica"/>
+          <w:color w:val="4D4D4D"/>
+          <w:sz w:val="20"/>
+          <w:szCs w:val="20"/>
+          <w:shd w:fill="FFFFFF" w:val="clear"/>
+        </w:rPr>
+      </w:r>
+    </w:p>
+    <w:p>
+      <w:pPr>
+        <w:pStyle w:val="Normal"/>
+        <w:jc w:val="both"/>
+        <w:rPr/>
+      </w:pPr>
+      <w:r>
+        <w:rPr>
+          <w:rStyle w:val="Carpredefinitoparagrafo"/>
+          <w:rFonts w:eastAsia="Courier New" w:cs="Courier New" w:ascii="Helvetica" w:hAnsi="Helvetica"/>
+          <w:b/>
+          <w:bCs/>
+          <w:color w:val="4D4D4D"/>
+          <w:sz w:val="20"/>
+          <w:szCs w:val="20"/>
+          <w:shd w:fill="FFFFFF" w:val="clear"/>
+        </w:rPr>
+        <w:t>2) Durata della prestazione di cui all’incarico conferito.</w:t>
+      </w:r>
+    </w:p>
+    <w:p>
+      <w:pPr>
+        <w:pStyle w:val="Normal"/>
+        <w:jc w:val="both"/>
+        <w:rPr/>
+      </w:pPr>
+      <w:r>
+        <w:rPr>
+          <w:rStyle w:val="Carpredefinitoparagrafo"/>
+          <w:rFonts w:eastAsia="Courier New" w:cs="Courier New" w:ascii="Helvetica" w:hAnsi="Helvetica"/>
+          <w:color w:val="4D4D4D"/>
+          <w:sz w:val="20"/>
+          <w:szCs w:val="20"/>
+          <w:shd w:fill="FFFFFF" w:val="clear"/>
+        </w:rPr>
+        <w:t>In considerazione della programmazione del lavoro e delle normali tempistiche conseguenti ai termini osservati dalle amministrazioni preordinate al rilascio dei documenti di assenso o delle certificazioni, la prestazione sarà espletata dalla società Realine o dai professionisti di fiducia di quest’ul</w:t>
+      </w:r>
+      <w:r>
+        <w:rPr>
+          <w:rStyle w:val="Carpredefinitoparagrafo"/>
+          <w:rFonts w:eastAsia="Courier New" w:cs="Courier New" w:ascii="Helvetica" w:hAnsi="Helvetica"/>
+          <w:color w:val="4D4D4D"/>
+          <w:sz w:val="20"/>
+          <w:szCs w:val="20"/>
+          <w:shd w:fill="auto" w:val="clear"/>
+        </w:rPr>
+        <w:t>tima entro il rogito notarile.</w:t>
+      </w:r>
+    </w:p>
+    <w:p>
+      <w:pPr>
+        <w:pStyle w:val="Normal"/>
+        <w:jc w:val="both"/>
+        <w:rPr>
+          <w:rFonts w:ascii="Helvetica" w:hAnsi="Helvetica" w:eastAsia="Courier New" w:cs="Courier New"/>
+          <w:color w:val="4D4D4D"/>
+          <w:sz w:val="20"/>
+          <w:szCs w:val="20"/>
+          <w:shd w:fill="FFFFFF" w:val="clear"/>
+        </w:rPr>
+      </w:pPr>
+      <w:r>
+        <w:rPr>
+          <w:rFonts w:eastAsia="Courier New" w:cs="Courier New" w:ascii="Helvetica" w:hAnsi="Helvetica"/>
+          <w:color w:val="4D4D4D"/>
+          <w:sz w:val="20"/>
+          <w:szCs w:val="20"/>
+          <w:shd w:fill="FFFFFF" w:val="clear"/>
+        </w:rPr>
+      </w:r>
+    </w:p>
+    <w:p>
+      <w:pPr>
+        <w:pStyle w:val="Normal"/>
+        <w:jc w:val="both"/>
+        <w:rPr>
+          <w:rFonts w:ascii="Helvetica" w:hAnsi="Helvetica" w:eastAsia="Courier New" w:cs="Courier New"/>
+          <w:color w:val="4D4D4D"/>
+          <w:sz w:val="20"/>
+          <w:szCs w:val="20"/>
+          <w:shd w:fill="FFFFFF" w:val="clear"/>
+        </w:rPr>
+      </w:pPr>
+      <w:r>
+        <w:rPr>
+          <w:rFonts w:eastAsia="Courier New" w:cs="Courier New" w:ascii="Helvetica" w:hAnsi="Helvetica"/>
+          <w:color w:val="4D4D4D"/>
+          <w:sz w:val="20"/>
+          <w:szCs w:val="20"/>
+          <w:shd w:fill="FFFFFF" w:val="clear"/>
+        </w:rPr>
+      </w:r>
+    </w:p>
+    <w:p>
+      <w:pPr>
+        <w:pStyle w:val="Normal"/>
+        <w:jc w:val="both"/>
+        <w:rPr/>
+      </w:pPr>
+      <w:r>
+        <w:rPr>
+          <w:rStyle w:val="Carpredefinitoparagrafo"/>
+          <w:rFonts w:eastAsia="Courier New" w:cs="Courier New" w:ascii="Helvetica" w:hAnsi="Helvetica"/>
+          <w:b/>
+          <w:bCs/>
+          <w:color w:val="4D4D4D"/>
+          <w:sz w:val="20"/>
+          <w:szCs w:val="20"/>
+          <w:shd w:fill="FFFFFF" w:val="clear"/>
+        </w:rPr>
+        <w:t xml:space="preserve">3) Conoscenza delle modalità di svolgimento dell’incarico </w:t>
+      </w:r>
+    </w:p>
+    <w:p>
+      <w:pPr>
+        <w:pStyle w:val="Normal"/>
+        <w:jc w:val="both"/>
+        <w:rPr/>
+      </w:pPr>
+      <w:r>
+        <w:rPr>
+          <w:rStyle w:val="Carpredefinitoparagrafo"/>
+          <w:rFonts w:eastAsia="Courier New" w:cs="Courier New" w:ascii="Helvetica" w:hAnsi="Helvetica"/>
+          <w:color w:val="4D4D4D"/>
+          <w:sz w:val="20"/>
+          <w:szCs w:val="20"/>
+          <w:shd w:fill="FFFFFF" w:val="clear"/>
+        </w:rPr>
+        <w:t>Il Committente afferma di essere stato reso edotto dalla società incaricata, mediante dichiarazioni verbali comprensibili e dettagliate delle problematiche inerenti l’incarico, per cui dichiara, con la sottoscrizione del presente mandato, di aver compreso l'entità delle procedure e degli adempimenti necessari per conseguire il risultato richiesto. Il Committente espressamente autorizza la società Realine ad avvalersi di professionisti di propria fiducia (dipendenti, praticanti, terze società, ecc.) ed a conferire loro specifico incarico per lo svolgimento della prestazione, già individuata all’Articolo 1), o di alcuni aspetti di quest’ultima (calcolo strutturale, responsabile sicurezza, progettazione di impianti, etc.).</w:t>
+      </w:r>
+    </w:p>
+    <w:p>
+      <w:pPr>
+        <w:pStyle w:val="Normal"/>
+        <w:jc w:val="both"/>
+        <w:rPr/>
+      </w:pPr>
+      <w:r>
+        <w:rPr>
+          <w:rStyle w:val="Carpredefinitoparagrafo"/>
+          <w:rFonts w:eastAsia="Courier New" w:cs="Courier New" w:ascii="Helvetica" w:hAnsi="Helvetica"/>
+          <w:color w:val="4D4D4D"/>
+          <w:sz w:val="20"/>
+          <w:szCs w:val="20"/>
+          <w:shd w:fill="FFFFFF" w:val="clear"/>
+        </w:rPr>
+        <w:t>A tal fine si indica, fin da ora, che la società Realine si avverrà delle prestazioni professionale del</w:t>
+      </w:r>
+      <w:r>
+        <w:rPr>
+          <w:rStyle w:val="Carpredefinitoparagrafo"/>
+          <w:rFonts w:eastAsia="Courier New" w:cs="Courier New" w:ascii="Helvetica" w:hAnsi="Helvetica"/>
+          <w:color w:val="4D4D4D"/>
+          <w:sz w:val="20"/>
+          <w:szCs w:val="20"/>
+          <w:shd w:fill="auto" w:val="clear"/>
+        </w:rPr>
+        <w:t xml:space="preserve"> </w:t>
+      </w:r>
+      <w:r>
+        <w:rPr>
+          <w:rStyle w:val="Carpredefinitoparagrafo"/>
+          <w:rFonts w:eastAsia="Courier New" w:cs="Courier New" w:ascii="Helvetica" w:hAnsi="Helvetica"/>
+          <w:b/>
+          <w:bCs/>
+          <w:color w:val="4D4D4D"/>
+          <w:sz w:val="20"/>
+          <w:szCs w:val="20"/>
+          <w:shd w:fill="auto" w:val="clear"/>
+        </w:rPr>
+        <w:t>{collaboratore_nome}</w:t>
+      </w:r>
+      <w:r>
+        <w:rPr>
+          <w:rStyle w:val="Carpredefinitoparagrafo"/>
+          <w:rFonts w:eastAsia="Courier New" w:cs="Courier New" w:ascii="Helvetica" w:hAnsi="Helvetica"/>
+          <w:color w:val="4D4D4D"/>
+          <w:sz w:val="20"/>
+          <w:szCs w:val="20"/>
+          <w:shd w:fill="auto" w:val="clear"/>
+        </w:rPr>
+        <w:t>, {collaboratore_descrizione}</w:t>
+      </w:r>
+    </w:p>
+    <w:p>
+      <w:pPr>
+        <w:pStyle w:val="Normal"/>
+        <w:jc w:val="both"/>
+        <w:rPr/>
+      </w:pPr>
+      <w:r>
+        <w:rPr>
+          <w:rStyle w:val="Carpredefinitoparagrafo"/>
+          <w:rFonts w:eastAsia="Courier New" w:cs="Courier New" w:ascii="Helvetica" w:hAnsi="Helvetica"/>
+          <w:color w:val="4D4D4D"/>
+          <w:sz w:val="20"/>
+          <w:szCs w:val="20"/>
+          <w:shd w:fill="FFFFFF" w:val="clear"/>
+        </w:rPr>
+        <w:t>Le parti concordano espressamente ed accettano di stabilire quale compenso professionale spettante alla società Realine incaricata per l'espletamento dell'incarico la somm</w:t>
+      </w:r>
+      <w:r>
+        <w:rPr>
+          <w:rStyle w:val="Carpredefinitoparagrafo"/>
+          <w:rFonts w:eastAsia="Courier New" w:cs="Courier New" w:ascii="Helvetica" w:hAnsi="Helvetica"/>
+          <w:color w:val="4D4D4D"/>
+          <w:sz w:val="20"/>
+          <w:szCs w:val="20"/>
+          <w:shd w:fill="auto" w:val="clear"/>
+        </w:rPr>
+        <w:t xml:space="preserve">a di </w:t>
+      </w:r>
+      <w:r>
+        <w:rPr>
+          <w:rStyle w:val="Carpredefinitoparagrafo"/>
+          <w:rFonts w:eastAsia="Courier New" w:cs="Courier New" w:ascii="Helvetica" w:hAnsi="Helvetica"/>
+          <w:b/>
+          <w:bCs/>
+          <w:color w:val="4D4D4D"/>
+          <w:sz w:val="20"/>
+          <w:szCs w:val="20"/>
+          <w:shd w:fill="auto" w:val="clear"/>
+        </w:rPr>
+        <w:t xml:space="preserve">{importo_netto} </w:t>
+      </w:r>
+      <w:r>
+        <w:rPr>
+          <w:rStyle w:val="Carpredefinitoparagrafo"/>
+          <w:rFonts w:eastAsia="Courier New" w:cs="Courier New" w:ascii="Helvetica" w:hAnsi="Helvetica"/>
+          <w:color w:val="4D4D4D"/>
+          <w:sz w:val="20"/>
+          <w:szCs w:val="20"/>
+          <w:shd w:fill="auto" w:val="clear"/>
+        </w:rPr>
+        <w:t>oltre i.v.</w:t>
+      </w:r>
+      <w:r>
+        <w:rPr>
+          <w:rStyle w:val="Carpredefinitoparagrafo"/>
+          <w:rFonts w:eastAsia="Courier New" w:cs="Courier New" w:ascii="Helvetica" w:hAnsi="Helvetica"/>
+          <w:color w:val="4D4D4D"/>
+          <w:sz w:val="20"/>
+          <w:szCs w:val="20"/>
+          <w:shd w:fill="FFFFFF" w:val="clear"/>
+        </w:rPr>
+        <w:t>a. 22%,  così determinata:</w:t>
+      </w:r>
+    </w:p>
+    <w:p>
+      <w:pPr>
+        <w:pStyle w:val="Normal"/>
+        <w:numPr>
+          <w:ilvl w:val="0"/>
+          <w:numId w:val="1"/>
+        </w:numPr>
+        <w:jc w:val="both"/>
+        <w:rPr/>
+      </w:pPr>
+      <w:r>
+        <w:rPr>
+          <w:rStyle w:val="Carpredefinitoparagrafo"/>
+          <w:rFonts w:eastAsia="Courier New" w:cs="Courier New" w:ascii="Helvetica" w:hAnsi="Helvetica"/>
+          <w:color w:val="4D4D4D"/>
+          <w:sz w:val="20"/>
+          <w:szCs w:val="20"/>
+          <w:shd w:fill="FFFFFF" w:val="clear"/>
+        </w:rPr>
+        <w:t>Tenuto conto dell'importanza dell'opera in ragione della sua natura;</w:t>
+      </w:r>
+    </w:p>
+    <w:p>
+      <w:pPr>
+        <w:pStyle w:val="Normal"/>
+        <w:numPr>
+          <w:ilvl w:val="0"/>
+          <w:numId w:val="1"/>
+        </w:numPr>
+        <w:jc w:val="both"/>
+        <w:rPr/>
+      </w:pPr>
+      <w:r>
+        <w:rPr>
+          <w:rStyle w:val="Carpredefinitoparagrafo"/>
+          <w:rFonts w:eastAsia="Courier New" w:cs="Courier New" w:ascii="Helvetica" w:hAnsi="Helvetica"/>
+          <w:b w:val="false"/>
+          <w:bCs w:val="false"/>
+          <w:color w:val="4D4D4D"/>
+          <w:sz w:val="20"/>
+          <w:szCs w:val="20"/>
+          <w:shd w:fill="FFFFFF" w:val="clear"/>
+        </w:rPr>
+        <w:t>C</w:t>
+      </w:r>
+      <w:r>
+        <w:rPr>
+          <w:rStyle w:val="Carpredefinitoparagrafo"/>
+          <w:rFonts w:eastAsia="Courier New" w:cs="Courier New" w:ascii="Helvetica" w:hAnsi="Helvetica"/>
+          <w:color w:val="4D4D4D"/>
+          <w:sz w:val="20"/>
+          <w:szCs w:val="20"/>
+          <w:shd w:fill="FFFFFF" w:val="clear"/>
+        </w:rPr>
+        <w:t>onsiderando il costo e/o la complessità delle attività professionali richieste per la sua realizzazione o redazione;</w:t>
+      </w:r>
+    </w:p>
+    <w:p>
+      <w:pPr>
+        <w:pStyle w:val="Normal"/>
+        <w:numPr>
+          <w:ilvl w:val="0"/>
+          <w:numId w:val="1"/>
+        </w:numPr>
+        <w:jc w:val="both"/>
+        <w:rPr/>
+      </w:pPr>
+      <w:r>
+        <w:rPr>
+          <w:rStyle w:val="Carpredefinitoparagrafo"/>
+          <w:rFonts w:eastAsia="Courier New" w:cs="Courier New" w:ascii="Helvetica" w:hAnsi="Helvetica"/>
+          <w:color w:val="4D4D4D"/>
+          <w:sz w:val="20"/>
+          <w:szCs w:val="20"/>
+          <w:shd w:fill="FFFFFF" w:val="clear"/>
+        </w:rPr>
+        <w:t>Valutate le difficoltà e quantità delle singole prestazioni, adempimenti e attività necessarie alla sua completa e corretta esecuzione.</w:t>
+      </w:r>
+    </w:p>
+    <w:p>
+      <w:pPr>
+        <w:pStyle w:val="Normal"/>
+        <w:jc w:val="both"/>
+        <w:rPr/>
+      </w:pPr>
+      <w:r>
+        <w:rPr>
+          <w:rStyle w:val="Carpredefinitoparagrafo"/>
+          <w:rFonts w:eastAsia="Courier New" w:cs="Courier New" w:ascii="Helvetica" w:hAnsi="Helvetica"/>
+          <w:color w:val="4D4D4D"/>
+          <w:sz w:val="20"/>
+          <w:szCs w:val="20"/>
+          <w:shd w:fill="FFFFFF" w:val="clear"/>
+        </w:rPr>
+        <w:t>Il compenso sopra stabilito potrà variare per motivate ed oggettive maggiori onerosità sopravvenute  in misura non superiore al 10%.</w:t>
+      </w:r>
+    </w:p>
+    <w:p>
+      <w:pPr>
+        <w:pStyle w:val="Normal"/>
+        <w:jc w:val="both"/>
+        <w:rPr>
+          <w:rStyle w:val="Carpredefinitoparagrafo"/>
+          <w:rFonts w:ascii="Helvetica" w:hAnsi="Helvetica" w:eastAsia="Courier New" w:cs="Courier New"/>
+          <w:color w:val="4D4D4D"/>
+          <w:sz w:val="20"/>
+          <w:szCs w:val="20"/>
+          <w:shd w:fill="FFFFFF" w:val="clear"/>
+        </w:rPr>
+      </w:pPr>
+      <w:r>
+        <w:rPr>
+          <w:rFonts w:eastAsia="Courier New" w:cs="Courier New" w:ascii="Helvetica" w:hAnsi="Helvetica"/>
+          <w:color w:val="4D4D4D"/>
+          <w:sz w:val="20"/>
+          <w:szCs w:val="20"/>
+          <w:shd w:fill="FFFFFF" w:val="clear"/>
+        </w:rPr>
+      </w:r>
+    </w:p>
+    <w:p>
+      <w:pPr>
+        <w:pStyle w:val="Normal"/>
+        <w:jc w:val="both"/>
+        <w:rPr/>
+      </w:pPr>
+      <w:r>
+        <w:rPr>
+          <w:rStyle w:val="Carpredefinitoparagrafo"/>
+          <w:rFonts w:eastAsia="Courier New" w:cs="Courier New" w:ascii="Helvetica" w:hAnsi="Helvetica"/>
+          <w:color w:val="4D4D4D"/>
+          <w:sz w:val="20"/>
+          <w:szCs w:val="20"/>
+          <w:u w:val="single"/>
+          <w:shd w:fill="FFFFFF" w:val="clear"/>
+        </w:rPr>
+        <w:t>Sono escluse e quindi a carico del committente le spese pertinenti l'evasione di pratiche amministrative (diritti di segreteria, diritti erariali, ecc.),</w:t>
+      </w:r>
+      <w:r>
+        <w:rPr>
+          <w:rStyle w:val="Carpredefinitoparagrafo"/>
+          <w:rFonts w:eastAsia="Courier New" w:cs="Courier New" w:ascii="Helvetica" w:hAnsi="Helvetica"/>
+          <w:color w:val="4D4D4D"/>
+          <w:sz w:val="20"/>
+          <w:szCs w:val="20"/>
+          <w:shd w:fill="FFFFFF" w:val="clear"/>
+        </w:rPr>
+        <w:t xml:space="preserve"> le spese per viaggi, vitto e alloggio per trasferte fuori sede documentate e anticipate per conto del cliente.</w:t>
+      </w:r>
+    </w:p>
+    <w:p>
+      <w:pPr>
+        <w:pStyle w:val="Normal"/>
+        <w:jc w:val="both"/>
+        <w:rPr>
+          <w:rFonts w:ascii="Helvetica" w:hAnsi="Helvetica" w:eastAsia="Courier New" w:cs="Courier New"/>
+          <w:b/>
+          <w:bCs/>
+          <w:color w:val="4D4D4D"/>
+          <w:sz w:val="20"/>
+          <w:szCs w:val="20"/>
+          <w:shd w:fill="FFFFFF" w:val="clear"/>
+        </w:rPr>
+      </w:pPr>
+      <w:r>
+        <w:rPr>
+          <w:rFonts w:eastAsia="Courier New" w:cs="Courier New" w:ascii="Helvetica" w:hAnsi="Helvetica"/>
+          <w:b/>
+          <w:bCs/>
+          <w:color w:val="4D4D4D"/>
+          <w:sz w:val="20"/>
+          <w:szCs w:val="20"/>
+          <w:shd w:fill="FFFFFF" w:val="clear"/>
+        </w:rPr>
+      </w:r>
+    </w:p>
+    <w:p>
+      <w:pPr>
+        <w:pStyle w:val="Normal"/>
+        <w:jc w:val="both"/>
+        <w:rPr>
+          <w:rFonts w:ascii="Helvetica" w:hAnsi="Helvetica" w:eastAsia="Courier New" w:cs="Courier New"/>
+          <w:b/>
+          <w:bCs/>
+          <w:color w:val="4D4D4D"/>
+          <w:sz w:val="20"/>
+          <w:szCs w:val="20"/>
+          <w:shd w:fill="FFFFFF" w:val="clear"/>
+        </w:rPr>
+      </w:pPr>
+      <w:r>
+        <w:rPr>
+          <w:rFonts w:eastAsia="Courier New" w:cs="Courier New" w:ascii="Helvetica" w:hAnsi="Helvetica"/>
+          <w:b/>
+          <w:bCs/>
+          <w:color w:val="4D4D4D"/>
+          <w:sz w:val="20"/>
+          <w:szCs w:val="20"/>
+          <w:shd w:fill="FFFFFF" w:val="clear"/>
+        </w:rPr>
+      </w:r>
+    </w:p>
+    <w:p>
+      <w:pPr>
+        <w:pStyle w:val="Normal"/>
+        <w:jc w:val="both"/>
+        <w:rPr/>
+      </w:pPr>
+      <w:r>
+        <w:rPr>
+          <w:rStyle w:val="Carpredefinitoparagrafo"/>
+          <w:rFonts w:eastAsia="Courier New" w:cs="Courier New" w:ascii="Helvetica" w:hAnsi="Helvetica"/>
+          <w:b/>
+          <w:bCs/>
+          <w:color w:val="4D4D4D"/>
+          <w:sz w:val="20"/>
+          <w:szCs w:val="20"/>
+          <w:shd w:fill="FFFFFF" w:val="clear"/>
+        </w:rPr>
+        <w:t>4) Pagamenti</w:t>
+      </w:r>
+    </w:p>
+    <w:p>
+      <w:pPr>
+        <w:pStyle w:val="Normal"/>
+        <w:jc w:val="both"/>
+        <w:rPr/>
+      </w:pPr>
+      <w:r>
+        <w:rPr>
+          <w:rStyle w:val="Carpredefinitoparagrafo"/>
+          <w:rFonts w:eastAsia="Courier New" w:cs="Courier New" w:ascii="Helvetica" w:hAnsi="Helvetica"/>
+          <w:color w:val="4D4D4D"/>
+          <w:sz w:val="20"/>
+          <w:szCs w:val="20"/>
+          <w:shd w:fill="FFFFFF" w:val="clear"/>
+        </w:rPr>
+        <w:t>Il Committente si impegna al pagamento del compenso professionale esclusivamente e direttamente in favore della società Realine, con le seguenti modalità:</w:t>
+      </w:r>
+    </w:p>
+    <w:p>
+      <w:pPr>
+        <w:pStyle w:val="Normal"/>
+        <w:jc w:val="both"/>
+        <w:rPr>
+          <w:rStyle w:val="Carpredefinitoparagrafo"/>
+          <w:rFonts w:ascii="Helvetica" w:hAnsi="Helvetica" w:eastAsia="Courier New" w:cs="Courier New"/>
+          <w:color w:val="4D4D4D"/>
+          <w:sz w:val="20"/>
+          <w:szCs w:val="20"/>
+          <w:shd w:fill="FFFFFF" w:val="clear"/>
+        </w:rPr>
+      </w:pPr>
+      <w:r>
+        <w:rPr>
+          <w:rFonts w:eastAsia="Courier New" w:cs="Courier New" w:ascii="Helvetica" w:hAnsi="Helvetica"/>
+          <w:color w:val="4D4D4D"/>
+          <w:sz w:val="20"/>
+          <w:szCs w:val="20"/>
+          <w:shd w:fill="FFFFFF" w:val="clear"/>
+        </w:rPr>
+      </w:r>
+    </w:p>
+    <w:p>
+      <w:pPr>
+        <w:pStyle w:val="Normal"/>
+        <w:jc w:val="both"/>
+        <w:rPr>
+          <w:rStyle w:val="Carpredefinitoparagrafo"/>
+          <w:rFonts w:ascii="Helvetica" w:hAnsi="Helvetica" w:eastAsia="Courier New" w:cs="Courier New"/>
+          <w:color w:val="4D4D4D"/>
+          <w:sz w:val="20"/>
+          <w:szCs w:val="20"/>
+          <w:shd w:fill="FFFFFF" w:val="clear"/>
+        </w:rPr>
+      </w:pPr>
+      <w:r>
+        <w:rPr>
+          <w:rFonts w:eastAsia="Courier New" w:cs="Courier New" w:ascii="Helvetica" w:hAnsi="Helvetica"/>
+          <w:color w:val="4D4D4D"/>
+          <w:sz w:val="20"/>
+          <w:szCs w:val="20"/>
+          <w:shd w:fill="FFFFFF" w:val="clear"/>
+        </w:rPr>
+      </w:r>
+    </w:p>
+    <w:p>
+      <w:pPr>
+        <w:pStyle w:val="Normal"/>
+        <w:jc w:val="both"/>
+        <w:rPr/>
+      </w:pPr>
+      <w:r>
+        <w:rPr>
+          <w:rStyle w:val="Carpredefinitoparagrafo"/>
+          <w:rFonts w:eastAsia="Courier New" w:cs="Courier New" w:ascii="Helvetica" w:hAnsi="Helvetica"/>
+          <w:b/>
+          <w:bCs/>
+          <w:color w:val="4D4D4D"/>
+          <w:sz w:val="20"/>
+          <w:szCs w:val="20"/>
+          <w:shd w:fill="auto" w:val="clear"/>
+        </w:rPr>
+        <w:t>{modalita_acconto}</w:t>
+      </w:r>
+    </w:p>
+    <w:p>
+      <w:pPr>
+        <w:pStyle w:val="Normal"/>
+        <w:jc w:val="both"/>
+        <w:rPr/>
+      </w:pPr>
+      <w:r>
+        <w:rPr>
+          <w:rStyle w:val="Carpredefinitoparagrafo"/>
+          <w:rFonts w:eastAsia="Courier New" w:cs="Courier New" w:ascii="Helvetica" w:hAnsi="Helvetica"/>
+          <w:b w:val="false"/>
+          <w:bCs w:val="false"/>
+          <w:color w:val="4D4D4D"/>
+          <w:sz w:val="20"/>
+          <w:szCs w:val="20"/>
+          <w:shd w:fill="auto" w:val="clear"/>
+        </w:rPr>
+        <w:t xml:space="preserve">1.350,00 € + 22% i.v.a. =  </w:t>
+      </w:r>
+      <w:r>
+        <w:rPr>
+          <w:rStyle w:val="Carpredefinitoparagrafo"/>
+          <w:rFonts w:eastAsia="Courier New" w:cs="Courier New" w:ascii="Helvetica" w:hAnsi="Helvetica"/>
+          <w:b/>
+          <w:bCs/>
+          <w:color w:val="4D4D4D"/>
+          <w:sz w:val="20"/>
+          <w:szCs w:val="20"/>
+          <w:shd w:fill="auto" w:val="clear"/>
+        </w:rPr>
+        <w:t>1.647,00 €</w:t>
+      </w:r>
+      <w:r>
+        <w:rPr>
+          <w:rStyle w:val="Carpredefinitoparagrafo"/>
+          <w:rFonts w:eastAsia="Courier New" w:cs="Courier New" w:ascii="Helvetica" w:hAnsi="Helvetica"/>
+          <w:b w:val="false"/>
+          <w:bCs w:val="false"/>
+          <w:color w:val="4D4D4D"/>
+          <w:sz w:val="20"/>
+          <w:szCs w:val="20"/>
+          <w:shd w:fill="auto" w:val="clear"/>
+        </w:rPr>
+        <w:t>;</w:t>
+      </w:r>
+    </w:p>
+    <w:p>
+      <w:pPr>
+        <w:pStyle w:val="Normal"/>
+        <w:jc w:val="both"/>
+        <w:rPr/>
+      </w:pPr>
+      <w:r>
+        <w:rPr>
+          <w:rStyle w:val="Carpredefinitoparagrafo"/>
+          <w:rFonts w:eastAsia="Courier New" w:cs="Courier New" w:ascii="Helvetica" w:hAnsi="Helvetica"/>
+          <w:b w:val="false"/>
+          <w:bCs w:val="false"/>
+          <w:color w:val="4D4D4D"/>
+          <w:sz w:val="20"/>
+          <w:szCs w:val="20"/>
+          <w:shd w:fill="auto" w:val="clear"/>
+        </w:rPr>
+        <w:t>ASSEGNO BANCARIO O CIRCOLARE O BONIFICO BANCARIO</w:t>
+      </w:r>
+    </w:p>
+    <w:p>
+      <w:pPr>
+        <w:pStyle w:val="Normal"/>
+        <w:jc w:val="both"/>
+        <w:rPr/>
+      </w:pPr>
+      <w:r>
+        <w:rPr>
+          <w:rStyle w:val="Carpredefinitoparagrafo"/>
+          <w:rFonts w:eastAsia="Courier New" w:cs="Courier New" w:ascii="Helvetica" w:hAnsi="Helvetica"/>
+          <w:b w:val="false"/>
+          <w:bCs w:val="false"/>
+          <w:color w:val="4D4D4D"/>
+          <w:sz w:val="20"/>
+          <w:szCs w:val="20"/>
+          <w:shd w:fill="auto" w:val="clear"/>
+        </w:rPr>
+        <w:t>BONIFICO: IBAN IT49Z0306924606100000002815</w:t>
+      </w:r>
+    </w:p>
+    <w:p>
+      <w:pPr>
+        <w:pStyle w:val="Normal"/>
+        <w:jc w:val="both"/>
+        <w:rPr/>
+      </w:pPr>
+      <w:r>
+        <w:rPr>
+          <w:rStyle w:val="Carpredefinitoparagrafo"/>
+          <w:rFonts w:eastAsia="Courier New" w:cs="Courier New" w:ascii="Helvetica" w:hAnsi="Helvetica"/>
+          <w:b w:val="false"/>
+          <w:bCs w:val="false"/>
+          <w:color w:val="4D4D4D"/>
+          <w:sz w:val="20"/>
+          <w:szCs w:val="20"/>
+          <w:shd w:fill="auto" w:val="clear"/>
+        </w:rPr>
+        <w:t>INTESTAZIONE: REALINE STUDIO di Alessandro De Antoni &amp; C. sas</w:t>
+      </w:r>
+    </w:p>
+    <w:p>
+      <w:pPr>
+        <w:pStyle w:val="Normal"/>
+        <w:jc w:val="both"/>
+        <w:rPr/>
+      </w:pPr>
+      <w:r>
+        <w:rPr>
+          <w:rStyle w:val="Carpredefinitoparagrafo"/>
+          <w:rFonts w:eastAsia="Courier New" w:cs="Courier New" w:ascii="Helvetica" w:hAnsi="Helvetica"/>
+          <w:b w:val="false"/>
+          <w:bCs w:val="false"/>
+          <w:color w:val="4D4D4D"/>
+          <w:sz w:val="20"/>
+          <w:szCs w:val="20"/>
+          <w:shd w:fill="auto" w:val="clear"/>
+        </w:rPr>
+        <w:t>CASUALE: Acconto servizio di ottenimento conformità urbanistica e catastale.</w:t>
+      </w:r>
+    </w:p>
+    <w:p>
+      <w:pPr>
+        <w:pStyle w:val="Normal"/>
+        <w:jc w:val="both"/>
+        <w:rPr>
+          <w:rFonts w:ascii="Helvetica" w:hAnsi="Helvetica" w:eastAsia="Courier New" w:cs="Courier New"/>
+          <w:color w:val="4D4D4D"/>
+          <w:sz w:val="20"/>
+          <w:szCs w:val="20"/>
+          <w:highlight w:val="none"/>
+          <w:shd w:fill="auto" w:val="clear"/>
+        </w:rPr>
+      </w:pPr>
+      <w:r>
+        <w:rPr>
+          <w:rFonts w:eastAsia="Courier New" w:cs="Courier New" w:ascii="Helvetica" w:hAnsi="Helvetica"/>
+          <w:color w:val="4D4D4D"/>
+          <w:sz w:val="20"/>
+          <w:szCs w:val="20"/>
+          <w:shd w:fill="auto" w:val="clear"/>
+        </w:rPr>
+      </w:r>
+    </w:p>
+    <w:p>
+      <w:pPr>
+        <w:pStyle w:val="Normal"/>
+        <w:jc w:val="both"/>
+        <w:rPr/>
+      </w:pPr>
+      <w:r>
+        <w:rPr>
+          <w:rStyle w:val="Carpredefinitoparagrafo"/>
+          <w:rFonts w:eastAsia="Courier New" w:cs="Courier New" w:ascii="Helvetica" w:hAnsi="Helvetica"/>
+          <w:b/>
+          <w:bCs/>
+          <w:color w:val="4D4D4D"/>
+          <w:sz w:val="20"/>
+          <w:szCs w:val="20"/>
+          <w:shd w:fill="auto" w:val="clear"/>
+        </w:rPr>
+        <w:t>{modalita_saldo}</w:t>
+      </w:r>
+    </w:p>
+    <w:p>
+      <w:pPr>
+        <w:pStyle w:val="Normal"/>
+        <w:jc w:val="both"/>
+        <w:rPr/>
+      </w:pPr>
+      <w:r>
+        <w:rPr>
+          <w:rStyle w:val="Carpredefinitoparagrafo"/>
+          <w:rFonts w:eastAsia="Courier New" w:cs="Courier New" w:ascii="Helvetica" w:hAnsi="Helvetica"/>
+          <w:b w:val="false"/>
+          <w:bCs w:val="false"/>
+          <w:color w:val="4D4D4D"/>
+          <w:sz w:val="20"/>
+          <w:szCs w:val="20"/>
+          <w:shd w:fill="auto" w:val="clear"/>
+        </w:rPr>
+        <w:t xml:space="preserve">1.350,00 € + 22% i.v.a. =  </w:t>
+      </w:r>
+      <w:r>
+        <w:rPr>
+          <w:rStyle w:val="Carpredefinitoparagrafo"/>
+          <w:rFonts w:eastAsia="Courier New" w:cs="Courier New" w:ascii="Helvetica" w:hAnsi="Helvetica"/>
+          <w:b/>
+          <w:bCs/>
+          <w:color w:val="4D4D4D"/>
+          <w:sz w:val="20"/>
+          <w:szCs w:val="20"/>
+          <w:shd w:fill="auto" w:val="clear"/>
+        </w:rPr>
+        <w:t>1.647,00 €</w:t>
+      </w:r>
+      <w:r>
+        <w:rPr>
+          <w:rStyle w:val="Carpredefinitoparagrafo"/>
+          <w:rFonts w:eastAsia="Courier New" w:cs="Courier New" w:ascii="Helvetica" w:hAnsi="Helvetica"/>
+          <w:b w:val="false"/>
+          <w:bCs w:val="false"/>
+          <w:color w:val="4D4D4D"/>
+          <w:sz w:val="20"/>
+          <w:szCs w:val="20"/>
+          <w:shd w:fill="auto" w:val="clear"/>
+        </w:rPr>
+        <w:t>;</w:t>
+      </w:r>
+    </w:p>
+    <w:p>
+      <w:pPr>
+        <w:pStyle w:val="Normal"/>
+        <w:jc w:val="both"/>
+        <w:rPr/>
+      </w:pPr>
+      <w:r>
+        <w:rPr>
+          <w:rStyle w:val="Carpredefinitoparagrafo"/>
+          <w:rFonts w:eastAsia="Courier New" w:cs="Courier New" w:ascii="Helvetica" w:hAnsi="Helvetica"/>
+          <w:b w:val="false"/>
+          <w:bCs w:val="false"/>
+          <w:color w:val="4D4D4D"/>
+          <w:sz w:val="20"/>
+          <w:szCs w:val="20"/>
+          <w:shd w:fill="auto" w:val="clear"/>
+        </w:rPr>
+        <w:t>ASSEGNO BANCARIO O CIRCOLARE O BONIFICO BANCARIO</w:t>
+      </w:r>
+    </w:p>
+    <w:p>
+      <w:pPr>
+        <w:pStyle w:val="Normal"/>
+        <w:jc w:val="both"/>
+        <w:rPr/>
+      </w:pPr>
+      <w:r>
+        <w:rPr>
+          <w:rStyle w:val="Carpredefinitoparagrafo"/>
+          <w:rFonts w:eastAsia="Courier New" w:cs="Courier New" w:ascii="Helvetica" w:hAnsi="Helvetica"/>
+          <w:b w:val="false"/>
+          <w:bCs w:val="false"/>
+          <w:color w:val="4D4D4D"/>
+          <w:sz w:val="20"/>
+          <w:szCs w:val="20"/>
+          <w:shd w:fill="auto" w:val="clear"/>
+        </w:rPr>
+        <w:t xml:space="preserve">BONIFICO: IBAN IT49Z0306924606100000002815 </w:t>
+      </w:r>
+    </w:p>
+    <w:p>
+      <w:pPr>
+        <w:pStyle w:val="Normal"/>
+        <w:jc w:val="both"/>
+        <w:rPr/>
+      </w:pPr>
+      <w:r>
+        <w:rPr>
+          <w:rStyle w:val="Carpredefinitoparagrafo"/>
+          <w:rFonts w:eastAsia="Courier New" w:cs="Courier New" w:ascii="Helvetica" w:hAnsi="Helvetica"/>
+          <w:b w:val="false"/>
+          <w:bCs w:val="false"/>
+          <w:color w:val="4D4D4D"/>
+          <w:sz w:val="20"/>
+          <w:szCs w:val="20"/>
+          <w:shd w:fill="auto" w:val="clear"/>
+        </w:rPr>
+        <w:t>INTESTAZIONE: REALINE STUDIO di Alessandro De Antoni &amp; C. sas</w:t>
+      </w:r>
+    </w:p>
+    <w:p>
+      <w:pPr>
+        <w:pStyle w:val="Normal"/>
+        <w:jc w:val="both"/>
+        <w:rPr/>
+      </w:pPr>
+      <w:r>
+        <w:rPr>
+          <w:rStyle w:val="Carpredefinitoparagrafo"/>
+          <w:rFonts w:eastAsia="Courier New" w:cs="Courier New" w:ascii="Helvetica" w:hAnsi="Helvetica"/>
+          <w:b w:val="false"/>
+          <w:bCs w:val="false"/>
+          <w:color w:val="4D4D4D"/>
+          <w:sz w:val="20"/>
+          <w:szCs w:val="20"/>
+          <w:shd w:fill="auto" w:val="clear"/>
+        </w:rPr>
+        <w:t>CASUALE: Saldo servizio di ottenimento conformità urbanistica e catastale.</w:t>
+      </w:r>
+    </w:p>
+    <w:p>
+      <w:pPr>
+        <w:pStyle w:val="Normal"/>
+        <w:jc w:val="both"/>
+        <w:rPr>
+          <w:rStyle w:val="Carpredefinitoparagrafo"/>
+          <w:rFonts w:ascii="Helvetica" w:hAnsi="Helvetica" w:eastAsia="Courier New" w:cs="Courier New"/>
+          <w:b w:val="false"/>
+          <w:bCs w:val="false"/>
+          <w:color w:val="4D4D4D"/>
+          <w:sz w:val="20"/>
+          <w:szCs w:val="20"/>
+          <w:shd w:fill="FFFF00" w:val="clear"/>
+        </w:rPr>
+      </w:pPr>
+      <w:r>
+        <w:rPr>
+          <w:rFonts w:eastAsia="Courier New" w:cs="Courier New" w:ascii="Helvetica" w:hAnsi="Helvetica"/>
+          <w:b w:val="false"/>
+          <w:bCs w:val="false"/>
+          <w:color w:val="4D4D4D"/>
+          <w:sz w:val="20"/>
+          <w:szCs w:val="20"/>
+          <w:shd w:fill="FFFF00" w:val="clear"/>
+        </w:rPr>
+      </w:r>
+    </w:p>
+    <w:p>
+      <w:pPr>
+        <w:pStyle w:val="Normal"/>
+        <w:jc w:val="both"/>
+        <w:rPr>
+          <w:rStyle w:val="Carpredefinitoparagrafo"/>
+          <w:rFonts w:ascii="Helvetica" w:hAnsi="Helvetica" w:eastAsia="Courier New" w:cs="Courier New"/>
+          <w:b w:val="false"/>
+          <w:bCs w:val="false"/>
+          <w:color w:val="4D4D4D"/>
+          <w:sz w:val="20"/>
+          <w:szCs w:val="20"/>
+          <w:shd w:fill="FFFF00" w:val="clear"/>
+        </w:rPr>
+      </w:pPr>
+      <w:r>
+        <w:rPr>
+          <w:rStyle w:val="Carpredefinitoparagrafo"/>
+          <w:rFonts w:eastAsia="Courier New" w:cs="Courier New" w:ascii="Helvetica" w:hAnsi="Helvetica"/>
+          <w:b w:val="false"/>
+          <w:bCs w:val="false"/>
+          <w:color w:val="4D4D4D"/>
+          <w:sz w:val="20"/>
+          <w:szCs w:val="20"/>
+          <w:shd w:fill="auto" w:val="clear"/>
+        </w:rPr>
+        <w:t>{</w:t>
+      </w:r>
+      <w:r>
+        <w:rPr>
+          <w:rStyle w:val="Carpredefinitoparagrafo"/>
+          <w:rFonts w:eastAsia="Courier New" w:cs="Courier New" w:ascii="Helvetica" w:hAnsi="Helvetica"/>
+          <w:b w:val="false"/>
+          <w:bCs w:val="false"/>
+          <w:color w:val="4D4D4D"/>
+          <w:sz w:val="20"/>
+          <w:szCs w:val="20"/>
+          <w:shd w:fill="auto" w:val="clear"/>
+        </w:rPr>
+        <w:t>#is_pagamento_standard}</w:t>
+      </w:r>
+    </w:p>
+    <w:p>
+      <w:pPr>
+        <w:pStyle w:val="Normal"/>
+        <w:jc w:val="both"/>
+        <w:rPr>
+          <w:rFonts w:ascii="Helvetica" w:hAnsi="Helvetica" w:eastAsia="Courier New" w:cs="Courier New"/>
+          <w:b w:val="false"/>
+          <w:bCs w:val="false"/>
+          <w:color w:val="4D4D4D"/>
+          <w:sz w:val="20"/>
+          <w:szCs w:val="20"/>
+          <w:shd w:fill="FFFF00" w:val="clear"/>
+        </w:rPr>
+      </w:pPr>
+      <w:r>
+        <w:rPr>
+          <w:rStyle w:val="Carpredefinitoparagrafo"/>
+          <w:rFonts w:eastAsia="Courier New" w:cs="Courier New" w:ascii="Helvetica" w:hAnsi="Helvetica"/>
+          <w:b/>
+          <w:bCs/>
+          <w:color w:val="4D4D4D"/>
+          <w:sz w:val="20"/>
+          <w:szCs w:val="20"/>
+          <w:shd w:fill="auto" w:val="clear"/>
+        </w:rPr>
+        <w:t>{modalita_acconto}</w:t>
+      </w:r>
+    </w:p>
+    <w:p>
+      <w:pPr>
+        <w:pStyle w:val="Normal"/>
+        <w:jc w:val="both"/>
+        <w:rPr>
+          <w:rFonts w:ascii="Helvetica" w:hAnsi="Helvetica" w:eastAsia="Courier New" w:cs="Courier New"/>
+          <w:b w:val="false"/>
+          <w:bCs w:val="false"/>
+          <w:color w:val="4D4D4D"/>
+          <w:sz w:val="20"/>
+          <w:szCs w:val="20"/>
+          <w:shd w:fill="FFFF00" w:val="clear"/>
+        </w:rPr>
+      </w:pPr>
+      <w:r>
+        <w:rPr>
+          <w:rStyle w:val="Carpredefinitoparagrafo"/>
+          <w:rFonts w:eastAsia="Courier New" w:cs="Courier New" w:ascii="Helvetica" w:hAnsi="Helvetica"/>
+          <w:b w:val="false"/>
+          <w:bCs w:val="false"/>
+          <w:color w:val="4D4D4D"/>
+          <w:sz w:val="20"/>
+          <w:szCs w:val="20"/>
+          <w:shd w:fill="auto" w:val="clear"/>
+        </w:rPr>
+        <w:t xml:space="preserve">{importo_acconto} + 22% i.v.a. = </w:t>
+      </w:r>
+      <w:r>
+        <w:rPr>
+          <w:rStyle w:val="Carpredefinitoparagrafo"/>
+          <w:rFonts w:eastAsia="Courier New" w:cs="Courier New" w:ascii="Helvetica" w:hAnsi="Helvetica"/>
+          <w:b/>
+          <w:bCs/>
+          <w:color w:val="4D4D4D"/>
+          <w:sz w:val="20"/>
+          <w:szCs w:val="20"/>
+          <w:shd w:fill="auto" w:val="clear"/>
+        </w:rPr>
+        <w:t>{acconto_totale}</w:t>
+      </w:r>
+      <w:r>
+        <w:rPr>
+          <w:rStyle w:val="Carpredefinitoparagrafo"/>
+          <w:rFonts w:eastAsia="Courier New" w:cs="Courier New" w:ascii="Helvetica" w:hAnsi="Helvetica"/>
+          <w:b w:val="false"/>
+          <w:bCs w:val="false"/>
+          <w:color w:val="4D4D4D"/>
+          <w:sz w:val="20"/>
+          <w:szCs w:val="20"/>
+          <w:shd w:fill="auto" w:val="clear"/>
+        </w:rPr>
+        <w:t xml:space="preserve"> </w:t>
+      </w:r>
+      <w:r>
+        <w:rPr>
+          <w:rStyle w:val="Carpredefinitoparagrafo"/>
+          <w:rFonts w:eastAsia="Courier New" w:cs="Courier New" w:ascii="Helvetica" w:hAnsi="Helvetica"/>
+          <w:b/>
+          <w:bCs/>
+          <w:color w:val="4D4D4D"/>
+          <w:sz w:val="20"/>
+          <w:szCs w:val="20"/>
+          <w:shd w:fill="auto" w:val="clear"/>
+        </w:rPr>
+        <w:t>€</w:t>
+      </w:r>
+      <w:r>
+        <w:rPr>
+          <w:rStyle w:val="Carpredefinitoparagrafo"/>
+          <w:rFonts w:eastAsia="Courier New" w:cs="Courier New" w:ascii="Helvetica" w:hAnsi="Helvetica"/>
+          <w:b w:val="false"/>
+          <w:bCs w:val="false"/>
+          <w:color w:val="4D4D4D"/>
+          <w:sz w:val="20"/>
+          <w:szCs w:val="20"/>
+          <w:shd w:fill="auto" w:val="clear"/>
+        </w:rPr>
+        <w:t>;</w:t>
+      </w:r>
+    </w:p>
+    <w:p>
+      <w:pPr>
+        <w:pStyle w:val="Normal"/>
+        <w:jc w:val="both"/>
+        <w:rPr>
+          <w:rFonts w:ascii="Helvetica" w:hAnsi="Helvetica" w:eastAsia="Courier New" w:cs="Courier New"/>
+          <w:b w:val="false"/>
+          <w:bCs w:val="false"/>
+          <w:color w:val="4D4D4D"/>
+          <w:sz w:val="20"/>
+          <w:szCs w:val="20"/>
+          <w:shd w:fill="FFFF00" w:val="clear"/>
+        </w:rPr>
+      </w:pPr>
+      <w:r>
+        <w:rPr>
+          <w:rStyle w:val="Carpredefinitoparagrafo"/>
+          <w:rFonts w:eastAsia="Courier New" w:cs="Courier New" w:ascii="Helvetica" w:hAnsi="Helvetica"/>
+          <w:b w:val="false"/>
+          <w:bCs w:val="false"/>
+          <w:color w:val="4D4D4D"/>
+          <w:sz w:val="20"/>
+          <w:szCs w:val="20"/>
+          <w:shd w:fill="auto" w:val="clear"/>
+        </w:rPr>
+        <w:t>ASSEGNO BANCARIO O CIRCOLARE O BONIFICO BANCARIO</w:t>
+      </w:r>
+    </w:p>
+    <w:p>
+      <w:pPr>
+        <w:pStyle w:val="Normal"/>
+        <w:jc w:val="both"/>
+        <w:rPr>
+          <w:rFonts w:ascii="Helvetica" w:hAnsi="Helvetica" w:eastAsia="Courier New" w:cs="Courier New"/>
+          <w:b w:val="false"/>
+          <w:bCs w:val="false"/>
+          <w:color w:val="4D4D4D"/>
+          <w:sz w:val="20"/>
+          <w:szCs w:val="20"/>
+          <w:shd w:fill="FFFF00" w:val="clear"/>
+        </w:rPr>
+      </w:pPr>
+      <w:r>
+        <w:rPr>
+          <w:rStyle w:val="Carpredefinitoparagrafo"/>
+          <w:rFonts w:eastAsia="Courier New" w:cs="Courier New" w:ascii="Helvetica" w:hAnsi="Helvetica"/>
+          <w:b w:val="false"/>
+          <w:bCs w:val="false"/>
+          <w:color w:val="4D4D4D"/>
+          <w:sz w:val="20"/>
+          <w:szCs w:val="20"/>
+          <w:shd w:fill="auto" w:val="clear"/>
+        </w:rPr>
+        <w:t xml:space="preserve">BONIFICO: IBAN IT49Z0306924606100000002815 </w:t>
+      </w:r>
+    </w:p>
+    <w:p>
+      <w:pPr>
+        <w:pStyle w:val="Normal"/>
+        <w:jc w:val="both"/>
+        <w:rPr>
+          <w:rFonts w:ascii="Helvetica" w:hAnsi="Helvetica" w:eastAsia="Courier New" w:cs="Courier New"/>
+          <w:b w:val="false"/>
+          <w:bCs w:val="false"/>
+          <w:color w:val="4D4D4D"/>
+          <w:sz w:val="20"/>
+          <w:szCs w:val="20"/>
+          <w:shd w:fill="FFFF00" w:val="clear"/>
+        </w:rPr>
+      </w:pPr>
+      <w:r>
+        <w:rPr>
+          <w:rStyle w:val="Carpredefinitoparagrafo"/>
+          <w:rFonts w:eastAsia="Courier New" w:cs="Courier New" w:ascii="Helvetica" w:hAnsi="Helvetica"/>
+          <w:b w:val="false"/>
+          <w:bCs w:val="false"/>
+          <w:color w:val="4D4D4D"/>
+          <w:sz w:val="20"/>
+          <w:szCs w:val="20"/>
+          <w:shd w:fill="auto" w:val="clear"/>
+        </w:rPr>
+        <w:t>INTESTAZIONE: REALINE STUDIO di Alessandro De Antoni &amp; C. sas</w:t>
+      </w:r>
+    </w:p>
+    <w:p>
+      <w:pPr>
+        <w:pStyle w:val="Normal"/>
+        <w:jc w:val="both"/>
+        <w:rPr>
+          <w:rFonts w:ascii="Helvetica" w:hAnsi="Helvetica" w:eastAsia="Courier New" w:cs="Courier New"/>
+          <w:b w:val="false"/>
+          <w:bCs w:val="false"/>
+          <w:color w:val="4D4D4D"/>
+          <w:sz w:val="20"/>
+          <w:szCs w:val="20"/>
+          <w:highlight w:val="none"/>
+          <w:shd w:fill="auto" w:val="clear"/>
+        </w:rPr>
+      </w:pPr>
+      <w:r>
+        <w:rPr>
+          <w:rFonts w:eastAsia="Courier New" w:cs="Courier New" w:ascii="Helvetica" w:hAnsi="Helvetica"/>
+          <w:b w:val="false"/>
+          <w:bCs w:val="false"/>
+          <w:color w:val="4D4D4D"/>
+          <w:sz w:val="20"/>
+          <w:szCs w:val="20"/>
+          <w:shd w:fill="auto" w:val="clear"/>
+        </w:rPr>
+      </w:r>
+    </w:p>
+    <w:p>
+      <w:pPr>
+        <w:pStyle w:val="Normal"/>
+        <w:jc w:val="both"/>
+        <w:rPr>
+          <w:rFonts w:ascii="Helvetica" w:hAnsi="Helvetica" w:eastAsia="Courier New" w:cs="Courier New"/>
+          <w:b w:val="false"/>
+          <w:bCs w:val="false"/>
+          <w:color w:val="4D4D4D"/>
+          <w:sz w:val="20"/>
+          <w:szCs w:val="20"/>
+          <w:shd w:fill="FFFF00" w:val="clear"/>
+        </w:rPr>
+      </w:pPr>
+      <w:r>
+        <w:rPr>
+          <w:rStyle w:val="Carpredefinitoparagrafo"/>
+          <w:rFonts w:eastAsia="Courier New" w:cs="Courier New" w:ascii="Helvetica" w:hAnsi="Helvetica"/>
+          <w:b/>
+          <w:bCs/>
+          <w:color w:val="4D4D4D"/>
+          <w:sz w:val="20"/>
+          <w:szCs w:val="20"/>
+          <w:shd w:fill="auto" w:val="clear"/>
+        </w:rPr>
+        <w:t>{modalita_saldo}</w:t>
+      </w:r>
+    </w:p>
+    <w:p>
+      <w:pPr>
+        <w:pStyle w:val="Normal"/>
+        <w:jc w:val="both"/>
+        <w:rPr>
+          <w:rFonts w:ascii="Helvetica" w:hAnsi="Helvetica" w:eastAsia="Courier New" w:cs="Courier New"/>
+          <w:b w:val="false"/>
+          <w:bCs w:val="false"/>
+          <w:color w:val="4D4D4D"/>
+          <w:sz w:val="20"/>
+          <w:szCs w:val="20"/>
+          <w:shd w:fill="FFFF00" w:val="clear"/>
+        </w:rPr>
+      </w:pPr>
+      <w:r>
+        <w:rPr>
+          <w:rStyle w:val="Carpredefinitoparagrafo"/>
+          <w:rFonts w:eastAsia="Courier New" w:cs="Courier New" w:ascii="Helvetica" w:hAnsi="Helvetica"/>
+          <w:b w:val="false"/>
+          <w:bCs w:val="false"/>
+          <w:color w:val="4D4D4D"/>
+          <w:sz w:val="20"/>
+          <w:szCs w:val="20"/>
+          <w:shd w:fill="auto" w:val="clear"/>
+        </w:rPr>
+        <w:t xml:space="preserve">{importo_saldo} + 22% i.v.a. = </w:t>
+      </w:r>
+      <w:r>
+        <w:rPr>
+          <w:rStyle w:val="Carpredefinitoparagrafo"/>
+          <w:rFonts w:eastAsia="Courier New" w:cs="Courier New" w:ascii="Helvetica" w:hAnsi="Helvetica"/>
+          <w:b/>
+          <w:bCs/>
+          <w:color w:val="4D4D4D"/>
+          <w:sz w:val="20"/>
+          <w:szCs w:val="20"/>
+          <w:shd w:fill="auto" w:val="clear"/>
+        </w:rPr>
+        <w:t>{saldo_totale}</w:t>
+      </w:r>
+      <w:r>
+        <w:rPr>
+          <w:rStyle w:val="Carpredefinitoparagrafo"/>
+          <w:rFonts w:eastAsia="Courier New" w:cs="Courier New" w:ascii="Helvetica" w:hAnsi="Helvetica"/>
+          <w:b w:val="false"/>
+          <w:bCs w:val="false"/>
+          <w:color w:val="4D4D4D"/>
+          <w:sz w:val="20"/>
+          <w:szCs w:val="20"/>
+          <w:shd w:fill="auto" w:val="clear"/>
+        </w:rPr>
+        <w:t xml:space="preserve"> </w:t>
+      </w:r>
+      <w:r>
+        <w:rPr>
+          <w:rStyle w:val="Carpredefinitoparagrafo"/>
+          <w:rFonts w:eastAsia="Courier New" w:cs="Courier New" w:ascii="Helvetica" w:hAnsi="Helvetica"/>
+          <w:b/>
+          <w:bCs/>
+          <w:color w:val="4D4D4D"/>
+          <w:sz w:val="20"/>
+          <w:szCs w:val="20"/>
+          <w:shd w:fill="auto" w:val="clear"/>
+        </w:rPr>
+        <w:t>€</w:t>
+      </w:r>
+      <w:r>
+        <w:rPr>
+          <w:rStyle w:val="Carpredefinitoparagrafo"/>
+          <w:rFonts w:eastAsia="Courier New" w:cs="Courier New" w:ascii="Helvetica" w:hAnsi="Helvetica"/>
+          <w:b w:val="false"/>
+          <w:bCs w:val="false"/>
+          <w:color w:val="4D4D4D"/>
+          <w:sz w:val="20"/>
+          <w:szCs w:val="20"/>
+          <w:shd w:fill="auto" w:val="clear"/>
+        </w:rPr>
+        <w:t>;</w:t>
+      </w:r>
+    </w:p>
+    <w:p>
+      <w:pPr>
+        <w:pStyle w:val="Normal"/>
+        <w:jc w:val="both"/>
+        <w:rPr>
+          <w:rFonts w:ascii="Helvetica" w:hAnsi="Helvetica" w:eastAsia="Courier New" w:cs="Courier New"/>
+          <w:b w:val="false"/>
+          <w:bCs w:val="false"/>
+          <w:color w:val="4D4D4D"/>
+          <w:sz w:val="20"/>
+          <w:szCs w:val="20"/>
+          <w:shd w:fill="FFFF00" w:val="clear"/>
+        </w:rPr>
+      </w:pPr>
+      <w:r>
+        <w:rPr>
+          <w:rStyle w:val="Carpredefinitoparagrafo"/>
+          <w:rFonts w:eastAsia="Courier New" w:cs="Courier New" w:ascii="Helvetica" w:hAnsi="Helvetica"/>
+          <w:b w:val="false"/>
+          <w:bCs w:val="false"/>
+          <w:color w:val="4D4D4D"/>
+          <w:sz w:val="20"/>
+          <w:szCs w:val="20"/>
+          <w:shd w:fill="auto" w:val="clear"/>
+        </w:rPr>
+        <w:t>ASSEGNO BANCARIO O CIRCOLARE O BONIFICO BANCARIO</w:t>
+      </w:r>
+    </w:p>
+    <w:p>
+      <w:pPr>
+        <w:pStyle w:val="Normal"/>
+        <w:jc w:val="both"/>
+        <w:rPr>
+          <w:rFonts w:ascii="Helvetica" w:hAnsi="Helvetica" w:eastAsia="Courier New" w:cs="Courier New"/>
+          <w:b w:val="false"/>
+          <w:bCs w:val="false"/>
+          <w:color w:val="4D4D4D"/>
+          <w:sz w:val="20"/>
+          <w:szCs w:val="20"/>
+          <w:shd w:fill="FFFF00" w:val="clear"/>
+        </w:rPr>
+      </w:pPr>
+      <w:r>
+        <w:rPr>
+          <w:rStyle w:val="Carpredefinitoparagrafo"/>
+          <w:rFonts w:eastAsia="Courier New" w:cs="Courier New" w:ascii="Helvetica" w:hAnsi="Helvetica"/>
+          <w:b w:val="false"/>
+          <w:bCs w:val="false"/>
+          <w:color w:val="4D4D4D"/>
+          <w:sz w:val="20"/>
+          <w:szCs w:val="20"/>
+          <w:shd w:fill="auto" w:val="clear"/>
+        </w:rPr>
+        <w:t xml:space="preserve">BONIFICO: IBAN IT49Z0306924606100000002815 </w:t>
+      </w:r>
+    </w:p>
+    <w:p>
+      <w:pPr>
+        <w:pStyle w:val="Normal"/>
+        <w:jc w:val="both"/>
+        <w:rPr>
+          <w:rFonts w:ascii="Helvetica" w:hAnsi="Helvetica" w:eastAsia="Courier New" w:cs="Courier New"/>
+          <w:b w:val="false"/>
+          <w:bCs w:val="false"/>
+          <w:color w:val="4D4D4D"/>
+          <w:sz w:val="20"/>
+          <w:szCs w:val="20"/>
+          <w:shd w:fill="FFFF00" w:val="clear"/>
+        </w:rPr>
+      </w:pPr>
+      <w:r>
+        <w:rPr>
+          <w:rStyle w:val="Carpredefinitoparagrafo"/>
+          <w:rFonts w:eastAsia="Courier New" w:cs="Courier New" w:ascii="Helvetica" w:hAnsi="Helvetica"/>
+          <w:b w:val="false"/>
+          <w:bCs w:val="false"/>
+          <w:color w:val="4D4D4D"/>
+          <w:sz w:val="20"/>
+          <w:szCs w:val="20"/>
+          <w:shd w:fill="auto" w:val="clear"/>
+        </w:rPr>
+        <w:t>INTESTAZIONE: REALINE STUDIO di Alessandro De Antoni &amp; C. sas</w:t>
+      </w:r>
+    </w:p>
+    <w:p>
+      <w:pPr>
+        <w:pStyle w:val="Normal"/>
+        <w:jc w:val="both"/>
+        <w:rPr>
+          <w:rStyle w:val="Carpredefinitoparagrafo"/>
+          <w:highlight w:val="none"/>
+          <w:shd w:fill="auto" w:val="clear"/>
+        </w:rPr>
+      </w:pPr>
+      <w:r>
+        <w:rPr>
+          <w:rFonts w:eastAsia="Courier New" w:cs="Courier New" w:ascii="Helvetica" w:hAnsi="Helvetica"/>
+          <w:b w:val="false"/>
+          <w:bCs w:val="false"/>
+          <w:color w:val="4D4D4D"/>
+          <w:sz w:val="20"/>
+          <w:szCs w:val="20"/>
+          <w:shd w:fill="FFFF00" w:val="clear"/>
+        </w:rPr>
+      </w:r>
+    </w:p>
+    <w:p>
+      <w:pPr>
+        <w:pStyle w:val="Normal"/>
+        <w:jc w:val="both"/>
+        <w:rPr>
+          <w:rFonts w:ascii="Helvetica" w:hAnsi="Helvetica" w:eastAsia="Courier New" w:cs="Courier New"/>
+          <w:b w:val="false"/>
+          <w:bCs w:val="false"/>
+          <w:color w:val="4D4D4D"/>
+          <w:sz w:val="20"/>
+          <w:szCs w:val="20"/>
+          <w:shd w:fill="FFFF00" w:val="clear"/>
+        </w:rPr>
+      </w:pPr>
+      <w:r>
+        <w:rPr>
+          <w:rStyle w:val="Carpredefinitoparagrafo"/>
+          <w:rFonts w:eastAsia="Courier New" w:cs="Courier New" w:ascii="Helvetica" w:hAnsi="Helvetica"/>
+          <w:b w:val="false"/>
+          <w:bCs w:val="false"/>
+          <w:color w:val="4D4D4D"/>
+          <w:sz w:val="20"/>
+          <w:szCs w:val="20"/>
+          <w:shd w:fill="auto" w:val="clear"/>
+        </w:rPr>
+        <w:t>{/is_pagamento_standard}</w:t>
+      </w:r>
+    </w:p>
+    <w:p>
+      <w:pPr>
+        <w:pStyle w:val="Normal"/>
+        <w:jc w:val="both"/>
+        <w:rPr>
+          <w:rFonts w:ascii="Helvetica" w:hAnsi="Helvetica" w:eastAsia="Courier New" w:cs="Courier New"/>
+          <w:b w:val="false"/>
+          <w:bCs w:val="false"/>
+          <w:color w:val="4D4D4D"/>
+          <w:sz w:val="20"/>
+          <w:szCs w:val="20"/>
+          <w:shd w:fill="FFFF00" w:val="clear"/>
+        </w:rPr>
+      </w:pPr>
+      <w:r>
+        <w:rPr>
+          <w:rStyle w:val="Carpredefinitoparagrafo"/>
+          <w:rFonts w:eastAsia="Courier New" w:cs="Courier New" w:ascii="Helvetica" w:hAnsi="Helvetica"/>
+          <w:b w:val="false"/>
+          <w:bCs w:val="false"/>
+          <w:color w:val="4D4D4D"/>
+          <w:sz w:val="20"/>
+          <w:szCs w:val="20"/>
+          <w:shd w:fill="auto" w:val="clear"/>
+        </w:rPr>
+        <w:t>{#is_pagamento_rogito}</w:t>
+      </w:r>
+    </w:p>
+    <w:p>
+      <w:pPr>
+        <w:pStyle w:val="Normal"/>
+        <w:jc w:val="both"/>
+        <w:rPr>
+          <w:rFonts w:ascii="Helvetica" w:hAnsi="Helvetica" w:eastAsia="Courier New" w:cs="Courier New"/>
+          <w:b w:val="false"/>
+          <w:bCs w:val="false"/>
+          <w:color w:val="4D4D4D"/>
+          <w:sz w:val="20"/>
+          <w:szCs w:val="20"/>
+          <w:shd w:fill="FFFF00" w:val="clear"/>
+        </w:rPr>
+      </w:pPr>
+      <w:r>
+        <w:rPr>
+          <w:rStyle w:val="Carpredefinitoparagrafo"/>
+          <w:rFonts w:eastAsia="Courier New" w:cs="Courier New" w:ascii="Helvetica" w:hAnsi="Helvetica"/>
+          <w:b/>
+          <w:bCs/>
+          <w:color w:val="4D4D4D"/>
+          <w:sz w:val="20"/>
+          <w:szCs w:val="20"/>
+          <w:shd w:fill="auto" w:val="clear"/>
+        </w:rPr>
+        <w:t>{modalita_rogito}</w:t>
+      </w:r>
+    </w:p>
+    <w:p>
+      <w:pPr>
+        <w:pStyle w:val="Normal"/>
+        <w:jc w:val="both"/>
+        <w:rPr>
+          <w:rFonts w:ascii="Helvetica" w:hAnsi="Helvetica" w:eastAsia="Courier New" w:cs="Courier New"/>
+          <w:b w:val="false"/>
+          <w:bCs w:val="false"/>
+          <w:color w:val="4D4D4D"/>
+          <w:sz w:val="20"/>
+          <w:szCs w:val="20"/>
+          <w:shd w:fill="FFFF00" w:val="clear"/>
+        </w:rPr>
+      </w:pPr>
+      <w:r>
+        <w:rPr>
+          <w:rStyle w:val="Carpredefinitoparagrafo"/>
+          <w:rFonts w:eastAsia="Courier New" w:cs="Courier New" w:ascii="Helvetica" w:hAnsi="Helvetica"/>
+          <w:b w:val="false"/>
+          <w:bCs w:val="false"/>
+          <w:color w:val="4D4D4D"/>
+          <w:sz w:val="20"/>
+          <w:szCs w:val="20"/>
+          <w:shd w:fill="auto" w:val="clear"/>
+        </w:rPr>
+        <w:t xml:space="preserve">{importo_netto} + 22% i.v.a. = </w:t>
+      </w:r>
+      <w:r>
+        <w:rPr>
+          <w:rStyle w:val="Carpredefinitoparagrafo"/>
+          <w:rFonts w:eastAsia="Courier New" w:cs="Courier New" w:ascii="Helvetica" w:hAnsi="Helvetica"/>
+          <w:b/>
+          <w:bCs/>
+          <w:color w:val="4D4D4D"/>
+          <w:sz w:val="20"/>
+          <w:szCs w:val="20"/>
+          <w:shd w:fill="auto" w:val="clear"/>
+        </w:rPr>
+        <w:t>{importo_totale}</w:t>
+      </w:r>
+      <w:r>
+        <w:rPr>
+          <w:rStyle w:val="Carpredefinitoparagrafo"/>
+          <w:rFonts w:eastAsia="Courier New" w:cs="Courier New" w:ascii="Helvetica" w:hAnsi="Helvetica"/>
+          <w:b w:val="false"/>
+          <w:bCs w:val="false"/>
+          <w:color w:val="4D4D4D"/>
+          <w:sz w:val="20"/>
+          <w:szCs w:val="20"/>
+          <w:shd w:fill="auto" w:val="clear"/>
+        </w:rPr>
+        <w:t xml:space="preserve"> </w:t>
+      </w:r>
+      <w:r>
+        <w:rPr>
+          <w:rStyle w:val="Carpredefinitoparagrafo"/>
+          <w:rFonts w:eastAsia="Courier New" w:cs="Courier New" w:ascii="Helvetica" w:hAnsi="Helvetica"/>
+          <w:b/>
+          <w:bCs/>
+          <w:color w:val="4D4D4D"/>
+          <w:sz w:val="20"/>
+          <w:szCs w:val="20"/>
+          <w:shd w:fill="auto" w:val="clear"/>
+        </w:rPr>
+        <w:t>€</w:t>
+      </w:r>
+      <w:r>
+        <w:rPr>
+          <w:rStyle w:val="Carpredefinitoparagrafo"/>
+          <w:rFonts w:eastAsia="Courier New" w:cs="Courier New" w:ascii="Helvetica" w:hAnsi="Helvetica"/>
+          <w:b w:val="false"/>
+          <w:bCs w:val="false"/>
+          <w:color w:val="4D4D4D"/>
+          <w:sz w:val="20"/>
+          <w:szCs w:val="20"/>
+          <w:shd w:fill="auto" w:val="clear"/>
+        </w:rPr>
+        <w:t>;</w:t>
+      </w:r>
+    </w:p>
+    <w:p>
+      <w:pPr>
+        <w:pStyle w:val="Normal"/>
+        <w:jc w:val="both"/>
+        <w:rPr>
+          <w:rFonts w:ascii="Helvetica" w:hAnsi="Helvetica" w:eastAsia="Courier New" w:cs="Courier New"/>
+          <w:b w:val="false"/>
+          <w:bCs w:val="false"/>
+          <w:color w:val="4D4D4D"/>
+          <w:sz w:val="20"/>
+          <w:szCs w:val="20"/>
+          <w:shd w:fill="FFFF00" w:val="clear"/>
+        </w:rPr>
+      </w:pPr>
+      <w:r>
+        <w:rPr>
+          <w:rStyle w:val="Carpredefinitoparagrafo"/>
+          <w:rFonts w:eastAsia="Courier New" w:cs="Courier New" w:ascii="Helvetica" w:hAnsi="Helvetica"/>
+          <w:b w:val="false"/>
+          <w:bCs w:val="false"/>
+          <w:color w:val="4D4D4D"/>
+          <w:sz w:val="20"/>
+          <w:szCs w:val="20"/>
+          <w:shd w:fill="auto" w:val="clear"/>
+        </w:rPr>
+        <w:t>ASSEGNO BANCARIO O CIRCOLARE O BONIFICO BANCARIO</w:t>
+      </w:r>
+    </w:p>
+    <w:p>
+      <w:pPr>
+        <w:pStyle w:val="Normal"/>
+        <w:jc w:val="both"/>
+        <w:rPr>
+          <w:rFonts w:ascii="Helvetica" w:hAnsi="Helvetica" w:eastAsia="Courier New" w:cs="Courier New"/>
+          <w:b w:val="false"/>
+          <w:bCs w:val="false"/>
+          <w:color w:val="4D4D4D"/>
+          <w:sz w:val="20"/>
+          <w:szCs w:val="20"/>
+          <w:shd w:fill="FFFF00" w:val="clear"/>
+        </w:rPr>
+      </w:pPr>
+      <w:r>
+        <w:rPr>
+          <w:rStyle w:val="Carpredefinitoparagrafo"/>
+          <w:rFonts w:eastAsia="Courier New" w:cs="Courier New" w:ascii="Helvetica" w:hAnsi="Helvetica"/>
+          <w:b w:val="false"/>
+          <w:bCs w:val="false"/>
+          <w:color w:val="4D4D4D"/>
+          <w:sz w:val="20"/>
+          <w:szCs w:val="20"/>
+          <w:shd w:fill="auto" w:val="clear"/>
+        </w:rPr>
+        <w:t xml:space="preserve">BONIFICO: IBAN IT49Z0306924606100000002815 </w:t>
+      </w:r>
+    </w:p>
+    <w:p>
+      <w:pPr>
+        <w:pStyle w:val="Normal"/>
+        <w:jc w:val="both"/>
+        <w:rPr>
+          <w:rFonts w:ascii="Helvetica" w:hAnsi="Helvetica" w:eastAsia="Courier New" w:cs="Courier New"/>
+          <w:b w:val="false"/>
+          <w:bCs w:val="false"/>
+          <w:color w:val="4D4D4D"/>
+          <w:sz w:val="20"/>
+          <w:szCs w:val="20"/>
+          <w:shd w:fill="FFFF00" w:val="clear"/>
+        </w:rPr>
+      </w:pPr>
+      <w:r>
+        <w:rPr>
+          <w:rStyle w:val="Carpredefinitoparagrafo"/>
+          <w:rFonts w:eastAsia="Courier New" w:cs="Courier New" w:ascii="Helvetica" w:hAnsi="Helvetica"/>
+          <w:b w:val="false"/>
+          <w:bCs w:val="false"/>
+          <w:color w:val="4D4D4D"/>
+          <w:sz w:val="20"/>
+          <w:szCs w:val="20"/>
+          <w:shd w:fill="auto" w:val="clear"/>
+        </w:rPr>
+        <w:t>INTESTAZIONE: REALINE STUDIO di Alessandro De Antoni &amp; C. sas</w:t>
+      </w:r>
+    </w:p>
+    <w:p>
+      <w:pPr>
+        <w:pStyle w:val="Normal"/>
+        <w:jc w:val="both"/>
+        <w:rPr>
+          <w:rFonts w:ascii="Helvetica" w:hAnsi="Helvetica" w:eastAsia="Courier New" w:cs="Courier New"/>
+          <w:b w:val="false"/>
+          <w:bCs w:val="false"/>
+          <w:color w:val="4D4D4D"/>
+          <w:sz w:val="20"/>
+          <w:szCs w:val="20"/>
+          <w:shd w:fill="FFFF00" w:val="clear"/>
+        </w:rPr>
+      </w:pPr>
+      <w:r>
+        <w:rPr>
+          <w:rStyle w:val="Carpredefinitoparagrafo"/>
+          <w:rFonts w:eastAsia="Courier New" w:cs="Courier New" w:ascii="Helvetica" w:hAnsi="Helvetica"/>
+          <w:b w:val="false"/>
+          <w:bCs w:val="false"/>
+          <w:color w:val="4D4D4D"/>
+          <w:sz w:val="20"/>
+          <w:szCs w:val="20"/>
+          <w:shd w:fill="auto" w:val="clear"/>
+        </w:rPr>
+        <w:t>{/is_pagamento_rogito}</w:t>
+      </w:r>
+    </w:p>
+    <w:p>
+      <w:pPr>
+        <w:pStyle w:val="Normal"/>
+        <w:jc w:val="both"/>
+        <w:rPr>
+          <w:rStyle w:val="Carpredefinitoparagrafo"/>
+          <w:rFonts w:ascii="Helvetica" w:hAnsi="Helvetica" w:eastAsia="Courier New" w:cs="Courier New"/>
+          <w:b w:val="false"/>
+          <w:bCs w:val="false"/>
+          <w:color w:val="4D4D4D"/>
+          <w:sz w:val="20"/>
+          <w:szCs w:val="20"/>
+          <w:shd w:fill="FFFF00" w:val="clear"/>
+        </w:rPr>
+      </w:pPr>
+      <w:r>
+        <w:rPr>
+          <w:rFonts w:eastAsia="Courier New" w:cs="Courier New" w:ascii="Helvetica" w:hAnsi="Helvetica"/>
+          <w:b w:val="false"/>
+          <w:bCs w:val="false"/>
+          <w:color w:val="4D4D4D"/>
+          <w:sz w:val="20"/>
+          <w:szCs w:val="20"/>
+          <w:shd w:fill="FFFF00" w:val="clear"/>
+        </w:rPr>
+      </w:r>
+    </w:p>
+    <w:p>
+      <w:pPr>
+        <w:pStyle w:val="Normal"/>
+        <w:jc w:val="both"/>
+        <w:rPr>
+          <w:rStyle w:val="Carpredefinitoparagrafo"/>
+          <w:rFonts w:ascii="Helvetica" w:hAnsi="Helvetica" w:eastAsia="Courier New" w:cs="Courier New"/>
+          <w:b w:val="false"/>
+          <w:bCs w:val="false"/>
+          <w:color w:val="4D4D4D"/>
+          <w:sz w:val="20"/>
+          <w:szCs w:val="20"/>
+          <w:shd w:fill="FFFF00" w:val="clear"/>
+        </w:rPr>
+      </w:pPr>
+      <w:r>
+        <w:rPr>
+          <w:rFonts w:eastAsia="Courier New" w:cs="Courier New" w:ascii="Helvetica" w:hAnsi="Helvetica"/>
+          <w:b w:val="false"/>
+          <w:bCs w:val="false"/>
+          <w:color w:val="4D4D4D"/>
+          <w:sz w:val="20"/>
+          <w:szCs w:val="20"/>
+          <w:shd w:fill="FFFF00" w:val="clear"/>
+        </w:rPr>
+      </w:r>
+    </w:p>
+    <w:p>
+      <w:pPr>
+        <w:pStyle w:val="Normal"/>
+        <w:jc w:val="both"/>
+        <w:rPr>
+          <w:rStyle w:val="Carpredefinitoparagrafo"/>
+          <w:rFonts w:ascii="Helvetica" w:hAnsi="Helvetica" w:eastAsia="Courier New" w:cs="Courier New"/>
+          <w:b w:val="false"/>
+          <w:bCs w:val="false"/>
+          <w:color w:val="4D4D4D"/>
+          <w:sz w:val="20"/>
+          <w:szCs w:val="20"/>
+          <w:shd w:fill="FFFF00" w:val="clear"/>
+        </w:rPr>
+      </w:pPr>
+      <w:r>
+        <w:rPr>
+          <w:rFonts w:eastAsia="Courier New" w:cs="Courier New" w:ascii="Helvetica" w:hAnsi="Helvetica"/>
+          <w:b w:val="false"/>
+          <w:bCs w:val="false"/>
+          <w:color w:val="4D4D4D"/>
+          <w:sz w:val="20"/>
+          <w:szCs w:val="20"/>
+          <w:shd w:fill="FFFF00" w:val="clear"/>
+        </w:rPr>
+      </w:r>
+    </w:p>
+    <w:p>
+      <w:pPr>
+        <w:pStyle w:val="Normal"/>
+        <w:jc w:val="both"/>
+        <w:rPr>
+          <w:rStyle w:val="Carpredefinitoparagrafo"/>
+          <w:rFonts w:ascii="Helvetica" w:hAnsi="Helvetica" w:eastAsia="Courier New" w:cs="Courier New"/>
+          <w:b w:val="false"/>
+          <w:bCs w:val="false"/>
+          <w:color w:val="4D4D4D"/>
+          <w:sz w:val="20"/>
+          <w:szCs w:val="20"/>
+          <w:shd w:fill="FFFF00" w:val="clear"/>
+        </w:rPr>
+      </w:pPr>
+      <w:r>
+        <w:rPr>
+          <w:rFonts w:eastAsia="Courier New" w:cs="Courier New" w:ascii="Helvetica" w:hAnsi="Helvetica"/>
+          <w:b w:val="false"/>
+          <w:bCs w:val="false"/>
+          <w:color w:val="4D4D4D"/>
+          <w:sz w:val="20"/>
+          <w:szCs w:val="20"/>
+          <w:shd w:fill="FFFF00" w:val="clear"/>
+        </w:rPr>
+      </w:r>
+    </w:p>
+    <w:p>
+      <w:pPr>
+        <w:pStyle w:val="Normal"/>
+        <w:jc w:val="both"/>
+        <w:rPr>
+          <w:rStyle w:val="Carpredefinitoparagrafo"/>
+          <w:rFonts w:ascii="Helvetica" w:hAnsi="Helvetica" w:eastAsia="Courier New" w:cs="Courier New"/>
+          <w:color w:val="4D4D4D"/>
+          <w:sz w:val="20"/>
+          <w:szCs w:val="20"/>
+          <w:shd w:fill="FFFFFF" w:val="clear"/>
+        </w:rPr>
+      </w:pPr>
+      <w:r>
+        <w:rPr>
+          <w:rFonts w:eastAsia="Courier New" w:cs="Courier New" w:ascii="Helvetica" w:hAnsi="Helvetica"/>
+          <w:color w:val="4D4D4D"/>
+          <w:sz w:val="20"/>
+          <w:szCs w:val="20"/>
+          <w:shd w:fill="FFFFFF" w:val="clear"/>
+        </w:rPr>
+      </w:r>
+    </w:p>
+    <w:p>
+      <w:pPr>
+        <w:pStyle w:val="Normal"/>
+        <w:jc w:val="both"/>
+        <w:rPr/>
+      </w:pPr>
+      <w:r>
+        <w:rPr>
+          <w:rStyle w:val="Carpredefinitoparagrafo"/>
+          <w:rFonts w:eastAsia="Courier New" w:cs="Courier New" w:ascii="Helvetica" w:hAnsi="Helvetica"/>
+          <w:color w:val="4D4D4D"/>
+          <w:sz w:val="20"/>
+          <w:szCs w:val="20"/>
+          <w:shd w:fill="FFFFFF" w:val="clear"/>
+        </w:rPr>
+        <w:t>Il pagamento dovrà essere effettuato entro 10 giorni dall'emissione della fattura o proforma di parcella da parte della società Realine. Sono esclusi dal presente preventivo di spesa diritti di segreteria da corrispondere ad enti preposti.</w:t>
+      </w:r>
+    </w:p>
+    <w:p>
+      <w:pPr>
+        <w:pStyle w:val="Normal"/>
+        <w:jc w:val="both"/>
+        <w:rPr>
+          <w:rStyle w:val="Carpredefinitoparagrafo"/>
+          <w:rFonts w:ascii="Helvetica" w:hAnsi="Helvetica" w:eastAsia="Courier New" w:cs="Courier New"/>
+          <w:b/>
+          <w:bCs/>
+          <w:color w:val="4D4D4D"/>
+          <w:sz w:val="20"/>
+          <w:szCs w:val="20"/>
+          <w:shd w:fill="FFFF00" w:val="clear"/>
+        </w:rPr>
+      </w:pPr>
+      <w:r>
+        <w:rPr>
+          <w:rFonts w:eastAsia="Courier New" w:cs="Courier New" w:ascii="Helvetica" w:hAnsi="Helvetica"/>
+          <w:b/>
+          <w:bCs/>
+          <w:color w:val="4D4D4D"/>
+          <w:sz w:val="20"/>
+          <w:szCs w:val="20"/>
+          <w:shd w:fill="FFFF00" w:val="clear"/>
+        </w:rPr>
+      </w:r>
+    </w:p>
+    <w:p>
+      <w:pPr>
+        <w:pStyle w:val="Normal"/>
+        <w:jc w:val="both"/>
+        <w:rPr>
+          <w:rFonts w:ascii="Helvetica" w:hAnsi="Helvetica" w:eastAsia="Courier New" w:cs="Courier New"/>
+          <w:color w:val="4D4D4D"/>
+          <w:sz w:val="20"/>
+          <w:szCs w:val="20"/>
+          <w:shd w:fill="FFFFFF" w:val="clear"/>
+        </w:rPr>
+      </w:pPr>
+      <w:r>
+        <w:rPr>
+          <w:rFonts w:eastAsia="Courier New" w:cs="Courier New" w:ascii="Helvetica" w:hAnsi="Helvetica"/>
+          <w:color w:val="4D4D4D"/>
+          <w:sz w:val="20"/>
+          <w:szCs w:val="20"/>
+          <w:shd w:fill="FFFFFF" w:val="clear"/>
+        </w:rPr>
+      </w:r>
+    </w:p>
+    <w:p>
+      <w:pPr>
+        <w:pStyle w:val="Normal"/>
+        <w:jc w:val="both"/>
+        <w:rPr/>
+      </w:pPr>
+      <w:r>
+        <w:rPr>
+          <w:rStyle w:val="Carpredefinitoparagrafo"/>
+          <w:rFonts w:eastAsia="Courier New" w:cs="Courier New" w:ascii="Helvetica" w:hAnsi="Helvetica"/>
+          <w:b/>
+          <w:bCs/>
+          <w:color w:val="4D4D4D"/>
+          <w:sz w:val="20"/>
+          <w:szCs w:val="20"/>
+          <w:shd w:fill="FFFFFF" w:val="clear"/>
+        </w:rPr>
+        <w:t>5) Obblighi della società incaricata e dei professionisti assunti da quest’ultima</w:t>
+      </w:r>
+    </w:p>
+    <w:p>
+      <w:pPr>
+        <w:pStyle w:val="Normal"/>
+        <w:jc w:val="both"/>
+        <w:rPr/>
+      </w:pPr>
+      <w:r>
+        <w:rPr>
+          <w:rStyle w:val="Carpredefinitoparagrafo"/>
+          <w:rFonts w:eastAsia="Courier New" w:cs="Courier New" w:ascii="Helvetica" w:hAnsi="Helvetica"/>
+          <w:color w:val="4D4D4D"/>
+          <w:sz w:val="20"/>
+          <w:szCs w:val="20"/>
+          <w:shd w:fill="FFFFFF" w:val="clear"/>
+        </w:rPr>
+        <w:t>Con l'assunzione dell'incarico la società Realine (e con essa i tecnici, dipendenti, praticanti o terze società da quest’ultima assunti od incaricati) si obbliga a prestare la propria opera o servizio usando la diligenza richiesta  dalla natura dell'attività da esercitare, in conformità alle leggi ed alle norme deontologiche che regolano la materia, nel rispetto del segreto professionale e, pertanto, si impegna a non divulgare fatti o informazioni apprese in ragione dell'espletamento dell'incarico.</w:t>
+      </w:r>
+    </w:p>
+    <w:p>
+      <w:pPr>
+        <w:pStyle w:val="Normal"/>
+        <w:jc w:val="both"/>
+        <w:rPr/>
+      </w:pPr>
+      <w:r>
+        <w:rPr>
+          <w:rStyle w:val="Carpredefinitoparagrafo"/>
+          <w:rFonts w:eastAsia="Courier New" w:cs="Courier New" w:ascii="Helvetica" w:hAnsi="Helvetica"/>
+          <w:color w:val="4D4D4D"/>
+          <w:sz w:val="20"/>
+          <w:szCs w:val="20"/>
+          <w:shd w:fill="FFFFFF" w:val="clear"/>
+        </w:rPr>
+        <w:t>La società Realine, ai sensi dell’art. 2235 c.c., si obbliga a custodire la documentazione fornita dal Committente per il tempo strettamente necessario all'espletamento dell'incarico e per quello ulteriore eventualmente previsto dalla legge.</w:t>
+      </w:r>
+    </w:p>
+    <w:p>
+      <w:pPr>
+        <w:pStyle w:val="Normal"/>
+        <w:jc w:val="both"/>
+        <w:rPr>
+          <w:rFonts w:ascii="Helvetica" w:hAnsi="Helvetica" w:eastAsia="Courier New" w:cs="Courier New"/>
+          <w:color w:val="4D4D4D"/>
+          <w:sz w:val="20"/>
+          <w:szCs w:val="20"/>
+          <w:shd w:fill="FFFFFF" w:val="clear"/>
+        </w:rPr>
+      </w:pPr>
+      <w:r>
+        <w:rPr>
+          <w:rFonts w:eastAsia="Courier New" w:cs="Courier New" w:ascii="Helvetica" w:hAnsi="Helvetica"/>
+          <w:color w:val="4D4D4D"/>
+          <w:sz w:val="20"/>
+          <w:szCs w:val="20"/>
+          <w:shd w:fill="FFFFFF" w:val="clear"/>
+        </w:rPr>
+      </w:r>
+    </w:p>
+    <w:p>
+      <w:pPr>
+        <w:pStyle w:val="Normal"/>
+        <w:jc w:val="both"/>
+        <w:rPr>
+          <w:rFonts w:ascii="Helvetica" w:hAnsi="Helvetica" w:eastAsia="Courier New" w:cs="Courier New"/>
+          <w:color w:val="4D4D4D"/>
+          <w:sz w:val="20"/>
+          <w:szCs w:val="20"/>
+          <w:shd w:fill="FFFFFF" w:val="clear"/>
+        </w:rPr>
+      </w:pPr>
+      <w:r>
+        <w:rPr>
+          <w:rFonts w:eastAsia="Courier New" w:cs="Courier New" w:ascii="Helvetica" w:hAnsi="Helvetica"/>
+          <w:color w:val="4D4D4D"/>
+          <w:sz w:val="20"/>
+          <w:szCs w:val="20"/>
+          <w:shd w:fill="FFFFFF" w:val="clear"/>
+        </w:rPr>
+      </w:r>
+    </w:p>
+    <w:p>
+      <w:pPr>
+        <w:pStyle w:val="Normal"/>
+        <w:jc w:val="both"/>
+        <w:rPr/>
+      </w:pPr>
+      <w:r>
+        <w:rPr>
+          <w:rStyle w:val="Carpredefinitoparagrafo"/>
+          <w:rFonts w:eastAsia="Courier New" w:cs="Courier New" w:ascii="Helvetica" w:hAnsi="Helvetica"/>
+          <w:b/>
+          <w:bCs/>
+          <w:color w:val="4D4D4D"/>
+          <w:sz w:val="20"/>
+          <w:szCs w:val="20"/>
+          <w:shd w:fill="FFFFFF" w:val="clear"/>
+        </w:rPr>
+        <w:t>6) Obblighi del Committente</w:t>
+      </w:r>
+    </w:p>
+    <w:p>
+      <w:pPr>
+        <w:pStyle w:val="Normal"/>
+        <w:jc w:val="both"/>
+        <w:rPr/>
+      </w:pPr>
+      <w:r>
+        <w:rPr>
+          <w:rStyle w:val="Carpredefinitoparagrafo"/>
+          <w:rFonts w:eastAsia="Courier New" w:cs="Courier New" w:ascii="Helvetica" w:hAnsi="Helvetica"/>
+          <w:color w:val="4D4D4D"/>
+          <w:sz w:val="20"/>
+          <w:szCs w:val="20"/>
+          <w:shd w:fill="FFFFFF" w:val="clear"/>
+        </w:rPr>
+        <w:t>Il Committente si impegna a fornire la seguente documentazione necessaria all'espletamento  dell'incarico:</w:t>
+      </w:r>
+    </w:p>
+    <w:p>
+      <w:pPr>
+        <w:pStyle w:val="Normal"/>
+        <w:numPr>
+          <w:ilvl w:val="0"/>
+          <w:numId w:val="2"/>
+        </w:numPr>
+        <w:jc w:val="both"/>
+        <w:rPr/>
+      </w:pPr>
+      <w:r>
+        <w:rPr>
+          <w:rStyle w:val="Carpredefinitoparagrafo"/>
+          <w:rFonts w:eastAsia="Courier New" w:cs="Courier New" w:ascii="Helvetica" w:hAnsi="Helvetica"/>
+          <w:color w:val="4D4D4D"/>
+          <w:sz w:val="20"/>
+          <w:szCs w:val="20"/>
+          <w:shd w:fill="FFFFFF" w:val="clear"/>
+        </w:rPr>
+        <w:t>DOCUMENTI D’IDENTITA’ E CODICE FISCALE</w:t>
+      </w:r>
+    </w:p>
+    <w:p>
+      <w:pPr>
+        <w:pStyle w:val="Normal"/>
+        <w:numPr>
+          <w:ilvl w:val="0"/>
+          <w:numId w:val="2"/>
+        </w:numPr>
+        <w:jc w:val="both"/>
+        <w:rPr/>
+      </w:pPr>
+      <w:r>
+        <w:rPr>
+          <w:rStyle w:val="Carpredefinitoparagrafo"/>
+          <w:rFonts w:eastAsia="Courier New" w:cs="Courier New" w:ascii="Helvetica" w:hAnsi="Helvetica"/>
+          <w:color w:val="4D4D4D"/>
+          <w:sz w:val="20"/>
+          <w:szCs w:val="20"/>
+          <w:shd w:fill="FFFFFF" w:val="clear"/>
+        </w:rPr>
+        <w:t>SOTTOSCRIZIONE DI DELEGHE PER EVENTUALE REPERIMENTO DI  DOCUMENTI</w:t>
+      </w:r>
+    </w:p>
+    <w:p>
+      <w:pPr>
+        <w:pStyle w:val="Normal"/>
+        <w:jc w:val="both"/>
+        <w:rPr/>
+      </w:pPr>
+      <w:r>
+        <w:rPr>
+          <w:rStyle w:val="Carpredefinitoparagrafo"/>
+          <w:rFonts w:eastAsia="Courier New" w:cs="Courier New" w:ascii="Helvetica" w:hAnsi="Helvetica"/>
+          <w:color w:val="4D4D4D"/>
+          <w:sz w:val="20"/>
+          <w:szCs w:val="20"/>
+          <w:shd w:fill="FFFFFF" w:val="clear"/>
+        </w:rPr>
+        <w:t>Il Committente si impegna a collaborare con la società Realine e con i tecnici, dipendenti, praticanti o terze società da quest’ultima assunti od incaricati, ai fini dell'esecuzione del presente incarico, consentendo ogni attività di accesso e controllo alla proprietà, ai documenti ed ai dati necessari per l'espletamento dell'incarico stesso.</w:t>
+      </w:r>
+    </w:p>
+    <w:p>
+      <w:pPr>
+        <w:pStyle w:val="Normal"/>
+        <w:jc w:val="both"/>
+        <w:rPr/>
+      </w:pPr>
+      <w:r>
+        <w:rPr>
+          <w:rStyle w:val="Carpredefinitoparagrafo"/>
+          <w:rFonts w:eastAsia="Courier New" w:cs="Courier New" w:ascii="Helvetica" w:hAnsi="Helvetica"/>
+          <w:color w:val="4D4D4D"/>
+          <w:sz w:val="20"/>
+          <w:szCs w:val="20"/>
+          <w:shd w:fill="FFFFFF" w:val="clear"/>
+        </w:rPr>
+        <w:t>Il Committente si impegna a comunicare formalmente alla società Realine qualsiasi fatto o circostanza o variazione, la cui conoscenza possa risultare utile e inerente all'incarico conferito.</w:t>
+      </w:r>
+    </w:p>
+    <w:p>
+      <w:pPr>
+        <w:pStyle w:val="Normal"/>
+        <w:jc w:val="both"/>
+        <w:rPr>
+          <w:rFonts w:ascii="Helvetica" w:hAnsi="Helvetica" w:eastAsia="Courier New" w:cs="Courier New"/>
+          <w:color w:val="4D4D4D"/>
+          <w:sz w:val="20"/>
+          <w:szCs w:val="20"/>
+          <w:shd w:fill="FFFFFF" w:val="clear"/>
+        </w:rPr>
+      </w:pPr>
+      <w:r>
+        <w:rPr>
+          <w:rFonts w:eastAsia="Courier New" w:cs="Courier New" w:ascii="Helvetica" w:hAnsi="Helvetica"/>
+          <w:color w:val="4D4D4D"/>
+          <w:sz w:val="20"/>
+          <w:szCs w:val="20"/>
+          <w:shd w:fill="FFFFFF" w:val="clear"/>
+        </w:rPr>
+      </w:r>
+    </w:p>
+    <w:p>
+      <w:pPr>
+        <w:pStyle w:val="Normal"/>
+        <w:jc w:val="both"/>
+        <w:rPr>
+          <w:rStyle w:val="Carpredefinitoparagrafo"/>
+          <w:rFonts w:ascii="Helvetica" w:hAnsi="Helvetica" w:eastAsia="Courier New" w:cs="Courier New"/>
+          <w:b/>
+          <w:bCs/>
+          <w:color w:val="4D4D4D"/>
+          <w:sz w:val="20"/>
+          <w:szCs w:val="20"/>
+          <w:shd w:fill="FFFFFF" w:val="clear"/>
+        </w:rPr>
+      </w:pPr>
+      <w:r>
+        <w:rPr>
+          <w:rFonts w:eastAsia="Courier New" w:cs="Courier New" w:ascii="Helvetica" w:hAnsi="Helvetica"/>
+          <w:b/>
+          <w:bCs/>
+          <w:color w:val="4D4D4D"/>
+          <w:sz w:val="20"/>
+          <w:szCs w:val="20"/>
+          <w:shd w:fill="FFFFFF" w:val="clear"/>
+        </w:rPr>
+      </w:r>
+    </w:p>
+    <w:p>
+      <w:pPr>
+        <w:pStyle w:val="Normal"/>
+        <w:jc w:val="both"/>
+        <w:rPr>
+          <w:rStyle w:val="Carpredefinitoparagrafo"/>
+          <w:rFonts w:ascii="Helvetica" w:hAnsi="Helvetica" w:eastAsia="Courier New" w:cs="Courier New"/>
+          <w:b/>
+          <w:bCs/>
+          <w:color w:val="4D4D4D"/>
+          <w:sz w:val="20"/>
+          <w:szCs w:val="20"/>
+          <w:shd w:fill="FFFFFF" w:val="clear"/>
+        </w:rPr>
+      </w:pPr>
+      <w:r>
+        <w:rPr>
+          <w:rFonts w:eastAsia="Courier New" w:cs="Courier New" w:ascii="Helvetica" w:hAnsi="Helvetica"/>
+          <w:b/>
+          <w:bCs/>
+          <w:color w:val="4D4D4D"/>
+          <w:sz w:val="20"/>
+          <w:szCs w:val="20"/>
+          <w:shd w:fill="FFFFFF" w:val="clear"/>
+        </w:rPr>
+      </w:r>
+    </w:p>
+    <w:p>
+      <w:pPr>
+        <w:pStyle w:val="Normal"/>
+        <w:jc w:val="both"/>
+        <w:rPr>
+          <w:rStyle w:val="Carpredefinitoparagrafo"/>
+          <w:rFonts w:ascii="Helvetica" w:hAnsi="Helvetica" w:eastAsia="Courier New" w:cs="Courier New"/>
+          <w:b/>
+          <w:bCs/>
+          <w:color w:val="4D4D4D"/>
+          <w:sz w:val="20"/>
+          <w:szCs w:val="20"/>
+          <w:shd w:fill="FFFFFF" w:val="clear"/>
+        </w:rPr>
+      </w:pPr>
+      <w:r>
+        <w:rPr>
+          <w:rFonts w:eastAsia="Courier New" w:cs="Courier New" w:ascii="Helvetica" w:hAnsi="Helvetica"/>
+          <w:b/>
+          <w:bCs/>
+          <w:color w:val="4D4D4D"/>
+          <w:sz w:val="20"/>
+          <w:szCs w:val="20"/>
+          <w:shd w:fill="FFFFFF" w:val="clear"/>
+        </w:rPr>
+      </w:r>
+    </w:p>
+    <w:p>
+      <w:pPr>
+        <w:pStyle w:val="Normal"/>
+        <w:jc w:val="both"/>
+        <w:rPr/>
+      </w:pPr>
+      <w:r>
+        <w:rPr>
+          <w:rStyle w:val="Carpredefinitoparagrafo"/>
+          <w:rFonts w:eastAsia="Courier New" w:cs="Courier New" w:ascii="Helvetica" w:hAnsi="Helvetica"/>
+          <w:b/>
+          <w:bCs/>
+          <w:color w:val="4D4D4D"/>
+          <w:sz w:val="20"/>
+          <w:szCs w:val="20"/>
+          <w:shd w:fill="FFFFFF" w:val="clear"/>
+        </w:rPr>
+        <w:t>7) Clausola risolutiva espressa</w:t>
+      </w:r>
+    </w:p>
+    <w:p>
+      <w:pPr>
+        <w:pStyle w:val="Normal"/>
+        <w:jc w:val="both"/>
+        <w:rPr/>
+      </w:pPr>
+      <w:r>
+        <w:rPr>
+          <w:rStyle w:val="Carpredefinitoparagrafo"/>
+          <w:rFonts w:eastAsia="Courier New" w:cs="Courier New" w:ascii="Helvetica" w:hAnsi="Helvetica"/>
+          <w:color w:val="4D4D4D"/>
+          <w:sz w:val="20"/>
+          <w:szCs w:val="20"/>
+          <w:shd w:fill="FFFFFF" w:val="clear"/>
+        </w:rPr>
+        <w:t>Con riferimento al precedente Articolo 5), qualora il ritardo dei pagamenti si protragga per oltre 20 giorni rispetto al termine pattuito, la società Realine, ai sensi dell'art. 1456 c.c., ha facoltà di risolvere il presente contratto comunicando al Committente, con lettera raccomandata a/r, la propria volontà di avvalersi della presente clausola con riserva di ulteriori azioni.</w:t>
+      </w:r>
+    </w:p>
+    <w:p>
+      <w:pPr>
+        <w:pStyle w:val="Normal"/>
+        <w:jc w:val="both"/>
+        <w:rPr/>
+      </w:pPr>
+      <w:r>
+        <w:rPr>
+          <w:rStyle w:val="Carpredefinitoparagrafo"/>
+          <w:rFonts w:eastAsia="Courier New" w:cs="Courier New" w:ascii="Helvetica" w:hAnsi="Helvetica"/>
+          <w:color w:val="4D4D4D"/>
+          <w:sz w:val="20"/>
+          <w:szCs w:val="20"/>
+          <w:shd w:fill="FFFFFF" w:val="clear"/>
+        </w:rPr>
+        <w:t>La risoluzione avrà effetto a decorrere dalla data di avvenuto ricevimento della comunicazione da parte del Committente, presso la residenza dichiarata nel presente incarico professionale.</w:t>
+      </w:r>
+    </w:p>
+    <w:p>
+      <w:pPr>
+        <w:pStyle w:val="Normal"/>
+        <w:jc w:val="both"/>
+        <w:rPr>
+          <w:rFonts w:ascii="Helvetica" w:hAnsi="Helvetica" w:eastAsia="Courier New" w:cs="Courier New"/>
+          <w:color w:val="4D4D4D"/>
+          <w:sz w:val="20"/>
+          <w:szCs w:val="20"/>
+          <w:shd w:fill="FFFFFF" w:val="clear"/>
+        </w:rPr>
+      </w:pPr>
+      <w:r>
+        <w:rPr>
+          <w:rFonts w:eastAsia="Courier New" w:cs="Courier New" w:ascii="Helvetica" w:hAnsi="Helvetica"/>
+          <w:color w:val="4D4D4D"/>
+          <w:sz w:val="20"/>
+          <w:szCs w:val="20"/>
+          <w:shd w:fill="FFFFFF" w:val="clear"/>
+        </w:rPr>
+      </w:r>
+    </w:p>
+    <w:p>
+      <w:pPr>
+        <w:pStyle w:val="Normal"/>
+        <w:jc w:val="both"/>
+        <w:rPr>
+          <w:rFonts w:ascii="Helvetica" w:hAnsi="Helvetica" w:eastAsia="Courier New" w:cs="Courier New"/>
+          <w:color w:val="4D4D4D"/>
+          <w:sz w:val="20"/>
+          <w:szCs w:val="20"/>
+          <w:shd w:fill="FFFFFF" w:val="clear"/>
+        </w:rPr>
+      </w:pPr>
+      <w:r>
+        <w:rPr>
+          <w:rFonts w:eastAsia="Courier New" w:cs="Courier New" w:ascii="Helvetica" w:hAnsi="Helvetica"/>
+          <w:color w:val="4D4D4D"/>
+          <w:sz w:val="20"/>
+          <w:szCs w:val="20"/>
+          <w:shd w:fill="FFFFFF" w:val="clear"/>
+        </w:rPr>
+      </w:r>
+    </w:p>
+    <w:p>
+      <w:pPr>
+        <w:pStyle w:val="Normal"/>
+        <w:jc w:val="both"/>
+        <w:rPr/>
+      </w:pPr>
+      <w:r>
+        <w:rPr>
+          <w:rStyle w:val="Carpredefinitoparagrafo"/>
+          <w:rFonts w:eastAsia="Courier New" w:cs="Courier New" w:ascii="Helvetica" w:hAnsi="Helvetica"/>
+          <w:b/>
+          <w:bCs/>
+          <w:color w:val="4D4D4D"/>
+          <w:sz w:val="20"/>
+          <w:szCs w:val="20"/>
+          <w:shd w:fill="FFFFFF" w:val="clear"/>
+        </w:rPr>
+        <w:t>8) Recesso</w:t>
+      </w:r>
+    </w:p>
+    <w:p>
+      <w:pPr>
+        <w:pStyle w:val="Normal"/>
+        <w:jc w:val="both"/>
+        <w:rPr/>
+      </w:pPr>
+      <w:r>
+        <w:rPr>
+          <w:rStyle w:val="Carpredefinitoparagrafo"/>
+          <w:rFonts w:eastAsia="Courier New" w:cs="Courier New" w:ascii="Helvetica" w:hAnsi="Helvetica"/>
+          <w:color w:val="4D4D4D"/>
+          <w:sz w:val="20"/>
+          <w:szCs w:val="20"/>
+          <w:shd w:fill="FFFFFF" w:val="clear"/>
+        </w:rPr>
+        <w:t>Il Committente può recedere dal presente contratto in qualsiasi momento, revocando il mandato conferito, senza alcun obbligo di motivazione. In tal caso, il Committente sarà comunque tenuto a rimborsare le spese sostenute ed a pagare il compenso dovuto alla società Realine per l'opera già svolta da quest’ultima o dai tecnici, dipendenti, praticanti o terze società assunti od incaricati da questa, ai sensi e per gli effetti del precedente Articolo 4).</w:t>
+      </w:r>
+    </w:p>
+    <w:p>
+      <w:pPr>
+        <w:pStyle w:val="Normal"/>
+        <w:jc w:val="both"/>
+        <w:rPr/>
+      </w:pPr>
+      <w:r>
+        <w:rPr>
+          <w:rStyle w:val="Carpredefinitoparagrafo"/>
+          <w:rFonts w:eastAsia="Courier New" w:cs="Courier New" w:ascii="Helvetica" w:hAnsi="Helvetica"/>
+          <w:color w:val="4D4D4D"/>
+          <w:sz w:val="20"/>
+          <w:szCs w:val="20"/>
+          <w:shd w:fill="FFFFFF" w:val="clear"/>
+        </w:rPr>
+        <w:t>La società incaricata potrà recedere dal presente contratto per giusta causa con diritto al rimborso delle spese sostenute ed al compenso stabilito, ai sensi e per gli effetti del precedente Articolo 4. Il mancato adempimento degli obblighi del committente, di cui al precedente Articolo 7), costituisce giusta causa di recesso. Il diritto di recedere dal presente contratto deve essere esercitato dalla società incaricata in modo da non recare pregiudizio al Committente, dandogliene  comunicazione per iscritto, a mezzo raccomandata a/r o mediante altra modalità legalmente riconosciuta, con un preavviso di 10 giorni.</w:t>
+      </w:r>
+    </w:p>
+    <w:p>
+      <w:pPr>
+        <w:pStyle w:val="Normal"/>
+        <w:jc w:val="both"/>
+        <w:rPr>
+          <w:rFonts w:ascii="Helvetica" w:hAnsi="Helvetica" w:eastAsia="Courier New" w:cs="Courier New"/>
+          <w:color w:val="4D4D4D"/>
+          <w:sz w:val="20"/>
+          <w:szCs w:val="20"/>
+          <w:shd w:fill="FFFFFF" w:val="clear"/>
+        </w:rPr>
+      </w:pPr>
+      <w:r>
+        <w:rPr>
+          <w:rFonts w:eastAsia="Courier New" w:cs="Courier New" w:ascii="Helvetica" w:hAnsi="Helvetica"/>
+          <w:color w:val="4D4D4D"/>
+          <w:sz w:val="20"/>
+          <w:szCs w:val="20"/>
+          <w:shd w:fill="FFFFFF" w:val="clear"/>
+        </w:rPr>
+      </w:r>
+    </w:p>
+    <w:p>
+      <w:pPr>
+        <w:pStyle w:val="Normal"/>
+        <w:jc w:val="both"/>
+        <w:rPr>
+          <w:rFonts w:ascii="Helvetica" w:hAnsi="Helvetica" w:eastAsia="Courier New" w:cs="Courier New"/>
+          <w:color w:val="4D4D4D"/>
+          <w:sz w:val="20"/>
+          <w:szCs w:val="20"/>
+          <w:shd w:fill="FFFFFF" w:val="clear"/>
+        </w:rPr>
+      </w:pPr>
+      <w:r>
+        <w:rPr>
+          <w:rFonts w:eastAsia="Courier New" w:cs="Courier New" w:ascii="Helvetica" w:hAnsi="Helvetica"/>
+          <w:color w:val="4D4D4D"/>
+          <w:sz w:val="20"/>
+          <w:szCs w:val="20"/>
+          <w:shd w:fill="FFFFFF" w:val="clear"/>
+        </w:rPr>
+      </w:r>
+    </w:p>
+    <w:p>
+      <w:pPr>
+        <w:pStyle w:val="Normal"/>
+        <w:jc w:val="both"/>
+        <w:rPr/>
+      </w:pPr>
+      <w:r>
+        <w:rPr>
+          <w:rStyle w:val="Carpredefinitoparagrafo"/>
+          <w:rFonts w:eastAsia="Courier New" w:cs="Courier New" w:ascii="Helvetica" w:hAnsi="Helvetica"/>
+          <w:b/>
+          <w:bCs/>
+          <w:color w:val="4D4D4D"/>
+          <w:sz w:val="20"/>
+          <w:szCs w:val="20"/>
+          <w:shd w:fill="FFFFFF" w:val="clear"/>
+        </w:rPr>
+        <w:t>9) Controversie - Tentativo obbligatorio di conciliazione - Foro esclusivo</w:t>
+      </w:r>
+    </w:p>
+    <w:p>
+      <w:pPr>
+        <w:pStyle w:val="Normal"/>
+        <w:jc w:val="both"/>
+        <w:rPr/>
+      </w:pPr>
+      <w:r>
+        <w:rPr>
+          <w:rStyle w:val="Carpredefinitoparagrafo"/>
+          <w:rFonts w:eastAsia="Courier New" w:cs="Courier New" w:ascii="Helvetica" w:hAnsi="Helvetica"/>
+          <w:color w:val="4D4D4D"/>
+          <w:sz w:val="20"/>
+          <w:szCs w:val="20"/>
+          <w:shd w:fill="FFFFFF" w:val="clear"/>
+        </w:rPr>
+        <w:t>Le parti convengono che, in deroga ai principi di individuazione del Foro competente, per ogni controversia che dovesse insorgere in relazione al presente contratto, comprese quelle relative alla sua validità, interpretazione, esecuzione e risoluzione, e degli atti che ne costituiscono emanazione, compresa ogni ragione di danni, il Foro competente sarà in via esclusiva quello di Lucca.</w:t>
+      </w:r>
+    </w:p>
+    <w:p>
+      <w:pPr>
+        <w:pStyle w:val="Normal"/>
+        <w:jc w:val="both"/>
+        <w:rPr>
+          <w:rFonts w:ascii="Helvetica" w:hAnsi="Helvetica" w:eastAsia="Courier New" w:cs="Courier New"/>
+          <w:color w:val="4D4D4D"/>
+          <w:sz w:val="20"/>
+          <w:szCs w:val="20"/>
+          <w:shd w:fill="FFFFFF" w:val="clear"/>
+        </w:rPr>
+      </w:pPr>
+      <w:r>
+        <w:rPr>
+          <w:rFonts w:eastAsia="Courier New" w:cs="Courier New" w:ascii="Helvetica" w:hAnsi="Helvetica"/>
+          <w:color w:val="4D4D4D"/>
+          <w:sz w:val="20"/>
+          <w:szCs w:val="20"/>
+          <w:shd w:fill="FFFFFF" w:val="clear"/>
+        </w:rPr>
+      </w:r>
+    </w:p>
+    <w:p>
+      <w:pPr>
+        <w:pStyle w:val="Normal"/>
+        <w:jc w:val="both"/>
+        <w:rPr>
+          <w:rStyle w:val="Carpredefinitoparagrafo"/>
+          <w:rFonts w:ascii="Helvetica" w:hAnsi="Helvetica" w:eastAsia="Courier New" w:cs="Courier New"/>
+          <w:b/>
+          <w:bCs/>
+          <w:color w:val="4D4D4D"/>
+          <w:sz w:val="20"/>
+          <w:szCs w:val="20"/>
+          <w:shd w:fill="FFFFFF" w:val="clear"/>
+        </w:rPr>
+      </w:pPr>
+      <w:r>
+        <w:rPr>
+          <w:rFonts w:eastAsia="Courier New" w:cs="Courier New" w:ascii="Helvetica" w:hAnsi="Helvetica"/>
+          <w:b/>
+          <w:bCs/>
+          <w:color w:val="4D4D4D"/>
+          <w:sz w:val="20"/>
+          <w:szCs w:val="20"/>
+          <w:shd w:fill="FFFFFF" w:val="clear"/>
+        </w:rPr>
+      </w:r>
+    </w:p>
+    <w:p>
+      <w:pPr>
+        <w:pStyle w:val="Normal"/>
+        <w:jc w:val="both"/>
+        <w:rPr/>
+      </w:pPr>
+      <w:r>
+        <w:rPr>
+          <w:rStyle w:val="Carpredefinitoparagrafo"/>
+          <w:rFonts w:eastAsia="Courier New" w:cs="Courier New" w:ascii="Helvetica" w:hAnsi="Helvetica"/>
+          <w:b/>
+          <w:bCs/>
+          <w:color w:val="4D4D4D"/>
+          <w:sz w:val="20"/>
+          <w:szCs w:val="20"/>
+          <w:shd w:fill="FFFFFF" w:val="clear"/>
+        </w:rPr>
+        <w:t>10) Elezione di domicilio</w:t>
+      </w:r>
+    </w:p>
+    <w:p>
+      <w:pPr>
+        <w:pStyle w:val="Normal"/>
+        <w:jc w:val="both"/>
+        <w:rPr/>
+      </w:pPr>
+      <w:r>
+        <w:rPr>
+          <w:rStyle w:val="Carpredefinitoparagrafo"/>
+          <w:rFonts w:eastAsia="Courier New" w:cs="Courier New" w:ascii="Helvetica" w:hAnsi="Helvetica"/>
+          <w:color w:val="4D4D4D"/>
+          <w:sz w:val="20"/>
+          <w:szCs w:val="20"/>
+          <w:shd w:fill="FFFFFF" w:val="clear"/>
+        </w:rPr>
+        <w:t>Ai fini del presente contratto e di ogni eventuale controversia da esso nascente o ad esso collegata, il  Committente dichiara di eleggere domicilio presso la residenza già indicata.</w:t>
+      </w:r>
+    </w:p>
+    <w:p>
+      <w:pPr>
+        <w:pStyle w:val="Normal"/>
+        <w:jc w:val="both"/>
+        <w:rPr>
+          <w:rFonts w:ascii="Helvetica" w:hAnsi="Helvetica" w:eastAsia="Courier New" w:cs="Courier New"/>
+          <w:color w:val="4D4D4D"/>
+          <w:sz w:val="20"/>
+          <w:szCs w:val="20"/>
+          <w:shd w:fill="FFFFFF" w:val="clear"/>
+        </w:rPr>
+      </w:pPr>
+      <w:r>
+        <w:rPr>
+          <w:rFonts w:eastAsia="Courier New" w:cs="Courier New" w:ascii="Helvetica" w:hAnsi="Helvetica"/>
+          <w:color w:val="4D4D4D"/>
+          <w:sz w:val="20"/>
+          <w:szCs w:val="20"/>
+          <w:shd w:fill="FFFFFF" w:val="clear"/>
+        </w:rPr>
+      </w:r>
+    </w:p>
+    <w:p>
+      <w:pPr>
+        <w:pStyle w:val="Normal"/>
+        <w:jc w:val="both"/>
+        <w:rPr>
+          <w:rFonts w:ascii="Helvetica" w:hAnsi="Helvetica" w:eastAsia="Courier New" w:cs="Courier New"/>
+          <w:color w:val="4D4D4D"/>
+          <w:sz w:val="20"/>
+          <w:szCs w:val="20"/>
+          <w:shd w:fill="FFFFFF" w:val="clear"/>
+        </w:rPr>
+      </w:pPr>
+      <w:r>
+        <w:rPr>
+          <w:rFonts w:eastAsia="Courier New" w:cs="Courier New" w:ascii="Helvetica" w:hAnsi="Helvetica"/>
+          <w:color w:val="4D4D4D"/>
+          <w:sz w:val="20"/>
+          <w:szCs w:val="20"/>
+          <w:shd w:fill="FFFFFF" w:val="clear"/>
+        </w:rPr>
+        <w:t>Viareggio____</w:t>
+      </w:r>
+      <w:r>
+        <w:rPr>
+          <w:rFonts w:eastAsia="Courier New" w:cs="Courier New" w:ascii="Helvetica" w:hAnsi="Helvetica"/>
+          <w:color w:val="4D4D4D"/>
+          <w:sz w:val="20"/>
+          <w:szCs w:val="20"/>
+          <w:shd w:fill="auto" w:val="clear"/>
+        </w:rPr>
+        <w:t>_</w:t>
+      </w:r>
+      <w:r>
+        <w:rPr>
+          <w:rFonts w:eastAsia="Courier New" w:cs="Courier New" w:ascii="Helvetica" w:hAnsi="Helvetica"/>
+          <w:color w:val="4D4D4D"/>
+          <w:sz w:val="20"/>
+          <w:szCs w:val="20"/>
+          <w:shd w:fill="FFFFFF" w:val="clear"/>
+        </w:rPr>
+        <w:t>_______</w:t>
+      </w:r>
+      <w:r>
+        <w:rPr>
+          <w:rFonts w:eastAsia="Courier New" w:cs="Courier New" w:ascii="Helvetica" w:hAnsi="Helvetica"/>
+          <w:color w:val="4D4D4D"/>
+          <w:sz w:val="20"/>
+          <w:szCs w:val="20"/>
+          <w:shd w:fill="auto" w:val="clear"/>
+        </w:rPr>
+        <w:t>_</w:t>
+      </w:r>
+    </w:p>
+    <w:p>
+      <w:pPr>
+        <w:pStyle w:val="Normal"/>
+        <w:jc w:val="both"/>
+        <w:rPr>
+          <w:rFonts w:ascii="Helvetica" w:hAnsi="Helvetica" w:eastAsia="Courier New" w:cs="Courier New"/>
+          <w:b/>
+          <w:bCs/>
+          <w:color w:val="4D4D4D"/>
+          <w:sz w:val="20"/>
+          <w:szCs w:val="20"/>
+          <w:shd w:fill="FFFFFF" w:val="clear"/>
+        </w:rPr>
+      </w:pPr>
+      <w:r>
+        <w:rPr>
+          <w:rFonts w:eastAsia="Courier New" w:cs="Courier New" w:ascii="Helvetica" w:hAnsi="Helvetica"/>
+          <w:b/>
+          <w:bCs/>
+          <w:color w:val="4D4D4D"/>
+          <w:sz w:val="20"/>
+          <w:szCs w:val="20"/>
+          <w:shd w:fill="FFFFFF" w:val="clear"/>
+        </w:rPr>
+      </w:r>
+    </w:p>
+    <w:p>
+      <w:pPr>
+        <w:pStyle w:val="Normal"/>
+        <w:jc w:val="both"/>
+        <w:rPr>
+          <w:rFonts w:ascii="Helvetica" w:hAnsi="Helvetica" w:eastAsia="Courier New" w:cs="Courier New"/>
+          <w:b/>
+          <w:bCs/>
+          <w:color w:val="4D4D4D"/>
+          <w:sz w:val="20"/>
+          <w:szCs w:val="20"/>
+          <w:shd w:fill="FFFFFF" w:val="clear"/>
+        </w:rPr>
+      </w:pPr>
+      <w:r>
+        <w:rPr>
+          <w:rFonts w:eastAsia="Courier New" w:cs="Courier New" w:ascii="Helvetica" w:hAnsi="Helvetica"/>
+          <w:b/>
+          <w:bCs/>
+          <w:color w:val="4D4D4D"/>
+          <w:sz w:val="20"/>
+          <w:szCs w:val="20"/>
+          <w:shd w:fill="FFFFFF" w:val="clear"/>
+        </w:rPr>
+      </w:r>
+    </w:p>
+    <w:p>
+      <w:pPr>
+        <w:pStyle w:val="Normal"/>
+        <w:jc w:val="both"/>
+        <w:rPr>
+          <w:rFonts w:ascii="Helvetica" w:hAnsi="Helvetica" w:eastAsia="Courier New" w:cs="Courier New"/>
+          <w:color w:val="4D4D4D"/>
+          <w:sz w:val="20"/>
+          <w:szCs w:val="20"/>
+          <w:shd w:fill="FFFFFF" w:val="clear"/>
+        </w:rPr>
+      </w:pPr>
+      <w:r>
+        <w:rPr>
+          <w:rFonts w:eastAsia="Courier New" w:cs="Courier New" w:ascii="Helvetica" w:hAnsi="Helvetica"/>
+          <w:color w:val="4D4D4D"/>
+          <w:sz w:val="20"/>
+          <w:szCs w:val="20"/>
+          <w:shd w:fill="FFFFFF" w:val="clear"/>
+        </w:rPr>
+      </w:r>
+    </w:p>
+    <w:p>
+      <w:pPr>
+        <w:pStyle w:val="Normal"/>
+        <w:jc w:val="both"/>
+        <w:rPr/>
+      </w:pPr>
+      <w:r>
+        <w:rPr>
+          <w:rStyle w:val="Carpredefinitoparagrafo"/>
+          <w:rFonts w:eastAsia="Courier New" w:cs="Courier New" w:ascii="Helvetica" w:hAnsi="Helvetica"/>
+          <w:b/>
+          <w:bCs/>
+          <w:color w:val="4D4D4D"/>
+          <w:sz w:val="20"/>
+          <w:szCs w:val="20"/>
+          <w:shd w:fill="FFFFFF" w:val="clear"/>
+        </w:rPr>
+        <w:t>Il Committente</w:t>
+        <w:tab/>
+        <w:tab/>
+        <w:tab/>
+        <w:tab/>
+        <w:tab/>
+        <w:tab/>
+        <w:t xml:space="preserve">       La società incaricata </w:t>
+      </w:r>
+    </w:p>
+    <w:p>
+      <w:pPr>
+        <w:pStyle w:val="Normal"/>
+        <w:jc w:val="both"/>
+        <w:rPr>
+          <w:rFonts w:ascii="Helvetica" w:hAnsi="Helvetica" w:eastAsia="Courier New" w:cs="Courier New"/>
+          <w:color w:val="4D4D4D"/>
+          <w:sz w:val="20"/>
+          <w:szCs w:val="20"/>
+          <w:shd w:fill="FFFFFF" w:val="clear"/>
+        </w:rPr>
+      </w:pPr>
+      <w:r>
+        <w:rPr>
+          <w:rFonts w:eastAsia="Courier New" w:cs="Courier New" w:ascii="Helvetica" w:hAnsi="Helvetica"/>
+          <w:color w:val="4D4D4D"/>
+          <w:sz w:val="20"/>
+          <w:szCs w:val="20"/>
+          <w:shd w:fill="FFFFFF" w:val="clear"/>
+        </w:rPr>
+        <w:drawing>
+          <wp:anchor behindDoc="0" distT="0" distB="0" distL="0" distR="0" simplePos="0" locked="0" layoutInCell="0" allowOverlap="1" relativeHeight="4">
+            <wp:simplePos x="0" y="0"/>
+            <wp:positionH relativeFrom="column">
+              <wp:posOffset>3268980</wp:posOffset>
+            </wp:positionH>
+            <wp:positionV relativeFrom="paragraph">
+              <wp:posOffset>24130</wp:posOffset>
+            </wp:positionV>
+            <wp:extent cx="1797050" cy="669925"/>
+            <wp:effectExtent l="0" t="0" r="0" b="0"/>
+            <wp:wrapSquare wrapText="largest"/>
+            <wp:docPr id="3" name="Immagine2" descr=""/>
+            <wp:cNvGraphicFramePr>
+              <a:graphicFrameLocks xmlns:a="http://schemas.openxmlformats.org/drawingml/2006/main" noChangeAspect="1"/>
+            </wp:cNvGraphicFramePr>
+            <a:graphic xmlns:a="http://schemas.openxmlformats.org/drawingml/2006/main">
+              <a:graphicData uri="http://schemas.openxmlformats.org/drawingml/2006/picture">
+                <pic:pic xmlns:pic="http://schemas.openxmlformats.org/drawingml/2006/picture">
+                  <pic:nvPicPr>
+                    <pic:cNvPr id="3" name="Immagine2" descr=""/>
+                    <pic:cNvPicPr>
+                      <a:picLocks noChangeAspect="1" noChangeArrowheads="1"/>
+                    </pic:cNvPicPr>
+                  </pic:nvPicPr>
+                  <pic:blipFill>
+                    <a:blip r:embed="rId4"/>
+                    <a:srcRect l="0" t="0" r="1973" b="5190"/>
+                    <a:stretch>
+                      <a:fillRect/>
+                    </a:stretch>
+                  </pic:blipFill>
+                  <pic:spPr bwMode="auto">
+                    <a:xfrm>
+                      <a:off x="0" y="0"/>
+                      <a:ext cx="1797050" cy="669925"/>
+                    </a:xfrm>
+                    <a:prstGeom prst="rect">
+                      <a:avLst/>
+                    </a:prstGeom>
+                  </pic:spPr>
+                </pic:pic>
+              </a:graphicData>
+            </a:graphic>
+          </wp:anchor>
+        </w:drawing>
+      </w:r>
+    </w:p>
+    <w:p>
+      <w:pPr>
+        <w:pStyle w:val="Normal"/>
+        <w:jc w:val="both"/>
+        <w:rPr>
+          <w:rFonts w:ascii="Helvetica" w:hAnsi="Helvetica" w:eastAsia="Courier New" w:cs="Courier New"/>
+          <w:color w:val="4D4D4D"/>
+          <w:sz w:val="20"/>
+          <w:szCs w:val="20"/>
+          <w:shd w:fill="FFFFFF" w:val="clear"/>
+        </w:rPr>
+      </w:pPr>
+      <w:r>
+        <w:rPr>
+          <w:rFonts w:eastAsia="Courier New" w:cs="Courier New" w:ascii="Helvetica" w:hAnsi="Helvetica"/>
+          <w:color w:val="4D4D4D"/>
+          <w:sz w:val="20"/>
+          <w:szCs w:val="20"/>
+          <w:shd w:fill="FFFFFF" w:val="clear"/>
+        </w:rPr>
+      </w:r>
+    </w:p>
+    <w:p>
+      <w:pPr>
+        <w:pStyle w:val="Normal"/>
+        <w:jc w:val="both"/>
+        <w:rPr>
+          <w:rFonts w:ascii="Helvetica" w:hAnsi="Helvetica" w:eastAsia="Courier New" w:cs="Courier New"/>
+          <w:color w:val="4D4D4D"/>
+          <w:sz w:val="20"/>
+          <w:szCs w:val="20"/>
+          <w:shd w:fill="FFFFFF" w:val="clear"/>
+        </w:rPr>
+      </w:pPr>
+      <w:r>
+        <w:rPr>
+          <w:rFonts w:eastAsia="Courier New" w:cs="Courier New" w:ascii="Helvetica" w:hAnsi="Helvetica"/>
+          <w:color w:val="4D4D4D"/>
+          <w:sz w:val="20"/>
+          <w:szCs w:val="20"/>
+          <w:shd w:fill="FFFFFF" w:val="clear"/>
+        </w:rPr>
+      </w:r>
+    </w:p>
+    <w:p>
+      <w:pPr>
+        <w:pStyle w:val="Normal"/>
+        <w:jc w:val="both"/>
+        <w:rPr>
+          <w:rFonts w:ascii="Helvetica" w:hAnsi="Helvetica" w:eastAsia="Courier New" w:cs="Courier New"/>
+          <w:color w:val="4D4D4D"/>
+          <w:sz w:val="20"/>
+          <w:szCs w:val="20"/>
+          <w:shd w:fill="FFFFFF" w:val="clear"/>
+        </w:rPr>
+      </w:pPr>
+      <w:r>
+        <w:rPr>
+          <w:rFonts w:eastAsia="Courier New" w:cs="Courier New" w:ascii="Helvetica" w:hAnsi="Helvetica"/>
+          <w:color w:val="4D4D4D"/>
+          <w:sz w:val="20"/>
+          <w:szCs w:val="20"/>
+          <w:shd w:fill="FFFFFF" w:val="clear"/>
+        </w:rPr>
+      </w:r>
+    </w:p>
+    <w:p>
+      <w:pPr>
+        <w:pStyle w:val="Normal"/>
+        <w:jc w:val="both"/>
+        <w:rPr>
+          <w:rFonts w:ascii="Helvetica" w:hAnsi="Helvetica" w:eastAsia="Courier New" w:cs="Courier New"/>
+          <w:color w:val="4D4D4D"/>
+          <w:sz w:val="20"/>
+          <w:szCs w:val="20"/>
+          <w:shd w:fill="FFFFFF" w:val="clear"/>
+        </w:rPr>
+      </w:pPr>
+      <w:r>
+        <w:rPr>
+          <w:rFonts w:eastAsia="Courier New" w:cs="Courier New" w:ascii="Helvetica" w:hAnsi="Helvetica"/>
+          <w:color w:val="4D4D4D"/>
+          <w:sz w:val="20"/>
+          <w:szCs w:val="20"/>
+          <w:shd w:fill="FFFFFF" w:val="clear"/>
+        </w:rPr>
+      </w:r>
+    </w:p>
+    <w:p>
+      <w:pPr>
+        <w:pStyle w:val="Normal"/>
+        <w:jc w:val="both"/>
+        <w:rPr>
+          <w:rFonts w:ascii="Helvetica" w:hAnsi="Helvetica" w:eastAsia="Courier New" w:cs="Courier New"/>
+          <w:color w:val="4D4D4D"/>
+          <w:sz w:val="20"/>
+          <w:szCs w:val="20"/>
+          <w:shd w:fill="FFFFFF" w:val="clear"/>
+        </w:rPr>
+      </w:pPr>
+      <w:r>
+        <w:rPr>
+          <w:rFonts w:eastAsia="Courier New" w:cs="Courier New" w:ascii="Helvetica" w:hAnsi="Helvetica"/>
+          <w:color w:val="4D4D4D"/>
+          <w:sz w:val="20"/>
+          <w:szCs w:val="20"/>
+          <w:shd w:fill="FFFFFF" w:val="clear"/>
+        </w:rPr>
+      </w:r>
+    </w:p>
+    <w:p>
+      <w:pPr>
+        <w:pStyle w:val="Normal"/>
+        <w:jc w:val="both"/>
+        <w:rPr>
+          <w:rFonts w:ascii="Helvetica" w:hAnsi="Helvetica" w:eastAsia="Courier New" w:cs="Courier New"/>
+          <w:color w:val="4D4D4D"/>
+          <w:sz w:val="20"/>
+          <w:szCs w:val="20"/>
+          <w:shd w:fill="FFFFFF" w:val="clear"/>
+        </w:rPr>
+      </w:pPr>
+      <w:r>
+        <w:rPr>
+          <w:rFonts w:eastAsia="Courier New" w:cs="Courier New" w:ascii="Helvetica" w:hAnsi="Helvetica"/>
+          <w:color w:val="4D4D4D"/>
+          <w:sz w:val="20"/>
+          <w:szCs w:val="20"/>
+          <w:shd w:fill="FFFFFF" w:val="clear"/>
+        </w:rPr>
+      </w:r>
+    </w:p>
+    <w:p>
+      <w:pPr>
+        <w:pStyle w:val="Normal"/>
+        <w:jc w:val="both"/>
+        <w:rPr/>
+      </w:pPr>
+      <w:r>
+        <w:rPr>
+          <w:rStyle w:val="Carpredefinitoparagrafo"/>
+          <w:rFonts w:eastAsia="Courier New" w:cs="Courier New" w:ascii="Helvetica" w:hAnsi="Helvetica"/>
+          <w:color w:val="4D4D4D"/>
+          <w:sz w:val="14"/>
+          <w:szCs w:val="14"/>
+          <w:shd w:fill="FFFFFF" w:val="clear"/>
+        </w:rPr>
+        <w:t>Ai sensi e per gli effetti degli articoli 1341 e 1342 del Codice Civile, si approvano specificatamente gli articoli: Art. 1) Oggetto del conferimento dell'incarico professionale; Art. 2) Durata della prestazione; Art. 3) Conoscenza delle modalità di svolgimento dell’incarico; 4) Onorari e rimborsi spese; Art. 5) Pagamenti; Art. 6) Obblighi della società incaricata e dei professionisti assunti da quest’ultima; Art. 7) Obblighi del Committente; Art. 8) Clausola risolutiva espressa; Art. 9) Recesso; Art. 10) Controversie - Tentativo obbligatorio di conciliazione, Foro esclusivo; Art. 11) Elezione di domicilio</w:t>
+      </w:r>
+    </w:p>
+    <w:p>
+      <w:pPr>
+        <w:pStyle w:val="Normal"/>
+        <w:jc w:val="both"/>
+        <w:rPr>
+          <w:rFonts w:ascii="Helvetica" w:hAnsi="Helvetica" w:eastAsia="Courier New" w:cs="Courier New"/>
+          <w:color w:val="4D4D4D"/>
+          <w:sz w:val="20"/>
+          <w:szCs w:val="20"/>
+          <w:shd w:fill="FFFFFF" w:val="clear"/>
+        </w:rPr>
+      </w:pPr>
+      <w:r>
+        <w:rPr>
+          <w:rFonts w:eastAsia="Courier New" w:cs="Courier New" w:ascii="Helvetica" w:hAnsi="Helvetica"/>
+          <w:color w:val="4D4D4D"/>
+          <w:sz w:val="20"/>
+          <w:szCs w:val="20"/>
+          <w:shd w:fill="FFFFFF" w:val="clear"/>
+        </w:rPr>
+      </w:r>
+    </w:p>
+    <w:p>
+      <w:pPr>
+        <w:pStyle w:val="Normal"/>
+        <w:jc w:val="both"/>
+        <w:rPr>
+          <w:rFonts w:ascii="Helvetica" w:hAnsi="Helvetica" w:eastAsia="Courier New" w:cs="Courier New"/>
+          <w:color w:val="4D4D4D"/>
+          <w:sz w:val="20"/>
+          <w:szCs w:val="20"/>
+          <w:shd w:fill="FFFFFF" w:val="clear"/>
+        </w:rPr>
+      </w:pPr>
+      <w:r>
+        <w:rPr>
+          <w:rFonts w:eastAsia="Courier New" w:cs="Courier New" w:ascii="Helvetica" w:hAnsi="Helvetica"/>
+          <w:color w:val="4D4D4D"/>
+          <w:sz w:val="20"/>
+          <w:szCs w:val="20"/>
+          <w:shd w:fill="FFFFFF" w:val="clear"/>
+        </w:rPr>
+      </w:r>
+    </w:p>
+    <w:p>
+      <w:pPr>
+        <w:pStyle w:val="Normal"/>
+        <w:jc w:val="both"/>
+        <w:rPr>
+          <w:rFonts w:ascii="Helvetica" w:hAnsi="Helvetica" w:eastAsia="Courier New" w:cs="Courier New"/>
+          <w:color w:val="4D4D4D"/>
+          <w:sz w:val="20"/>
+          <w:szCs w:val="20"/>
+          <w:shd w:fill="FFFFFF" w:val="clear"/>
+        </w:rPr>
+      </w:pPr>
+      <w:r>
+        <w:rPr>
+          <w:rFonts w:eastAsia="Courier New" w:cs="Courier New" w:ascii="Helvetica" w:hAnsi="Helvetica"/>
+          <w:color w:val="4D4D4D"/>
+          <w:sz w:val="20"/>
+          <w:szCs w:val="20"/>
+          <w:shd w:fill="FFFFFF" w:val="clear"/>
+        </w:rPr>
+      </w:r>
+    </w:p>
+    <w:p>
+      <w:pPr>
+        <w:pStyle w:val="Normal"/>
+        <w:jc w:val="both"/>
+        <w:rPr>
+          <w:rFonts w:ascii="Helvetica" w:hAnsi="Helvetica" w:eastAsia="Courier New" w:cs="Courier New"/>
+          <w:color w:val="4D4D4D"/>
+          <w:sz w:val="20"/>
+          <w:szCs w:val="20"/>
+          <w:shd w:fill="FFFFFF" w:val="clear"/>
+        </w:rPr>
+      </w:pPr>
+      <w:r>
+        <w:rPr>
+          <w:rFonts w:eastAsia="Courier New" w:cs="Courier New" w:ascii="Helvetica" w:hAnsi="Helvetica"/>
+          <w:color w:val="4D4D4D"/>
+          <w:sz w:val="20"/>
+          <w:szCs w:val="20"/>
+          <w:shd w:fill="FFFFFF" w:val="clear"/>
+        </w:rPr>
+        <w:t>Viareggio____</w:t>
+      </w:r>
+      <w:r>
+        <w:rPr>
+          <w:rFonts w:eastAsia="Courier New" w:cs="Courier New" w:ascii="Helvetica" w:hAnsi="Helvetica"/>
+          <w:color w:val="4D4D4D"/>
+          <w:sz w:val="20"/>
+          <w:szCs w:val="20"/>
+          <w:shd w:fill="auto" w:val="clear"/>
+        </w:rPr>
+        <w:t>_</w:t>
+      </w:r>
+      <w:r>
+        <w:rPr>
+          <w:rFonts w:eastAsia="Courier New" w:cs="Courier New" w:ascii="Helvetica" w:hAnsi="Helvetica"/>
+          <w:color w:val="4D4D4D"/>
+          <w:sz w:val="20"/>
+          <w:szCs w:val="20"/>
+          <w:shd w:fill="FFFFFF" w:val="clear"/>
+        </w:rPr>
+        <w:t>_______</w:t>
+      </w:r>
+      <w:r>
+        <w:rPr>
+          <w:rFonts w:eastAsia="Courier New" w:cs="Courier New" w:ascii="Helvetica" w:hAnsi="Helvetica"/>
+          <w:color w:val="4D4D4D"/>
+          <w:sz w:val="20"/>
+          <w:szCs w:val="20"/>
+          <w:shd w:fill="auto" w:val="clear"/>
+        </w:rPr>
+        <w:t>_</w:t>
+      </w:r>
+    </w:p>
+    <w:p>
+      <w:pPr>
+        <w:pStyle w:val="Normal"/>
+        <w:jc w:val="both"/>
+        <w:rPr>
+          <w:rStyle w:val="Carpredefinitoparagrafo"/>
+          <w:rFonts w:ascii="Helvetica" w:hAnsi="Helvetica" w:eastAsia="Courier New" w:cs="Courier New"/>
+          <w:b/>
+          <w:bCs/>
+          <w:color w:val="4D4D4D"/>
+          <w:sz w:val="20"/>
+          <w:szCs w:val="20"/>
+          <w:shd w:fill="FFFFFF" w:val="clear"/>
+        </w:rPr>
+      </w:pPr>
+      <w:r>
+        <w:rPr>
+          <w:rFonts w:eastAsia="Courier New" w:cs="Courier New" w:ascii="Helvetica" w:hAnsi="Helvetica"/>
+          <w:b/>
+          <w:bCs/>
+          <w:color w:val="4D4D4D"/>
+          <w:sz w:val="20"/>
+          <w:szCs w:val="20"/>
+          <w:shd w:fill="FFFFFF" w:val="clear"/>
+        </w:rPr>
+      </w:r>
+    </w:p>
+    <w:p>
+      <w:pPr>
+        <w:pStyle w:val="Normal"/>
+        <w:jc w:val="both"/>
+        <w:rPr>
+          <w:rStyle w:val="Carpredefinitoparagrafo"/>
+          <w:rFonts w:ascii="Helvetica" w:hAnsi="Helvetica" w:eastAsia="Courier New" w:cs="Courier New"/>
+          <w:b/>
+          <w:bCs/>
+          <w:color w:val="4D4D4D"/>
+          <w:sz w:val="20"/>
+          <w:szCs w:val="20"/>
+          <w:shd w:fill="FFFFFF" w:val="clear"/>
+        </w:rPr>
+      </w:pPr>
+      <w:r>
+        <w:rPr>
+          <w:rFonts w:eastAsia="Courier New" w:cs="Courier New" w:ascii="Helvetica" w:hAnsi="Helvetica"/>
+          <w:b/>
+          <w:bCs/>
+          <w:color w:val="4D4D4D"/>
+          <w:sz w:val="20"/>
+          <w:szCs w:val="20"/>
+          <w:shd w:fill="FFFFFF" w:val="clear"/>
+        </w:rPr>
+      </w:r>
+    </w:p>
+    <w:p>
+      <w:pPr>
+        <w:pStyle w:val="Normal"/>
+        <w:jc w:val="both"/>
+        <w:rPr/>
+      </w:pPr>
+      <w:r>
+        <w:rPr>
+          <w:rStyle w:val="Carpredefinitoparagrafo"/>
+          <w:rFonts w:eastAsia="Courier New" w:cs="Courier New" w:ascii="Helvetica" w:hAnsi="Helvetica"/>
+          <w:b/>
+          <w:bCs/>
+          <w:color w:val="4D4D4D"/>
+          <w:sz w:val="20"/>
+          <w:szCs w:val="20"/>
+          <w:shd w:fill="FFFFFF" w:val="clear"/>
+        </w:rPr>
+        <w:t>Il Committente</w:t>
+        <w:tab/>
+        <w:tab/>
+        <w:tab/>
+        <w:tab/>
+        <w:tab/>
+        <w:tab/>
+        <w:t xml:space="preserve">       La società incaricata </w:t>
+      </w:r>
+    </w:p>
+    <w:p>
+      <w:pPr>
+        <w:pStyle w:val="Normal"/>
+        <w:jc w:val="both"/>
+        <w:rPr>
+          <w:rFonts w:ascii="Helvetica" w:hAnsi="Helvetica" w:eastAsia="Courier New" w:cs="Courier New"/>
+          <w:color w:val="4D4D4D"/>
+          <w:sz w:val="20"/>
+          <w:szCs w:val="20"/>
+          <w:shd w:fill="FFFFFF" w:val="clear"/>
+        </w:rPr>
+      </w:pPr>
+      <w:r>
+        <w:rPr>
+          <w:rFonts w:eastAsia="Courier New" w:cs="Courier New" w:ascii="Helvetica" w:hAnsi="Helvetica"/>
+          <w:color w:val="4D4D4D"/>
+          <w:sz w:val="20"/>
+          <w:szCs w:val="20"/>
+          <w:shd w:fill="FFFFFF" w:val="clear"/>
+        </w:rPr>
+        <w:drawing>
+          <wp:anchor behindDoc="0" distT="0" distB="0" distL="0" distR="0" simplePos="0" locked="0" layoutInCell="0" allowOverlap="1" relativeHeight="5">
+            <wp:simplePos x="0" y="0"/>
+            <wp:positionH relativeFrom="column">
+              <wp:posOffset>3268980</wp:posOffset>
+            </wp:positionH>
+            <wp:positionV relativeFrom="paragraph">
+              <wp:posOffset>24130</wp:posOffset>
+            </wp:positionV>
+            <wp:extent cx="1797050" cy="660400"/>
+            <wp:effectExtent l="0" t="0" r="0" b="0"/>
+            <wp:wrapSquare wrapText="largest"/>
+            <wp:docPr id="4" name="Copia Immagine2 1" descr=""/>
+            <wp:cNvGraphicFramePr>
+              <a:graphicFrameLocks xmlns:a="http://schemas.openxmlformats.org/drawingml/2006/main" noChangeAspect="1"/>
+            </wp:cNvGraphicFramePr>
+            <a:graphic xmlns:a="http://schemas.openxmlformats.org/drawingml/2006/main">
+              <a:graphicData uri="http://schemas.openxmlformats.org/drawingml/2006/picture">
+                <pic:pic xmlns:pic="http://schemas.openxmlformats.org/drawingml/2006/picture">
+                  <pic:nvPicPr>
+                    <pic:cNvPr id="4" name="Copia Immagine2 1" descr=""/>
+                    <pic:cNvPicPr>
+                      <a:picLocks noChangeAspect="1" noChangeArrowheads="1"/>
+                    </pic:cNvPicPr>
+                  </pic:nvPicPr>
+                  <pic:blipFill>
+                    <a:blip r:embed="rId5"/>
+                    <a:srcRect l="0" t="0" r="1973" b="6550"/>
+                    <a:stretch>
+                      <a:fillRect/>
+                    </a:stretch>
+                  </pic:blipFill>
+                  <pic:spPr bwMode="auto">
+                    <a:xfrm>
+                      <a:off x="0" y="0"/>
+                      <a:ext cx="1797050" cy="660400"/>
+                    </a:xfrm>
+                    <a:prstGeom prst="rect">
+                      <a:avLst/>
+                    </a:prstGeom>
+                  </pic:spPr>
+                </pic:pic>
+              </a:graphicData>
+            </a:graphic>
+          </wp:anchor>
+        </w:drawing>
+      </w:r>
+    </w:p>
+    <w:p>
+      <w:pPr>
+        <w:pStyle w:val="Normal"/>
+        <w:jc w:val="both"/>
+        <w:rPr>
+          <w:rFonts w:ascii="Helvetica" w:hAnsi="Helvetica" w:eastAsia="Courier New" w:cs="Courier New"/>
+          <w:color w:val="4D4D4D"/>
+          <w:sz w:val="20"/>
+          <w:szCs w:val="20"/>
+          <w:shd w:fill="FFFFFF" w:val="clear"/>
+        </w:rPr>
+      </w:pPr>
+      <w:r>
+        <w:rPr>
+          <w:rFonts w:eastAsia="Courier New" w:cs="Courier New" w:ascii="Helvetica" w:hAnsi="Helvetica"/>
+          <w:color w:val="4D4D4D"/>
+          <w:sz w:val="20"/>
+          <w:szCs w:val="20"/>
+          <w:shd w:fill="FFFFFF" w:val="clear"/>
+        </w:rPr>
+      </w:r>
+    </w:p>
+    <w:p>
+      <w:pPr>
+        <w:pStyle w:val="Normal"/>
+        <w:jc w:val="both"/>
+        <w:rPr>
+          <w:rStyle w:val="Carpredefinitoparagrafo"/>
+          <w:rFonts w:ascii="Helvetica" w:hAnsi="Helvetica" w:eastAsia="Courier New" w:cs="Courier New"/>
           <w:color w:val="4D4D4D"/>
           <w:kern w:val="2"/>
           <w:sz w:val="20"/>
@@ -1662,15 +5843,10 @@
           <w:shd w:fill="FFFFFF" w:val="clear"/>
           <w:lang w:val="it-IT" w:eastAsia="zh-CN" w:bidi="hi-IN"/>
         </w:rPr>
-      </w:r>
-    </w:p>
-    <w:p>
-      <w:pPr>
-        <w:pStyle w:val="Normal"/>
-        <w:jc w:val="both"/>
-        <w:rPr>
-          <w:rStyle w:val="Carpredefinitoparagrafo"/>
-          <w:rFonts w:ascii="Helvetica" w:hAnsi="Helvetica" w:eastAsia="Courier New" w:cs="Courier New"/>
+      </w:pPr>
+      <w:r>
+        <w:rPr>
+          <w:rFonts w:eastAsia="Courier New" w:cs="Courier New" w:ascii="Helvetica" w:hAnsi="Helvetica"/>
           <w:color w:val="4D4D4D"/>
           <w:kern w:val="2"/>
           <w:sz w:val="20"/>
@@ -1678,616 +5854,12 @@
           <w:shd w:fill="FFFFFF" w:val="clear"/>
           <w:lang w:val="it-IT" w:eastAsia="zh-CN" w:bidi="hi-IN"/>
         </w:rPr>
-      </w:pPr>
-      <w:r>
-        <w:rPr>
-          <w:rFonts w:eastAsia="Courier New" w:cs="Courier New" w:ascii="Helvetica" w:hAnsi="Helvetica"/>
-          <w:color w:val="4D4D4D"/>
-          <w:kern w:val="2"/>
-          <w:sz w:val="20"/>
-          <w:szCs w:val="20"/>
-          <w:shd w:fill="FFFFFF" w:val="clear"/>
-          <w:lang w:val="it-IT" w:eastAsia="zh-CN" w:bidi="hi-IN"/>
-        </w:rPr>
-      </w:r>
-    </w:p>
-    <w:p>
-      <w:pPr>
-        <w:pStyle w:val="Normal"/>
-        <w:jc w:val="both"/>
-        <w:rPr>
-          <w:rStyle w:val="Carpredefinitoparagrafo"/>
-          <w:rFonts w:ascii="Helvetica" w:hAnsi="Helvetica" w:eastAsia="Courier New" w:cs="Courier New"/>
-          <w:color w:val="4D4D4D"/>
-          <w:kern w:val="2"/>
-          <w:sz w:val="20"/>
-          <w:szCs w:val="20"/>
-          <w:shd w:fill="FFFFFF" w:val="clear"/>
-          <w:lang w:val="it-IT" w:eastAsia="zh-CN" w:bidi="hi-IN"/>
-        </w:rPr>
-      </w:pPr>
-      <w:r>
-        <w:rPr>
-          <w:rStyle w:val="Carpredefinitoparagrafo"/>
-          <w:rFonts w:eastAsia="Courier New" w:cs="Courier New" w:ascii="Helvetica" w:hAnsi="Helvetica"/>
-          <w:b/>
-          <w:bCs/>
-          <w:color w:val="4D4D4D"/>
-          <w:kern w:val="2"/>
-          <w:sz w:val="20"/>
-          <w:szCs w:val="20"/>
-          <w:shd w:fill="FFFFFF" w:val="clear"/>
-          <w:lang w:val="it-IT" w:eastAsia="zh-CN" w:bidi="hi-IN"/>
-        </w:rPr>
-        <w:t>{data_incarico}</w:t>
-      </w:r>
-    </w:p>
-    <w:p>
-      <w:pPr>
-        <w:pStyle w:val="Normal"/>
-        <w:jc w:val="both"/>
-        <w:rPr>
-          <w:rStyle w:val="Carpredefinitoparagrafo"/>
-          <w:rFonts w:ascii="Helvetica" w:hAnsi="Helvetica" w:eastAsia="Courier New" w:cs="Courier New"/>
-          <w:color w:val="4D4D4D"/>
-          <w:kern w:val="2"/>
-          <w:sz w:val="20"/>
-          <w:szCs w:val="20"/>
-          <w:shd w:fill="FFFFFF" w:val="clear"/>
-          <w:lang w:val="it-IT" w:eastAsia="zh-CN" w:bidi="hi-IN"/>
-        </w:rPr>
-      </w:pPr>
-      <w:r>
-        <w:rPr>
-          <w:rStyle w:val="Carpredefinitoparagrafo"/>
-          <w:rFonts w:eastAsia="Courier New" w:cs="Courier New" w:ascii="Helvetica" w:hAnsi="Helvetica"/>
-          <w:b/>
-          <w:bCs/>
-          <w:color w:val="4D4D4D"/>
-          <w:kern w:val="2"/>
-          <w:sz w:val="20"/>
-          <w:szCs w:val="20"/>
-          <w:shd w:fill="FFFFFF" w:val="clear"/>
-          <w:lang w:val="it-IT" w:eastAsia="zh-CN" w:bidi="hi-IN"/>
-        </w:rPr>
-        <w:t>{pratica_nome}</w:t>
-      </w:r>
-    </w:p>
-    <w:p>
-      <w:pPr>
-        <w:pStyle w:val="Normal"/>
-        <w:jc w:val="both"/>
-        <w:rPr>
-          <w:rStyle w:val="Carpredefinitoparagrafo"/>
-          <w:rFonts w:ascii="Helvetica" w:hAnsi="Helvetica" w:eastAsia="Courier New" w:cs="Courier New"/>
-          <w:color w:val="4D4D4D"/>
-          <w:kern w:val="2"/>
-          <w:sz w:val="20"/>
-          <w:szCs w:val="20"/>
-          <w:shd w:fill="FFFFFF" w:val="clear"/>
-          <w:lang w:val="it-IT" w:eastAsia="zh-CN" w:bidi="hi-IN"/>
-        </w:rPr>
-      </w:pPr>
-      <w:r>
-        <w:rPr>
-          <w:rFonts w:eastAsia="Courier New" w:cs="Courier New" w:ascii="Helvetica" w:hAnsi="Helvetica"/>
-          <w:color w:val="4D4D4D"/>
-          <w:kern w:val="2"/>
-          <w:sz w:val="20"/>
-          <w:szCs w:val="20"/>
-          <w:shd w:fill="FFFFFF" w:val="clear"/>
-          <w:lang w:val="it-IT" w:eastAsia="zh-CN" w:bidi="hi-IN"/>
-        </w:rPr>
-      </w:r>
-    </w:p>
-    <w:p>
-      <w:pPr>
-        <w:pStyle w:val="Normal"/>
-        <w:jc w:val="both"/>
-        <w:rPr>
-          <w:rStyle w:val="Carpredefinitoparagrafo"/>
-          <w:rFonts w:ascii="Helvetica" w:hAnsi="Helvetica" w:eastAsia="Courier New" w:cs="Courier New"/>
-          <w:color w:val="4D4D4D"/>
-          <w:kern w:val="2"/>
-          <w:sz w:val="20"/>
-          <w:szCs w:val="20"/>
-          <w:shd w:fill="FFFFFF" w:val="clear"/>
-          <w:lang w:val="it-IT" w:eastAsia="zh-CN" w:bidi="hi-IN"/>
-        </w:rPr>
-      </w:pPr>
-      <w:r>
-        <w:rPr/>
-        <w:t>{committente_nome}</w:t>
-        <w:tab/>
-      </w:r>
-    </w:p>
-    <w:p>
-      <w:pPr>
-        <w:pStyle w:val="Normal"/>
-        <w:jc w:val="both"/>
-        <w:rPr>
-          <w:rStyle w:val="Carpredefinitoparagrafo"/>
-          <w:rFonts w:ascii="Helvetica" w:hAnsi="Helvetica" w:eastAsia="Courier New" w:cs="Courier New"/>
-          <w:color w:val="4D4D4D"/>
-          <w:kern w:val="2"/>
-          <w:sz w:val="20"/>
-          <w:szCs w:val="20"/>
-          <w:shd w:fill="FFFFFF" w:val="clear"/>
-          <w:lang w:val="it-IT" w:eastAsia="zh-CN" w:bidi="hi-IN"/>
-        </w:rPr>
-      </w:pPr>
-      <w:r>
-        <w:rPr/>
-        <w:t>{committente_cognome}</w:t>
-      </w:r>
-    </w:p>
-    <w:p>
-      <w:pPr>
-        <w:pStyle w:val="Normal"/>
-        <w:jc w:val="both"/>
-        <w:rPr>
-          <w:rStyle w:val="Carpredefinitoparagrafo"/>
-          <w:rFonts w:ascii="Helvetica" w:hAnsi="Helvetica" w:eastAsia="Courier New" w:cs="Courier New"/>
-          <w:color w:val="4D4D4D"/>
-          <w:kern w:val="2"/>
-          <w:sz w:val="20"/>
-          <w:szCs w:val="20"/>
-          <w:shd w:fill="FFFFFF" w:val="clear"/>
-          <w:lang w:val="it-IT" w:eastAsia="zh-CN" w:bidi="hi-IN"/>
-        </w:rPr>
-      </w:pPr>
-      <w:r>
-        <w:rPr/>
-        <w:t>{committente_nome_completo}</w:t>
-      </w:r>
-    </w:p>
-    <w:p>
-      <w:pPr>
-        <w:pStyle w:val="Normal"/>
-        <w:jc w:val="both"/>
-        <w:rPr>
-          <w:rStyle w:val="Carpredefinitoparagrafo"/>
-          <w:rFonts w:ascii="Helvetica" w:hAnsi="Helvetica" w:eastAsia="Courier New" w:cs="Courier New"/>
-          <w:color w:val="4D4D4D"/>
-          <w:kern w:val="2"/>
-          <w:sz w:val="20"/>
-          <w:szCs w:val="20"/>
-          <w:shd w:fill="FFFFFF" w:val="clear"/>
-          <w:lang w:val="it-IT" w:eastAsia="zh-CN" w:bidi="hi-IN"/>
-        </w:rPr>
-      </w:pPr>
-      <w:r>
-        <w:rPr/>
-        <w:t>{committente_codice_fiscale}</w:t>
-      </w:r>
-    </w:p>
-    <w:p>
-      <w:pPr>
-        <w:pStyle w:val="Normal"/>
-        <w:jc w:val="both"/>
-        <w:rPr>
-          <w:rStyle w:val="Carpredefinitoparagrafo"/>
-          <w:rFonts w:ascii="Helvetica" w:hAnsi="Helvetica" w:eastAsia="Courier New" w:cs="Courier New"/>
-          <w:color w:val="4D4D4D"/>
-          <w:kern w:val="2"/>
-          <w:sz w:val="20"/>
-          <w:szCs w:val="20"/>
-          <w:shd w:fill="FFFFFF" w:val="clear"/>
-          <w:lang w:val="it-IT" w:eastAsia="zh-CN" w:bidi="hi-IN"/>
-        </w:rPr>
-      </w:pPr>
-      <w:r>
-        <w:rPr/>
-        <w:t>{committente_data_nascita}</w:t>
-      </w:r>
-    </w:p>
-    <w:p>
-      <w:pPr>
-        <w:pStyle w:val="Normal"/>
-        <w:jc w:val="both"/>
-        <w:rPr>
-          <w:rStyle w:val="Carpredefinitoparagrafo"/>
-          <w:rFonts w:ascii="Helvetica" w:hAnsi="Helvetica" w:eastAsia="Courier New" w:cs="Courier New"/>
-          <w:color w:val="4D4D4D"/>
-          <w:kern w:val="2"/>
-          <w:sz w:val="20"/>
-          <w:szCs w:val="20"/>
-          <w:shd w:fill="FFFFFF" w:val="clear"/>
-          <w:lang w:val="it-IT" w:eastAsia="zh-CN" w:bidi="hi-IN"/>
-        </w:rPr>
-      </w:pPr>
-      <w:r>
-        <w:rPr/>
-        <w:t>{committente_luogo_nascita}</w:t>
-      </w:r>
-    </w:p>
-    <w:p>
-      <w:pPr>
-        <w:pStyle w:val="Normal"/>
-        <w:jc w:val="both"/>
-        <w:rPr>
-          <w:rStyle w:val="Carpredefinitoparagrafo"/>
-          <w:rFonts w:ascii="Helvetica" w:hAnsi="Helvetica" w:eastAsia="Courier New" w:cs="Courier New"/>
-          <w:color w:val="4D4D4D"/>
-          <w:kern w:val="2"/>
-          <w:sz w:val="20"/>
-          <w:szCs w:val="20"/>
-          <w:shd w:fill="FFFFFF" w:val="clear"/>
-          <w:lang w:val="it-IT" w:eastAsia="zh-CN" w:bidi="hi-IN"/>
-        </w:rPr>
-      </w:pPr>
-      <w:r>
-        <w:rPr/>
-        <w:t>{committente_provincia_nascita}</w:t>
-      </w:r>
-    </w:p>
-    <w:p>
-      <w:pPr>
-        <w:pStyle w:val="Normal"/>
-        <w:jc w:val="both"/>
-        <w:rPr>
-          <w:rStyle w:val="Carpredefinitoparagrafo"/>
-          <w:rFonts w:ascii="Helvetica" w:hAnsi="Helvetica" w:eastAsia="Courier New" w:cs="Courier New"/>
-          <w:color w:val="4D4D4D"/>
-          <w:kern w:val="2"/>
-          <w:sz w:val="20"/>
-          <w:szCs w:val="20"/>
-          <w:shd w:fill="FFFFFF" w:val="clear"/>
-          <w:lang w:val="it-IT" w:eastAsia="zh-CN" w:bidi="hi-IN"/>
-        </w:rPr>
-      </w:pPr>
-      <w:r>
-        <w:rPr/>
-        <w:t>{committente_quota_proprieta}</w:t>
-      </w:r>
-    </w:p>
-    <w:p>
-      <w:pPr>
-        <w:pStyle w:val="Normal"/>
-        <w:jc w:val="both"/>
-        <w:rPr>
-          <w:rStyle w:val="Carpredefinitoparagrafo"/>
-          <w:rFonts w:ascii="Helvetica" w:hAnsi="Helvetica" w:eastAsia="Courier New" w:cs="Courier New"/>
-          <w:color w:val="4D4D4D"/>
-          <w:kern w:val="2"/>
-          <w:sz w:val="20"/>
-          <w:szCs w:val="20"/>
-          <w:shd w:fill="FFFFFF" w:val="clear"/>
-          <w:lang w:val="it-IT" w:eastAsia="zh-CN" w:bidi="hi-IN"/>
-        </w:rPr>
-      </w:pPr>
-      <w:r>
-        <w:rPr>
-          <w:rFonts w:eastAsia="Courier New" w:cs="Courier New" w:ascii="Helvetica" w:hAnsi="Helvetica"/>
-          <w:color w:val="4D4D4D"/>
-          <w:kern w:val="2"/>
-          <w:sz w:val="20"/>
-          <w:szCs w:val="20"/>
-          <w:shd w:fill="FFFFFF" w:val="clear"/>
-          <w:lang w:val="it-IT" w:eastAsia="zh-CN" w:bidi="hi-IN"/>
-        </w:rPr>
-      </w:r>
-    </w:p>
-    <w:p>
-      <w:pPr>
-        <w:pStyle w:val="Normal"/>
-        <w:jc w:val="both"/>
-        <w:rPr>
-          <w:rStyle w:val="Carpredefinitoparagrafo"/>
-          <w:rFonts w:ascii="Helvetica" w:hAnsi="Helvetica" w:eastAsia="Courier New" w:cs="Courier New"/>
-          <w:color w:val="4D4D4D"/>
-          <w:kern w:val="2"/>
-          <w:sz w:val="20"/>
-          <w:szCs w:val="20"/>
-          <w:shd w:fill="FFFFFF" w:val="clear"/>
-          <w:lang w:val="it-IT" w:eastAsia="zh-CN" w:bidi="hi-IN"/>
-        </w:rPr>
-      </w:pPr>
-      <w:r>
-        <w:rPr>
-          <w:rFonts w:eastAsia="Courier New" w:cs="Courier New" w:ascii="Helvetica" w:hAnsi="Helvetica"/>
-          <w:color w:val="4D4D4D"/>
-          <w:kern w:val="2"/>
-          <w:sz w:val="20"/>
-          <w:szCs w:val="20"/>
-          <w:shd w:fill="FFFFFF" w:val="clear"/>
-          <w:lang w:val="it-IT" w:eastAsia="zh-CN" w:bidi="hi-IN"/>
-        </w:rPr>
-      </w:r>
-    </w:p>
-    <w:p>
-      <w:pPr>
-        <w:pStyle w:val="Normal"/>
-        <w:jc w:val="both"/>
-        <w:rPr>
-          <w:rStyle w:val="Carpredefinitoparagrafo"/>
-          <w:rFonts w:ascii="Helvetica" w:hAnsi="Helvetica" w:eastAsia="Courier New" w:cs="Courier New"/>
-          <w:color w:val="4D4D4D"/>
-          <w:kern w:val="2"/>
-          <w:sz w:val="20"/>
-          <w:szCs w:val="20"/>
-          <w:shd w:fill="FFFFFF" w:val="clear"/>
-          <w:lang w:val="it-IT" w:eastAsia="zh-CN" w:bidi="hi-IN"/>
-        </w:rPr>
-      </w:pPr>
-      <w:r>
-        <w:rPr/>
-        <w:t>{tipologia_intervento}</w:t>
-      </w:r>
-    </w:p>
-    <w:p>
-      <w:pPr>
-        <w:pStyle w:val="Normal"/>
-        <w:jc w:val="both"/>
-        <w:rPr>
-          <w:rStyle w:val="Carpredefinitoparagrafo"/>
-          <w:rFonts w:ascii="Helvetica" w:hAnsi="Helvetica" w:eastAsia="Courier New" w:cs="Courier New"/>
-          <w:color w:val="4D4D4D"/>
-          <w:kern w:val="2"/>
-          <w:sz w:val="20"/>
-          <w:szCs w:val="20"/>
-          <w:shd w:fill="FFFFFF" w:val="clear"/>
-          <w:lang w:val="it-IT" w:eastAsia="zh-CN" w:bidi="hi-IN"/>
-        </w:rPr>
-      </w:pPr>
-      <w:r>
-        <w:rPr>
-          <w:rFonts w:eastAsia="Courier New" w:cs="Courier New" w:ascii="Helvetica" w:hAnsi="Helvetica"/>
-          <w:color w:val="4D4D4D"/>
-          <w:kern w:val="2"/>
-          <w:sz w:val="20"/>
-          <w:szCs w:val="20"/>
-          <w:shd w:fill="FFFFFF" w:val="clear"/>
-          <w:lang w:val="it-IT" w:eastAsia="zh-CN" w:bidi="hi-IN"/>
-        </w:rPr>
-      </w:r>
-    </w:p>
-    <w:p>
-      <w:pPr>
-        <w:pStyle w:val="Normal"/>
-        <w:jc w:val="both"/>
-        <w:rPr>
-          <w:rStyle w:val="Carpredefinitoparagrafo"/>
-          <w:rFonts w:ascii="Helvetica" w:hAnsi="Helvetica" w:eastAsia="Courier New" w:cs="Courier New"/>
-          <w:color w:val="4D4D4D"/>
-          <w:kern w:val="2"/>
-          <w:sz w:val="20"/>
-          <w:szCs w:val="20"/>
-          <w:shd w:fill="FFFFFF" w:val="clear"/>
-          <w:lang w:val="it-IT" w:eastAsia="zh-CN" w:bidi="hi-IN"/>
-        </w:rPr>
-      </w:pPr>
-      <w:r>
-        <w:rPr>
-          <w:rFonts w:eastAsia="Courier New" w:cs="Courier New" w:ascii="Helvetica" w:hAnsi="Helvetica"/>
-          <w:color w:val="4D4D4D"/>
-          <w:kern w:val="2"/>
-          <w:sz w:val="20"/>
-          <w:szCs w:val="20"/>
-          <w:shd w:fill="FFFFFF" w:val="clear"/>
-          <w:lang w:val="it-IT" w:eastAsia="zh-CN" w:bidi="hi-IN"/>
-        </w:rPr>
-      </w:r>
-    </w:p>
-    <w:p>
-      <w:pPr>
-        <w:pStyle w:val="Normal"/>
-        <w:jc w:val="both"/>
-        <w:rPr>
-          <w:rStyle w:val="Carpredefinitoparagrafo"/>
-          <w:rFonts w:ascii="Helvetica" w:hAnsi="Helvetica" w:eastAsia="Courier New" w:cs="Courier New"/>
-          <w:color w:val="4D4D4D"/>
-          <w:kern w:val="2"/>
-          <w:sz w:val="20"/>
-          <w:szCs w:val="20"/>
-          <w:shd w:fill="FFFFFF" w:val="clear"/>
-          <w:lang w:val="it-IT" w:eastAsia="zh-CN" w:bidi="hi-IN"/>
-        </w:rPr>
-      </w:pPr>
-      <w:r>
-        <w:rPr>
-          <w:rFonts w:eastAsia="Courier New" w:cs="Courier New" w:ascii="Helvetica" w:hAnsi="Helvetica"/>
-          <w:color w:val="4D4D4D"/>
-          <w:kern w:val="2"/>
-          <w:sz w:val="20"/>
-          <w:szCs w:val="20"/>
-          <w:shd w:fill="FFFFFF" w:val="clear"/>
-          <w:lang w:val="it-IT" w:eastAsia="zh-CN" w:bidi="hi-IN"/>
-        </w:rPr>
-      </w:r>
-    </w:p>
-    <w:p>
-      <w:pPr>
-        <w:pStyle w:val="Normal"/>
-        <w:jc w:val="both"/>
-        <w:rPr>
-          <w:rStyle w:val="Carpredefinitoparagrafo"/>
-          <w:rFonts w:ascii="Helvetica" w:hAnsi="Helvetica" w:eastAsia="Courier New" w:cs="Courier New"/>
-          <w:color w:val="4D4D4D"/>
-          <w:kern w:val="2"/>
-          <w:sz w:val="20"/>
-          <w:szCs w:val="20"/>
-          <w:shd w:fill="FFFFFF" w:val="clear"/>
-          <w:lang w:val="it-IT" w:eastAsia="zh-CN" w:bidi="hi-IN"/>
-        </w:rPr>
-      </w:pPr>
-      <w:r>
-        <w:rPr/>
-        <w:t>{tipologia_intervento_semplice}</w:t>
-      </w:r>
-    </w:p>
-    <w:p>
-      <w:pPr>
-        <w:pStyle w:val="Normal"/>
-        <w:jc w:val="both"/>
-        <w:rPr>
-          <w:rStyle w:val="Carpredefinitoparagrafo"/>
-          <w:rFonts w:ascii="Helvetica" w:hAnsi="Helvetica" w:eastAsia="Courier New" w:cs="Courier New"/>
-          <w:color w:val="4D4D4D"/>
-          <w:kern w:val="2"/>
-          <w:sz w:val="20"/>
-          <w:szCs w:val="20"/>
-          <w:shd w:fill="FFFFFF" w:val="clear"/>
-          <w:lang w:val="it-IT" w:eastAsia="zh-CN" w:bidi="hi-IN"/>
-        </w:rPr>
-      </w:pPr>
-      <w:r>
-        <w:rPr>
-          <w:rFonts w:eastAsia="Courier New" w:cs="Courier New" w:ascii="Helvetica" w:hAnsi="Helvetica"/>
-          <w:color w:val="4D4D4D"/>
-          <w:kern w:val="2"/>
-          <w:sz w:val="20"/>
-          <w:szCs w:val="20"/>
-          <w:shd w:fill="FFFFFF" w:val="clear"/>
-          <w:lang w:val="it-IT" w:eastAsia="zh-CN" w:bidi="hi-IN"/>
-        </w:rPr>
-      </w:r>
-    </w:p>
-    <w:p>
-      <w:pPr>
-        <w:pStyle w:val="Normal"/>
-        <w:jc w:val="both"/>
-        <w:rPr>
-          <w:rStyle w:val="Carpredefinitoparagrafo"/>
-          <w:rFonts w:ascii="Helvetica" w:hAnsi="Helvetica" w:eastAsia="Courier New" w:cs="Courier New"/>
-          <w:color w:val="4D4D4D"/>
-          <w:kern w:val="2"/>
-          <w:sz w:val="20"/>
-          <w:szCs w:val="20"/>
-          <w:shd w:fill="FFFFFF" w:val="clear"/>
-          <w:lang w:val="it-IT" w:eastAsia="zh-CN" w:bidi="hi-IN"/>
-        </w:rPr>
-      </w:pPr>
-      <w:r>
-        <w:rPr>
-          <w:rFonts w:eastAsia="Courier New" w:cs="Courier New" w:ascii="Helvetica" w:hAnsi="Helvetica"/>
-          <w:color w:val="4D4D4D"/>
-          <w:kern w:val="2"/>
-          <w:sz w:val="20"/>
-          <w:szCs w:val="20"/>
-          <w:shd w:fill="FFFFFF" w:val="clear"/>
-          <w:lang w:val="it-IT" w:eastAsia="zh-CN" w:bidi="hi-IN"/>
-        </w:rPr>
-      </w:r>
-    </w:p>
-    <w:p>
-      <w:pPr>
-        <w:pStyle w:val="Normal"/>
-        <w:jc w:val="both"/>
-        <w:rPr>
-          <w:rStyle w:val="Carpredefinitoparagrafo"/>
-          <w:rFonts w:ascii="Helvetica" w:hAnsi="Helvetica" w:eastAsia="Courier New" w:cs="Courier New"/>
-          <w:color w:val="4D4D4D"/>
-          <w:kern w:val="2"/>
-          <w:sz w:val="20"/>
-          <w:szCs w:val="20"/>
-          <w:shd w:fill="FFFFFF" w:val="clear"/>
-          <w:lang w:val="it-IT" w:eastAsia="zh-CN" w:bidi="hi-IN"/>
-        </w:rPr>
-      </w:pPr>
-      <w:r>
-        <w:rPr/>
-        <w:t>{has_relazione_tecnica}</w:t>
-      </w:r>
-    </w:p>
-    <w:p>
-      <w:pPr>
-        <w:pStyle w:val="Normal"/>
-        <w:jc w:val="both"/>
-        <w:rPr>
-          <w:rStyle w:val="Carpredefinitoparagrafo"/>
-          <w:rFonts w:ascii="Helvetica" w:hAnsi="Helvetica" w:eastAsia="Courier New" w:cs="Courier New"/>
-          <w:color w:val="4D4D4D"/>
-          <w:kern w:val="2"/>
-          <w:sz w:val="20"/>
-          <w:szCs w:val="20"/>
-          <w:shd w:fill="FFFFFF" w:val="clear"/>
-          <w:lang w:val="it-IT" w:eastAsia="zh-CN" w:bidi="hi-IN"/>
-        </w:rPr>
-      </w:pPr>
-      <w:r>
-        <w:rPr>
-          <w:rFonts w:eastAsia="Courier New" w:cs="Courier New" w:ascii="Helvetica" w:hAnsi="Helvetica"/>
-          <w:color w:val="4D4D4D"/>
-          <w:kern w:val="2"/>
-          <w:sz w:val="20"/>
-          <w:szCs w:val="20"/>
-          <w:shd w:fill="FFFFFF" w:val="clear"/>
-          <w:lang w:val="it-IT" w:eastAsia="zh-CN" w:bidi="hi-IN"/>
-        </w:rPr>
-      </w:r>
-    </w:p>
-    <w:p>
-      <w:pPr>
-        <w:pStyle w:val="Normal"/>
-        <w:jc w:val="both"/>
-        <w:rPr>
-          <w:rStyle w:val="Carpredefinitoparagrafo"/>
-          <w:rFonts w:ascii="Helvetica" w:hAnsi="Helvetica" w:eastAsia="Courier New" w:cs="Courier New"/>
-          <w:color w:val="4D4D4D"/>
-          <w:kern w:val="2"/>
-          <w:sz w:val="20"/>
-          <w:szCs w:val="20"/>
-          <w:shd w:fill="FFFFFF" w:val="clear"/>
-          <w:lang w:val="it-IT" w:eastAsia="zh-CN" w:bidi="hi-IN"/>
-        </w:rPr>
-      </w:pPr>
-      <w:r>
-        <w:rPr/>
-        <w:t>{modalita_pagamento}</w:t>
-      </w:r>
-    </w:p>
-    <w:p>
-      <w:pPr>
-        <w:pStyle w:val="Normal"/>
-        <w:jc w:val="both"/>
-        <w:rPr>
-          <w:rStyle w:val="Carpredefinitoparagrafo"/>
-          <w:rFonts w:ascii="Helvetica" w:hAnsi="Helvetica" w:eastAsia="Courier New" w:cs="Courier New"/>
-          <w:color w:val="4D4D4D"/>
-          <w:kern w:val="2"/>
-          <w:sz w:val="20"/>
-          <w:szCs w:val="20"/>
-          <w:shd w:fill="FFFFFF" w:val="clear"/>
-          <w:lang w:val="it-IT" w:eastAsia="zh-CN" w:bidi="hi-IN"/>
-        </w:rPr>
-      </w:pPr>
-      <w:r>
-        <w:rPr/>
-        <w:t>{tempistica}</w:t>
-      </w:r>
-    </w:p>
-    <w:p>
-      <w:pPr>
-        <w:pStyle w:val="Normal"/>
-        <w:jc w:val="both"/>
-        <w:rPr>
-          <w:rStyle w:val="Carpredefinitoparagrafo"/>
-          <w:rFonts w:ascii="Helvetica" w:hAnsi="Helvetica" w:eastAsia="Courier New" w:cs="Courier New"/>
-          <w:color w:val="4D4D4D"/>
-          <w:kern w:val="2"/>
-          <w:sz w:val="20"/>
-          <w:szCs w:val="20"/>
-          <w:shd w:fill="FFFFFF" w:val="clear"/>
-          <w:lang w:val="it-IT" w:eastAsia="zh-CN" w:bidi="hi-IN"/>
-        </w:rPr>
-      </w:pPr>
-      <w:r>
-        <w:rPr>
-          <w:rFonts w:eastAsia="Courier New" w:cs="Courier New" w:ascii="Helvetica" w:hAnsi="Helvetica"/>
-          <w:color w:val="4D4D4D"/>
-          <w:kern w:val="2"/>
-          <w:sz w:val="20"/>
-          <w:szCs w:val="20"/>
-          <w:shd w:fill="FFFFFF" w:val="clear"/>
-          <w:lang w:val="it-IT" w:eastAsia="zh-CN" w:bidi="hi-IN"/>
-        </w:rPr>
       </w:r>
     </w:p>
     <w:sectPr>
-      <w:footerReference w:type="even" r:id="rId3"/>
-      <w:footerReference w:type="default" r:id="rId4"/>
-      <w:footerReference w:type="first" r:id="rId5"/>
+      <w:footerReference w:type="even" r:id="rId6"/>
+      <w:footerReference w:type="default" r:id="rId7"/>
+      <w:footerReference w:type="first" r:id="rId8"/>
       <w:type w:val="nextPage"/>
       <w:pgSz w:w="11906" w:h="16838"/>
       <w:pgMar w:left="1134" w:right="1134" w:gutter="0" w:header="0" w:top="1134" w:footer="720" w:bottom="1134"/>
@@ -2301,7 +5873,7 @@
 </file>
 
 <file path=word/footer1.xml><?xml version="1.0" encoding="utf-8"?>
-<w:ftr xmlns:o="urn:schemas-microsoft-com:office:office" xmlns:r="http://schemas.openxmlformats.org/officeDocument/2006/relationships" xmlns:v="urn:schemas-microsoft-com:vml" xmlns:w="http://schemas.openxmlformats.org/wordprocessingml/2006/main" xmlns:w10="urn:schemas-microsoft-com:office:word" xmlns:wp="http://schemas.openxmlformats.org/drawingml/2006/wordprocessingDrawing" xmlns:pic="http://schemas.openxmlformats.org/drawingml/2006/picture" xmlns:wps="http://schemas.microsoft.com/office/word/2010/wordprocessingShape" xmlns:wpg="http://schemas.microsoft.com/office/word/2010/wordprocessingGroup" xmlns:mc="http://schemas.openxmlformats.org/markup-compatibility/2006" xmlns:wp14="http://schemas.microsoft.com/office/word/2010/wordprocessingDrawing" xmlns:w14="http://schemas.microsoft.com/office/word/2010/wordml" xmlns:w15="http://schemas.microsoft.com/office/word/2012/wordml" mc:Ignorable="w14 wp14 w15">
+<w:ftr xmlns:o="urn:schemas-microsoft-com:office:office" xmlns:r="http://schemas.openxmlformats.org/officeDocument/2006/relationships" xmlns:v="urn:schemas-microsoft-com:vml" xmlns:w="http://schemas.openxmlformats.org/wordprocessingml/2006/main" xmlns:w10="urn:schemas-microsoft-com:office:word" xmlns:wp="http://schemas.openxmlformats.org/drawingml/2006/wordprocessingDrawing" xmlns:wps="http://schemas.microsoft.com/office/word/2010/wordprocessingShape" xmlns:wpg="http://schemas.microsoft.com/office/word/2010/wordprocessingGroup" xmlns:mc="http://schemas.openxmlformats.org/markup-compatibility/2006" xmlns:wp14="http://schemas.microsoft.com/office/word/2010/wordprocessingDrawing" xmlns:w14="http://schemas.microsoft.com/office/word/2010/wordml" xmlns:w15="http://schemas.microsoft.com/office/word/2012/wordml" mc:Ignorable="w14 wp14 w15">
   <w:p>
     <w:pPr>
       <w:pStyle w:val="Footer"/>
@@ -2315,7 +5887,7 @@
 </file>
 
 <file path=word/footer2.xml><?xml version="1.0" encoding="utf-8"?>
-<w:ftr xmlns:o="urn:schemas-microsoft-com:office:office" xmlns:r="http://schemas.openxmlformats.org/officeDocument/2006/relationships" xmlns:v="urn:schemas-microsoft-com:vml" xmlns:w="http://schemas.openxmlformats.org/wordprocessingml/2006/main" xmlns:w10="urn:schemas-microsoft-com:office:word" xmlns:wp="http://schemas.openxmlformats.org/drawingml/2006/wordprocessingDrawing" xmlns:pic="http://schemas.openxmlformats.org/drawingml/2006/picture" xmlns:wps="http://schemas.microsoft.com/office/word/2010/wordprocessingShape" xmlns:wpg="http://schemas.microsoft.com/office/word/2010/wordprocessingGroup" xmlns:mc="http://schemas.openxmlformats.org/markup-compatibility/2006" xmlns:wp14="http://schemas.microsoft.com/office/word/2010/wordprocessingDrawing" xmlns:w14="http://schemas.microsoft.com/office/word/2010/wordml" xmlns:w15="http://schemas.microsoft.com/office/word/2012/wordml" mc:Ignorable="w14 wp14 w15">
+<w:ftr xmlns:o="urn:schemas-microsoft-com:office:office" xmlns:r="http://schemas.openxmlformats.org/officeDocument/2006/relationships" xmlns:v="urn:schemas-microsoft-com:vml" xmlns:w="http://schemas.openxmlformats.org/wordprocessingml/2006/main" xmlns:w10="urn:schemas-microsoft-com:office:word" xmlns:wp="http://schemas.openxmlformats.org/drawingml/2006/wordprocessingDrawing" xmlns:wps="http://schemas.microsoft.com/office/word/2010/wordprocessingShape" xmlns:wpg="http://schemas.microsoft.com/office/word/2010/wordprocessingGroup" xmlns:mc="http://schemas.openxmlformats.org/markup-compatibility/2006" xmlns:wp14="http://schemas.microsoft.com/office/word/2010/wordprocessingDrawing" xmlns:w14="http://schemas.microsoft.com/office/word/2010/wordml" xmlns:w15="http://schemas.microsoft.com/office/word/2012/wordml" mc:Ignorable="w14 wp14 w15">
   <w:p>
     <w:pPr>
       <w:pStyle w:val="Footer"/>
@@ -2329,7 +5901,7 @@
 </file>
 
 <file path=word/footer3.xml><?xml version="1.0" encoding="utf-8"?>
-<w:ftr xmlns:o="urn:schemas-microsoft-com:office:office" xmlns:r="http://schemas.openxmlformats.org/officeDocument/2006/relationships" xmlns:v="urn:schemas-microsoft-com:vml" xmlns:w="http://schemas.openxmlformats.org/wordprocessingml/2006/main" xmlns:w10="urn:schemas-microsoft-com:office:word" xmlns:wp="http://schemas.openxmlformats.org/drawingml/2006/wordprocessingDrawing" xmlns:pic="http://schemas.openxmlformats.org/drawingml/2006/picture" xmlns:wps="http://schemas.microsoft.com/office/word/2010/wordprocessingShape" xmlns:wpg="http://schemas.microsoft.com/office/word/2010/wordprocessingGroup" xmlns:mc="http://schemas.openxmlformats.org/markup-compatibility/2006" xmlns:wp14="http://schemas.microsoft.com/office/word/2010/wordprocessingDrawing" xmlns:w14="http://schemas.microsoft.com/office/word/2010/wordml" xmlns:w15="http://schemas.microsoft.com/office/word/2012/wordml" mc:Ignorable="w14 wp14 w15">
+<w:ftr xmlns:o="urn:schemas-microsoft-com:office:office" xmlns:r="http://schemas.openxmlformats.org/officeDocument/2006/relationships" xmlns:v="urn:schemas-microsoft-com:vml" xmlns:w="http://schemas.openxmlformats.org/wordprocessingml/2006/main" xmlns:w10="urn:schemas-microsoft-com:office:word" xmlns:wp="http://schemas.openxmlformats.org/drawingml/2006/wordprocessingDrawing" xmlns:wps="http://schemas.microsoft.com/office/word/2010/wordprocessingShape" xmlns:wpg="http://schemas.microsoft.com/office/word/2010/wordprocessingGroup" xmlns:mc="http://schemas.openxmlformats.org/markup-compatibility/2006" xmlns:wp14="http://schemas.microsoft.com/office/word/2010/wordprocessingDrawing" xmlns:w14="http://schemas.microsoft.com/office/word/2010/wordml" xmlns:w15="http://schemas.microsoft.com/office/word/2012/wordml" mc:Ignorable="w14 wp14 w15">
   <w:p>
     <w:pPr>
       <w:pStyle w:val="Footer"/>
@@ -2340,6 +5912,413 @@
     </w:r>
   </w:p>
 </w:ftr>
+</file>
+
+<file path=word/numbering.xml><?xml version="1.0" encoding="utf-8"?>
+<w:numbering xmlns:w="http://schemas.openxmlformats.org/wordprocessingml/2006/main" xmlns:o="urn:schemas-microsoft-com:office:office" xmlns:r="http://schemas.openxmlformats.org/officeDocument/2006/relationships" xmlns:v="urn:schemas-microsoft-com:vml" xmlns:mc="http://schemas.openxmlformats.org/markup-compatibility/2006" xmlns:w14="http://schemas.microsoft.com/office/word/2010/wordml" mc:Ignorable="w14">
+  <w:abstractNum w:abstractNumId="1">
+    <w:lvl w:ilvl="0">
+      <w:start w:val="1"/>
+      <w:numFmt w:val="bullet"/>
+      <w:lvlText w:val=""/>
+      <w:lvlJc w:val="left"/>
+      <w:pPr>
+        <w:tabs>
+          <w:tab w:val="num" w:pos="720"/>
+        </w:tabs>
+        <w:ind w:left="720" w:hanging="360"/>
+      </w:pPr>
+      <w:rPr>
+        <w:rFonts w:ascii="Symbol" w:hAnsi="Symbol" w:cs="Symbol" w:hint="default"/>
+      </w:rPr>
+    </w:lvl>
+    <w:lvl w:ilvl="1">
+      <w:start w:val="1"/>
+      <w:numFmt w:val="bullet"/>
+      <w:lvlText w:val="◦"/>
+      <w:lvlJc w:val="left"/>
+      <w:pPr>
+        <w:tabs>
+          <w:tab w:val="num" w:pos="1080"/>
+        </w:tabs>
+        <w:ind w:left="1080" w:hanging="360"/>
+      </w:pPr>
+      <w:rPr>
+        <w:rFonts w:ascii="OpenSymbol" w:hAnsi="OpenSymbol" w:cs="OpenSymbol" w:hint="default"/>
+      </w:rPr>
+    </w:lvl>
+    <w:lvl w:ilvl="2">
+      <w:start w:val="1"/>
+      <w:numFmt w:val="bullet"/>
+      <w:lvlText w:val="▪"/>
+      <w:lvlJc w:val="left"/>
+      <w:pPr>
+        <w:tabs>
+          <w:tab w:val="num" w:pos="1440"/>
+        </w:tabs>
+        <w:ind w:left="1440" w:hanging="360"/>
+      </w:pPr>
+      <w:rPr>
+        <w:rFonts w:ascii="OpenSymbol" w:hAnsi="OpenSymbol" w:cs="OpenSymbol" w:hint="default"/>
+      </w:rPr>
+    </w:lvl>
+    <w:lvl w:ilvl="3">
+      <w:start w:val="1"/>
+      <w:numFmt w:val="bullet"/>
+      <w:lvlText w:val=""/>
+      <w:lvlJc w:val="left"/>
+      <w:pPr>
+        <w:tabs>
+          <w:tab w:val="num" w:pos="1800"/>
+        </w:tabs>
+        <w:ind w:left="1800" w:hanging="360"/>
+      </w:pPr>
+      <w:rPr>
+        <w:rFonts w:ascii="Symbol" w:hAnsi="Symbol" w:cs="Symbol" w:hint="default"/>
+      </w:rPr>
+    </w:lvl>
+    <w:lvl w:ilvl="4">
+      <w:start w:val="1"/>
+      <w:numFmt w:val="bullet"/>
+      <w:lvlText w:val="◦"/>
+      <w:lvlJc w:val="left"/>
+      <w:pPr>
+        <w:tabs>
+          <w:tab w:val="num" w:pos="2160"/>
+        </w:tabs>
+        <w:ind w:left="2160" w:hanging="360"/>
+      </w:pPr>
+      <w:rPr>
+        <w:rFonts w:ascii="OpenSymbol" w:hAnsi="OpenSymbol" w:cs="OpenSymbol" w:hint="default"/>
+      </w:rPr>
+    </w:lvl>
+    <w:lvl w:ilvl="5">
+      <w:start w:val="1"/>
+      <w:numFmt w:val="bullet"/>
+      <w:lvlText w:val="▪"/>
+      <w:lvlJc w:val="left"/>
+      <w:pPr>
+        <w:tabs>
+          <w:tab w:val="num" w:pos="2520"/>
+        </w:tabs>
+        <w:ind w:left="2520" w:hanging="360"/>
+      </w:pPr>
+      <w:rPr>
+        <w:rFonts w:ascii="OpenSymbol" w:hAnsi="OpenSymbol" w:cs="OpenSymbol" w:hint="default"/>
+      </w:rPr>
+    </w:lvl>
+    <w:lvl w:ilvl="6">
+      <w:start w:val="1"/>
+      <w:numFmt w:val="bullet"/>
+      <w:lvlText w:val=""/>
+      <w:lvlJc w:val="left"/>
+      <w:pPr>
+        <w:tabs>
+          <w:tab w:val="num" w:pos="2880"/>
+        </w:tabs>
+        <w:ind w:left="2880" w:hanging="360"/>
+      </w:pPr>
+      <w:rPr>
+        <w:rFonts w:ascii="Symbol" w:hAnsi="Symbol" w:cs="Symbol" w:hint="default"/>
+      </w:rPr>
+    </w:lvl>
+    <w:lvl w:ilvl="7">
+      <w:start w:val="1"/>
+      <w:numFmt w:val="bullet"/>
+      <w:lvlText w:val="◦"/>
+      <w:lvlJc w:val="left"/>
+      <w:pPr>
+        <w:tabs>
+          <w:tab w:val="num" w:pos="3240"/>
+        </w:tabs>
+        <w:ind w:left="3240" w:hanging="360"/>
+      </w:pPr>
+      <w:rPr>
+        <w:rFonts w:ascii="OpenSymbol" w:hAnsi="OpenSymbol" w:cs="OpenSymbol" w:hint="default"/>
+      </w:rPr>
+    </w:lvl>
+    <w:lvl w:ilvl="8">
+      <w:start w:val="1"/>
+      <w:numFmt w:val="bullet"/>
+      <w:lvlText w:val="▪"/>
+      <w:lvlJc w:val="left"/>
+      <w:pPr>
+        <w:tabs>
+          <w:tab w:val="num" w:pos="3600"/>
+        </w:tabs>
+        <w:ind w:left="3600" w:hanging="360"/>
+      </w:pPr>
+      <w:rPr>
+        <w:rFonts w:ascii="OpenSymbol" w:hAnsi="OpenSymbol" w:cs="OpenSymbol" w:hint="default"/>
+      </w:rPr>
+    </w:lvl>
+  </w:abstractNum>
+  <w:abstractNum w:abstractNumId="2">
+    <w:lvl w:ilvl="0">
+      <w:start w:val="1"/>
+      <w:numFmt w:val="bullet"/>
+      <w:lvlText w:val=""/>
+      <w:lvlJc w:val="left"/>
+      <w:pPr>
+        <w:tabs>
+          <w:tab w:val="num" w:pos="720"/>
+        </w:tabs>
+        <w:ind w:left="720" w:hanging="360"/>
+      </w:pPr>
+      <w:rPr>
+        <w:rFonts w:ascii="Symbol" w:hAnsi="Symbol" w:cs="Symbol" w:hint="default"/>
+      </w:rPr>
+    </w:lvl>
+    <w:lvl w:ilvl="1">
+      <w:start w:val="1"/>
+      <w:numFmt w:val="bullet"/>
+      <w:lvlText w:val="◦"/>
+      <w:lvlJc w:val="left"/>
+      <w:pPr>
+        <w:tabs>
+          <w:tab w:val="num" w:pos="1080"/>
+        </w:tabs>
+        <w:ind w:left="1080" w:hanging="360"/>
+      </w:pPr>
+      <w:rPr>
+        <w:rFonts w:ascii="OpenSymbol" w:hAnsi="OpenSymbol" w:cs="OpenSymbol" w:hint="default"/>
+      </w:rPr>
+    </w:lvl>
+    <w:lvl w:ilvl="2">
+      <w:start w:val="1"/>
+      <w:numFmt w:val="bullet"/>
+      <w:lvlText w:val="▪"/>
+      <w:lvlJc w:val="left"/>
+      <w:pPr>
+        <w:tabs>
+          <w:tab w:val="num" w:pos="1440"/>
+        </w:tabs>
+        <w:ind w:left="1440" w:hanging="360"/>
+      </w:pPr>
+      <w:rPr>
+        <w:rFonts w:ascii="OpenSymbol" w:hAnsi="OpenSymbol" w:cs="OpenSymbol" w:hint="default"/>
+      </w:rPr>
+    </w:lvl>
+    <w:lvl w:ilvl="3">
+      <w:start w:val="1"/>
+      <w:numFmt w:val="bullet"/>
+      <w:lvlText w:val=""/>
+      <w:lvlJc w:val="left"/>
+      <w:pPr>
+        <w:tabs>
+          <w:tab w:val="num" w:pos="1800"/>
+        </w:tabs>
+        <w:ind w:left="1800" w:hanging="360"/>
+      </w:pPr>
+      <w:rPr>
+        <w:rFonts w:ascii="Symbol" w:hAnsi="Symbol" w:cs="Symbol" w:hint="default"/>
+      </w:rPr>
+    </w:lvl>
+    <w:lvl w:ilvl="4">
+      <w:start w:val="1"/>
+      <w:numFmt w:val="bullet"/>
+      <w:lvlText w:val="◦"/>
+      <w:lvlJc w:val="left"/>
+      <w:pPr>
+        <w:tabs>
+          <w:tab w:val="num" w:pos="2160"/>
+        </w:tabs>
+        <w:ind w:left="2160" w:hanging="360"/>
+      </w:pPr>
+      <w:rPr>
+        <w:rFonts w:ascii="OpenSymbol" w:hAnsi="OpenSymbol" w:cs="OpenSymbol" w:hint="default"/>
+      </w:rPr>
+    </w:lvl>
+    <w:lvl w:ilvl="5">
+      <w:start w:val="1"/>
+      <w:numFmt w:val="bullet"/>
+      <w:lvlText w:val="▪"/>
+      <w:lvlJc w:val="left"/>
+      <w:pPr>
+        <w:tabs>
+          <w:tab w:val="num" w:pos="2520"/>
+        </w:tabs>
+        <w:ind w:left="2520" w:hanging="360"/>
+      </w:pPr>
+      <w:rPr>
+        <w:rFonts w:ascii="OpenSymbol" w:hAnsi="OpenSymbol" w:cs="OpenSymbol" w:hint="default"/>
+      </w:rPr>
+    </w:lvl>
+    <w:lvl w:ilvl="6">
+      <w:start w:val="1"/>
+      <w:numFmt w:val="bullet"/>
+      <w:lvlText w:val=""/>
+      <w:lvlJc w:val="left"/>
+      <w:pPr>
+        <w:tabs>
+          <w:tab w:val="num" w:pos="2880"/>
+        </w:tabs>
+        <w:ind w:left="2880" w:hanging="360"/>
+      </w:pPr>
+      <w:rPr>
+        <w:rFonts w:ascii="Symbol" w:hAnsi="Symbol" w:cs="Symbol" w:hint="default"/>
+      </w:rPr>
+    </w:lvl>
+    <w:lvl w:ilvl="7">
+      <w:start w:val="1"/>
+      <w:numFmt w:val="bullet"/>
+      <w:lvlText w:val="◦"/>
+      <w:lvlJc w:val="left"/>
+      <w:pPr>
+        <w:tabs>
+          <w:tab w:val="num" w:pos="3240"/>
+        </w:tabs>
+        <w:ind w:left="3240" w:hanging="360"/>
+      </w:pPr>
+      <w:rPr>
+        <w:rFonts w:ascii="OpenSymbol" w:hAnsi="OpenSymbol" w:cs="OpenSymbol" w:hint="default"/>
+      </w:rPr>
+    </w:lvl>
+    <w:lvl w:ilvl="8">
+      <w:start w:val="1"/>
+      <w:numFmt w:val="bullet"/>
+      <w:lvlText w:val="▪"/>
+      <w:lvlJc w:val="left"/>
+      <w:pPr>
+        <w:tabs>
+          <w:tab w:val="num" w:pos="3600"/>
+        </w:tabs>
+        <w:ind w:left="3600" w:hanging="360"/>
+      </w:pPr>
+      <w:rPr>
+        <w:rFonts w:ascii="OpenSymbol" w:hAnsi="OpenSymbol" w:cs="OpenSymbol" w:hint="default"/>
+      </w:rPr>
+    </w:lvl>
+  </w:abstractNum>
+  <w:abstractNum w:abstractNumId="3">
+    <w:lvl w:ilvl="0">
+      <w:start w:val="1"/>
+      <w:numFmt w:val="none"/>
+      <w:suff w:val="nothing"/>
+      <w:lvlText w:val=""/>
+      <w:lvlJc w:val="left"/>
+      <w:pPr>
+        <w:tabs>
+          <w:tab w:val="num" w:pos="0"/>
+        </w:tabs>
+        <w:ind w:left="0" w:hanging="0"/>
+      </w:pPr>
+    </w:lvl>
+    <w:lvl w:ilvl="1">
+      <w:start w:val="1"/>
+      <w:numFmt w:val="none"/>
+      <w:suff w:val="nothing"/>
+      <w:lvlText w:val=""/>
+      <w:lvlJc w:val="left"/>
+      <w:pPr>
+        <w:tabs>
+          <w:tab w:val="num" w:pos="0"/>
+        </w:tabs>
+        <w:ind w:left="0" w:hanging="0"/>
+      </w:pPr>
+    </w:lvl>
+    <w:lvl w:ilvl="2">
+      <w:start w:val="1"/>
+      <w:numFmt w:val="none"/>
+      <w:suff w:val="nothing"/>
+      <w:lvlText w:val=""/>
+      <w:lvlJc w:val="left"/>
+      <w:pPr>
+        <w:tabs>
+          <w:tab w:val="num" w:pos="0"/>
+        </w:tabs>
+        <w:ind w:left="0" w:hanging="0"/>
+      </w:pPr>
+    </w:lvl>
+    <w:lvl w:ilvl="3">
+      <w:start w:val="1"/>
+      <w:numFmt w:val="none"/>
+      <w:suff w:val="nothing"/>
+      <w:lvlText w:val=""/>
+      <w:lvlJc w:val="left"/>
+      <w:pPr>
+        <w:tabs>
+          <w:tab w:val="num" w:pos="0"/>
+        </w:tabs>
+        <w:ind w:left="0" w:hanging="0"/>
+      </w:pPr>
+    </w:lvl>
+    <w:lvl w:ilvl="4">
+      <w:start w:val="1"/>
+      <w:numFmt w:val="none"/>
+      <w:suff w:val="nothing"/>
+      <w:lvlText w:val=""/>
+      <w:lvlJc w:val="left"/>
+      <w:pPr>
+        <w:tabs>
+          <w:tab w:val="num" w:pos="0"/>
+        </w:tabs>
+        <w:ind w:left="0" w:hanging="0"/>
+      </w:pPr>
+    </w:lvl>
+    <w:lvl w:ilvl="5">
+      <w:start w:val="1"/>
+      <w:numFmt w:val="none"/>
+      <w:suff w:val="nothing"/>
+      <w:lvlText w:val=""/>
+      <w:lvlJc w:val="left"/>
+      <w:pPr>
+        <w:tabs>
+          <w:tab w:val="num" w:pos="0"/>
+        </w:tabs>
+        <w:ind w:left="0" w:hanging="0"/>
+      </w:pPr>
+    </w:lvl>
+    <w:lvl w:ilvl="6">
+      <w:start w:val="1"/>
+      <w:numFmt w:val="none"/>
+      <w:suff w:val="nothing"/>
+      <w:lvlText w:val=""/>
+      <w:lvlJc w:val="left"/>
+      <w:pPr>
+        <w:tabs>
+          <w:tab w:val="num" w:pos="0"/>
+        </w:tabs>
+        <w:ind w:left="0" w:hanging="0"/>
+      </w:pPr>
+    </w:lvl>
+    <w:lvl w:ilvl="7">
+      <w:start w:val="1"/>
+      <w:numFmt w:val="none"/>
+      <w:suff w:val="nothing"/>
+      <w:lvlText w:val=""/>
+      <w:lvlJc w:val="left"/>
+      <w:pPr>
+        <w:tabs>
+          <w:tab w:val="num" w:pos="0"/>
+        </w:tabs>
+        <w:ind w:left="0" w:hanging="0"/>
+      </w:pPr>
+    </w:lvl>
+    <w:lvl w:ilvl="8">
+      <w:start w:val="1"/>
+      <w:numFmt w:val="none"/>
+      <w:suff w:val="nothing"/>
+      <w:lvlText w:val=""/>
+      <w:lvlJc w:val="left"/>
+      <w:pPr>
+        <w:tabs>
+          <w:tab w:val="num" w:pos="0"/>
+        </w:tabs>
+        <w:ind w:left="0" w:hanging="0"/>
+      </w:pPr>
+    </w:lvl>
+  </w:abstractNum>
+  <w:num w:numId="1">
+    <w:abstractNumId w:val="1"/>
+  </w:num>
+  <w:num w:numId="2">
+    <w:abstractNumId w:val="2"/>
+  </w:num>
+  <w:num w:numId="3">
+    <w:abstractNumId w:val="3"/>
+  </w:num>
+</w:numbering>
 </file>
 
 <file path=word/styles.xml><?xml version="1.0" encoding="utf-8"?>
@@ -2754,7 +6733,7 @@
     </w:rPr>
   </w:style>
   <w:style w:type="paragraph" w:styleId="Heading1">
-    <w:name w:val="heading 1"/>
+    <w:name w:val="Heading 1"/>
     <w:basedOn w:val="Standard"/>
     <w:qFormat/>
     <w:pPr>
@@ -2787,15 +6766,15 @@
       <w:u w:val="single"/>
     </w:rPr>
   </w:style>
-  <w:style w:type="character" w:styleId="Puntiuser" w:customStyle="1">
-    <w:name w:val="Punti (user)"/>
+  <w:style w:type="character" w:styleId="Punti" w:customStyle="1">
+    <w:name w:val="Punti"/>
     <w:qFormat/>
     <w:rPr>
       <w:rFonts w:ascii="OpenSymbol" w:hAnsi="OpenSymbol" w:eastAsia="OpenSymbol" w:cs="OpenSymbol"/>
     </w:rPr>
   </w:style>
-  <w:style w:type="character" w:styleId="Caratteridinumerazioneuser" w:customStyle="1">
-    <w:name w:val="Caratteri di numerazione (user)"/>
+  <w:style w:type="character" w:styleId="Caratteridinumerazione" w:customStyle="1">
+    <w:name w:val="Caratteri di numerazione"/>
     <w:qFormat/>
     <w:rPr/>
   </w:style>
@@ -2814,7 +6793,7 @@
   </w:style>
   <w:style w:type="paragraph" w:styleId="Titolo">
     <w:name w:val="Titolo"/>
-    <w:basedOn w:val="Normal"/>
+    <w:basedOn w:val="Standard"/>
     <w:next w:val="BodyText"/>
     <w:qFormat/>
     <w:pPr>
@@ -2842,7 +6821,7 @@
     <w:rPr/>
   </w:style>
   <w:style w:type="paragraph" w:styleId="Caption">
-    <w:name w:val="caption"/>
+    <w:name w:val="Caption"/>
     <w:basedOn w:val="Normal"/>
     <w:qFormat/>
     <w:pPr>
@@ -2859,7 +6838,7 @@
   </w:style>
   <w:style w:type="paragraph" w:styleId="Indice">
     <w:name w:val="Indice"/>
-    <w:basedOn w:val="Normal"/>
+    <w:basedOn w:val="Standard"/>
     <w:qFormat/>
     <w:pPr>
       <w:suppressLineNumbers/>
@@ -2868,31 +6847,7 @@
       <w:rFonts w:cs="Arial"/>
     </w:rPr>
   </w:style>
-  <w:style w:type="paragraph" w:styleId="Titolouser" w:customStyle="1">
-    <w:name w:val="Titolo (user)"/>
-    <w:basedOn w:val="Standard"/>
-    <w:next w:val="Textbody"/>
-    <w:qFormat/>
-    <w:pPr>
-      <w:keepNext w:val="true"/>
-      <w:spacing w:before="240" w:after="120"/>
-    </w:pPr>
-    <w:rPr>
-      <w:rFonts w:ascii="Liberation Sans" w:hAnsi="Liberation Sans" w:eastAsia="Microsoft YaHei" w:cs="Liberation Sans"/>
-      <w:sz w:val="28"/>
-      <w:szCs w:val="28"/>
-    </w:rPr>
-  </w:style>
-  <w:style w:type="paragraph" w:styleId="Indiceuser" w:customStyle="1">
-    <w:name w:val="Indice (user)"/>
-    <w:basedOn w:val="Standard"/>
-    <w:qFormat/>
-    <w:pPr>
-      <w:suppressLineNumbers/>
-    </w:pPr>
-    <w:rPr/>
-  </w:style>
-  <w:style w:type="paragraph" w:styleId="caption1">
+  <w:style w:type="paragraph" w:styleId="Caption1">
     <w:name w:val="caption1"/>
     <w:basedOn w:val="Normal"/>
     <w:qFormat/>
@@ -2908,8 +6863,24 @@
       <w:szCs w:val="24"/>
     </w:rPr>
   </w:style>
-  <w:style w:type="paragraph" w:styleId="caption11">
+  <w:style w:type="paragraph" w:styleId="Caption11">
     <w:name w:val="caption11"/>
+    <w:basedOn w:val="Normal"/>
+    <w:qFormat/>
+    <w:pPr>
+      <w:suppressLineNumbers/>
+      <w:spacing w:before="120" w:after="120"/>
+    </w:pPr>
+    <w:rPr>
+      <w:rFonts w:cs="Arial Unicode MS"/>
+      <w:i/>
+      <w:iCs/>
+      <w:sz w:val="24"/>
+      <w:szCs w:val="24"/>
+    </w:rPr>
+  </w:style>
+  <w:style w:type="paragraph" w:styleId="Caption111">
+    <w:name w:val="caption111"/>
     <w:basedOn w:val="Standard"/>
     <w:qFormat/>
     <w:pPr>
@@ -2950,8 +6921,8 @@
     </w:pPr>
     <w:rPr/>
   </w:style>
-  <w:style w:type="paragraph" w:styleId="Citazioneinbloccouser" w:customStyle="1">
-    <w:name w:val="Citazione in blocco (user)"/>
+  <w:style w:type="paragraph" w:styleId="Citazioneinblocco" w:customStyle="1">
+    <w:name w:val="Citazione in blocco"/>
     <w:basedOn w:val="Standard"/>
     <w:qFormat/>
     <w:pPr>
@@ -2985,13 +6956,6 @@
       <w:lang w:eastAsia="en-US" w:bidi="ar-SA"/>
     </w:rPr>
   </w:style>
-  <w:style w:type="paragraph" w:styleId="Intestazioneepidipaginauser">
-    <w:name w:val="Intestazione e piè di pagina (user)"/>
-    <w:basedOn w:val="Normal"/>
-    <w:qFormat/>
-    <w:pPr/>
-    <w:rPr/>
-  </w:style>
   <w:style w:type="paragraph" w:styleId="Intestazioneepidipagina">
     <w:name w:val="Intestazione e piè di pagina"/>
     <w:basedOn w:val="Normal"/>
@@ -3000,14 +6964,14 @@
     <w:rPr/>
   </w:style>
   <w:style w:type="paragraph" w:styleId="Footer">
-    <w:name w:val="footer"/>
-    <w:basedOn w:val="Intestazioneepidipaginauser"/>
+    <w:name w:val="Footer"/>
+    <w:basedOn w:val="Intestazioneepidipagina"/>
     <w:pPr/>
     <w:rPr/>
   </w:style>
   <w:style w:type="paragraph" w:styleId="Header">
-    <w:name w:val="header"/>
-    <w:basedOn w:val="Intestazioneepidipaginauser"/>
+    <w:name w:val="Header"/>
+    <w:basedOn w:val="Intestazioneepidipagina"/>
     <w:pPr>
       <w:tabs>
         <w:tab w:val="clear" w:pos="709"/>
@@ -3017,38 +6981,15 @@
     </w:pPr>
     <w:rPr/>
   </w:style>
-  <w:style w:type="paragraph" w:styleId="Contenutocorniceuser" w:customStyle="1">
-    <w:name w:val="Contenuto cornice (user)"/>
+  <w:style w:type="paragraph" w:styleId="Contenutocornice" w:customStyle="1">
+    <w:name w:val="Contenuto cornice"/>
     <w:basedOn w:val="Standard"/>
     <w:qFormat/>
     <w:pPr/>
     <w:rPr/>
   </w:style>
-  <w:style w:type="paragraph" w:styleId="Contenutotabellauser">
-    <w:name w:val="Contenuto tabella (user)"/>
-    <w:basedOn w:val="Normal"/>
-    <w:qFormat/>
-    <w:pPr>
-      <w:widowControl w:val="false"/>
-      <w:suppressLineNumbers/>
-    </w:pPr>
-    <w:rPr/>
-  </w:style>
-  <w:style w:type="paragraph" w:styleId="Titolotabellauser">
-    <w:name w:val="Titolo tabella (user)"/>
-    <w:basedOn w:val="Contenutotabellauser"/>
-    <w:qFormat/>
-    <w:pPr>
-      <w:suppressLineNumbers/>
-      <w:jc w:val="center"/>
-    </w:pPr>
-    <w:rPr>
-      <w:b/>
-      <w:bCs/>
-    </w:rPr>
-  </w:style>
-  <w:style w:type="numbering" w:styleId="Nessunelencouser" w:default="1">
-    <w:name w:val="Nessun elenco (user)"/>
+  <w:style w:type="numbering" w:styleId="Nessunelenco" w:default="1">
+    <w:name w:val="Nessun elenco"/>
     <w:uiPriority w:val="99"/>
     <w:semiHidden/>
     <w:unhideWhenUsed/>
